--- a/docs/Architecture_Document.docx
+++ b/docs/Architecture_Document.docx
@@ -3336,34 +3336,19 @@
         </w:rPr>
         <w:br/>
       </w:r>
-    </w:p>
-    <w:p>
-      <w:pPr>
-        <w:spacing w:after="0" w:line="240" w:lineRule="auto"/>
-        <w:rPr>
-          <w:rFonts w:ascii="Times New Roman" w:eastAsia="Times New Roman" w:hAnsi="Times New Roman" w:cs="Times New Roman"/>
-          <w:b/>
-          <w:bCs/>
-          <w:sz w:val="24"/>
-          <w:szCs w:val="24"/>
-          <w:lang w:eastAsia="ru-RU"/>
-        </w:rPr>
-      </w:pPr>
       <w:r>
         <w:rPr>
           <w:rFonts w:ascii="Times New Roman" w:eastAsia="Times New Roman" w:hAnsi="Times New Roman" w:cs="Times New Roman"/>
           <w:b/>
           <w:bCs/>
           <w:noProof/>
-          <w:sz w:val="24"/>
-          <w:szCs w:val="24"/>
           <w:lang w:eastAsia="ru-RU"/>
         </w:rPr>
         <w:drawing>
-          <wp:inline distT="0" distB="0" distL="0" distR="0" wp14:anchorId="4C96B15B">
-            <wp:extent cx="8153756" cy="8189244"/>
-            <wp:effectExtent l="0" t="0" r="0" b="2540"/>
-            <wp:docPr id="1" name="Рисунок 1"/>
+          <wp:inline distT="0" distB="0" distL="0" distR="0" wp14:anchorId="19E650D2" wp14:editId="4AD570B4">
+            <wp:extent cx="12796017" cy="7043826"/>
+            <wp:effectExtent l="0" t="0" r="5715" b="5080"/>
+            <wp:docPr id="3" name="Рисунок 3"/>
             <wp:cNvGraphicFramePr>
               <a:graphicFrameLocks xmlns:a="http://schemas.openxmlformats.org/drawingml/2006/main" noChangeAspect="1"/>
             </wp:cNvGraphicFramePr>
@@ -3392,7 +3377,7 @@
                   <pic:spPr bwMode="auto">
                     <a:xfrm>
                       <a:off x="0" y="0"/>
-                      <a:ext cx="8169727" cy="8205284"/>
+                      <a:ext cx="12803324" cy="7047848"/>
                     </a:xfrm>
                     <a:prstGeom prst="rect">
                       <a:avLst/>
@@ -3405,6 +3390,19 @@
           </wp:inline>
         </w:drawing>
       </w:r>
+    </w:p>
+    <w:p>
+      <w:pPr>
+        <w:spacing w:after="0" w:line="240" w:lineRule="auto"/>
+        <w:rPr>
+          <w:rFonts w:ascii="Times New Roman" w:eastAsia="Times New Roman" w:hAnsi="Times New Roman" w:cs="Times New Roman"/>
+          <w:b/>
+          <w:bCs/>
+          <w:sz w:val="24"/>
+          <w:szCs w:val="24"/>
+          <w:lang w:eastAsia="ru-RU"/>
+        </w:rPr>
+      </w:pPr>
     </w:p>
     <w:tbl>
       <w:tblPr>
@@ -3418,6 +3416,7 @@
           <w:insideH w:val="single" w:sz="4" w:space="0" w:color="auto"/>
           <w:insideV w:val="single" w:sz="4" w:space="0" w:color="auto"/>
         </w:tblBorders>
+        <w:shd w:val="clear" w:color="auto" w:fill="FFFFFF"/>
         <w:tblCellMar>
           <w:left w:w="0" w:type="dxa"/>
           <w:right w:w="0" w:type="dxa"/>
@@ -3425,15 +3424,15 @@
         <w:tblLook w:val="04A0" w:firstRow="1" w:lastRow="0" w:firstColumn="1" w:lastColumn="0" w:noHBand="0" w:noVBand="1"/>
       </w:tblPr>
       <w:tblGrid>
-        <w:gridCol w:w="272"/>
-        <w:gridCol w:w="1099"/>
-        <w:gridCol w:w="1498"/>
-        <w:gridCol w:w="1498"/>
-        <w:gridCol w:w="2027"/>
-        <w:gridCol w:w="1150"/>
-        <w:gridCol w:w="508"/>
-        <w:gridCol w:w="761"/>
-        <w:gridCol w:w="532"/>
+        <w:gridCol w:w="304"/>
+        <w:gridCol w:w="1266"/>
+        <w:gridCol w:w="990"/>
+        <w:gridCol w:w="990"/>
+        <w:gridCol w:w="2340"/>
+        <w:gridCol w:w="1394"/>
+        <w:gridCol w:w="581"/>
+        <w:gridCol w:w="874"/>
+        <w:gridCol w:w="606"/>
       </w:tblGrid>
       <w:tr>
         <w:trPr>
@@ -3604,7 +3603,7 @@
                 <w:szCs w:val="24"/>
                 <w:lang w:eastAsia="ru-RU"/>
               </w:rPr>
-              <w:t>Описание</w:t>
+              <w:t>Описание (когда и зачем происходит)</w:t>
             </w:r>
           </w:p>
         </w:tc>
@@ -3700,6 +3699,7 @@
         <w:tc>
           <w:tcPr>
             <w:tcW w:w="0" w:type="auto"/>
+            <w:shd w:val="clear" w:color="auto" w:fill="FFFFFF"/>
             <w:vAlign w:val="center"/>
             <w:hideMark/>
           </w:tcPr>
@@ -3727,6 +3727,7 @@
         <w:tc>
           <w:tcPr>
             <w:tcW w:w="0" w:type="auto"/>
+            <w:shd w:val="clear" w:color="auto" w:fill="FFFFFF"/>
             <w:vAlign w:val="center"/>
             <w:hideMark/>
           </w:tcPr>
@@ -3754,6 +3755,7 @@
         <w:tc>
           <w:tcPr>
             <w:tcW w:w="0" w:type="auto"/>
+            <w:shd w:val="clear" w:color="auto" w:fill="FFFFFF"/>
             <w:vAlign w:val="center"/>
             <w:hideMark/>
           </w:tcPr>
@@ -3781,6 +3783,7 @@
         <w:tc>
           <w:tcPr>
             <w:tcW w:w="0" w:type="auto"/>
+            <w:shd w:val="clear" w:color="auto" w:fill="FFFFFF"/>
             <w:vAlign w:val="center"/>
             <w:hideMark/>
           </w:tcPr>
@@ -3808,60 +3811,63 @@
         <w:tc>
           <w:tcPr>
             <w:tcW w:w="0" w:type="auto"/>
-            <w:vAlign w:val="center"/>
-            <w:hideMark/>
-          </w:tcPr>
-          <w:p>
-            <w:pPr>
-              <w:spacing w:after="0" w:line="240" w:lineRule="auto"/>
-              <w:rPr>
-                <w:rFonts w:ascii="Times New Roman" w:eastAsia="Times New Roman" w:hAnsi="Times New Roman" w:cs="Times New Roman"/>
-                <w:sz w:val="24"/>
-                <w:szCs w:val="24"/>
-                <w:lang w:eastAsia="ru-RU"/>
-              </w:rPr>
-            </w:pPr>
-            <w:r>
-              <w:rPr>
-                <w:rFonts w:ascii="Times New Roman" w:eastAsia="Times New Roman" w:hAnsi="Times New Roman" w:cs="Times New Roman"/>
-                <w:sz w:val="24"/>
-                <w:szCs w:val="24"/>
-                <w:lang w:eastAsia="ru-RU"/>
-              </w:rPr>
-              <w:t>JSON: анкета клиента + пакет документов (PDF/DOCX, до 200 МБ)</w:t>
-            </w:r>
-          </w:p>
-        </w:tc>
-        <w:tc>
-          <w:tcPr>
-            <w:tcW w:w="0" w:type="auto"/>
-            <w:vAlign w:val="center"/>
-            <w:hideMark/>
-          </w:tcPr>
-          <w:p>
-            <w:pPr>
-              <w:spacing w:after="0" w:line="240" w:lineRule="auto"/>
-              <w:rPr>
-                <w:rFonts w:ascii="Times New Roman" w:eastAsia="Times New Roman" w:hAnsi="Times New Roman" w:cs="Times New Roman"/>
-                <w:sz w:val="24"/>
-                <w:szCs w:val="24"/>
-                <w:lang w:eastAsia="ru-RU"/>
-              </w:rPr>
-            </w:pPr>
-            <w:r>
-              <w:rPr>
-                <w:rFonts w:ascii="Times New Roman" w:eastAsia="Times New Roman" w:hAnsi="Times New Roman" w:cs="Times New Roman"/>
-                <w:sz w:val="24"/>
-                <w:szCs w:val="24"/>
-                <w:lang w:eastAsia="ru-RU"/>
-              </w:rPr>
-              <w:t>Новый поток. Менеджер загружает анкету и пакет документов через IDP UI и нажимает «Запустить обработку».</w:t>
-            </w:r>
-          </w:p>
-        </w:tc>
-        <w:tc>
-          <w:tcPr>
-            <w:tcW w:w="0" w:type="auto"/>
+            <w:shd w:val="clear" w:color="auto" w:fill="FFFFFF"/>
+            <w:vAlign w:val="center"/>
+            <w:hideMark/>
+          </w:tcPr>
+          <w:p>
+            <w:pPr>
+              <w:spacing w:after="0" w:line="240" w:lineRule="auto"/>
+              <w:rPr>
+                <w:rFonts w:ascii="Times New Roman" w:eastAsia="Times New Roman" w:hAnsi="Times New Roman" w:cs="Times New Roman"/>
+                <w:sz w:val="24"/>
+                <w:szCs w:val="24"/>
+                <w:lang w:eastAsia="ru-RU"/>
+              </w:rPr>
+            </w:pPr>
+            <w:r>
+              <w:rPr>
+                <w:rFonts w:ascii="Times New Roman" w:eastAsia="Times New Roman" w:hAnsi="Times New Roman" w:cs="Times New Roman"/>
+                <w:sz w:val="24"/>
+                <w:szCs w:val="24"/>
+                <w:lang w:eastAsia="ru-RU"/>
+              </w:rPr>
+              <w:t>JSON: анкета + пакет документов</w:t>
+            </w:r>
+          </w:p>
+        </w:tc>
+        <w:tc>
+          <w:tcPr>
+            <w:tcW w:w="0" w:type="auto"/>
+            <w:shd w:val="clear" w:color="auto" w:fill="FFFFFF"/>
+            <w:vAlign w:val="center"/>
+            <w:hideMark/>
+          </w:tcPr>
+          <w:p>
+            <w:pPr>
+              <w:spacing w:after="0" w:line="240" w:lineRule="auto"/>
+              <w:rPr>
+                <w:rFonts w:ascii="Times New Roman" w:eastAsia="Times New Roman" w:hAnsi="Times New Roman" w:cs="Times New Roman"/>
+                <w:sz w:val="24"/>
+                <w:szCs w:val="24"/>
+                <w:lang w:eastAsia="ru-RU"/>
+              </w:rPr>
+            </w:pPr>
+            <w:r>
+              <w:rPr>
+                <w:rFonts w:ascii="Times New Roman" w:eastAsia="Times New Roman" w:hAnsi="Times New Roman" w:cs="Times New Roman"/>
+                <w:sz w:val="24"/>
+                <w:szCs w:val="24"/>
+                <w:lang w:eastAsia="ru-RU"/>
+              </w:rPr>
+              <w:t>Шаг 1. Менеджер загружает анкету и документы через IDP UI и инициирует процесс.</w:t>
+            </w:r>
+          </w:p>
+        </w:tc>
+        <w:tc>
+          <w:tcPr>
+            <w:tcW w:w="0" w:type="auto"/>
+            <w:shd w:val="clear" w:color="auto" w:fill="FFFFFF"/>
             <w:vAlign w:val="center"/>
             <w:hideMark/>
           </w:tcPr>
@@ -3889,6 +3895,7 @@
         <w:tc>
           <w:tcPr>
             <w:tcW w:w="0" w:type="auto"/>
+            <w:shd w:val="clear" w:color="auto" w:fill="FFFFFF"/>
             <w:vAlign w:val="center"/>
             <w:hideMark/>
           </w:tcPr>
@@ -3916,27 +3923,28 @@
         <w:tc>
           <w:tcPr>
             <w:tcW w:w="0" w:type="auto"/>
-            <w:vAlign w:val="center"/>
-            <w:hideMark/>
-          </w:tcPr>
-          <w:p>
-            <w:pPr>
-              <w:spacing w:after="0" w:line="240" w:lineRule="auto"/>
-              <w:rPr>
-                <w:rFonts w:ascii="Times New Roman" w:eastAsia="Times New Roman" w:hAnsi="Times New Roman" w:cs="Times New Roman"/>
-                <w:sz w:val="24"/>
-                <w:szCs w:val="24"/>
-                <w:lang w:eastAsia="ru-RU"/>
-              </w:rPr>
-            </w:pPr>
-            <w:r>
-              <w:rPr>
-                <w:rFonts w:ascii="Times New Roman" w:eastAsia="Times New Roman" w:hAnsi="Times New Roman" w:cs="Times New Roman"/>
-                <w:sz w:val="24"/>
-                <w:szCs w:val="24"/>
-                <w:lang w:eastAsia="ru-RU"/>
-              </w:rPr>
-              <w:t>~5 МБ на заявку</w:t>
+            <w:shd w:val="clear" w:color="auto" w:fill="FFFFFF"/>
+            <w:vAlign w:val="center"/>
+            <w:hideMark/>
+          </w:tcPr>
+          <w:p>
+            <w:pPr>
+              <w:spacing w:after="0" w:line="240" w:lineRule="auto"/>
+              <w:rPr>
+                <w:rFonts w:ascii="Times New Roman" w:eastAsia="Times New Roman" w:hAnsi="Times New Roman" w:cs="Times New Roman"/>
+                <w:sz w:val="24"/>
+                <w:szCs w:val="24"/>
+                <w:lang w:eastAsia="ru-RU"/>
+              </w:rPr>
+            </w:pPr>
+            <w:r>
+              <w:rPr>
+                <w:rFonts w:ascii="Times New Roman" w:eastAsia="Times New Roman" w:hAnsi="Times New Roman" w:cs="Times New Roman"/>
+                <w:sz w:val="24"/>
+                <w:szCs w:val="24"/>
+                <w:lang w:eastAsia="ru-RU"/>
+              </w:rPr>
+              <w:t>~5 МБ</w:t>
             </w:r>
           </w:p>
         </w:tc>
@@ -3948,6 +3956,7 @@
         <w:tc>
           <w:tcPr>
             <w:tcW w:w="0" w:type="auto"/>
+            <w:shd w:val="clear" w:color="auto" w:fill="FFFFFF"/>
             <w:vAlign w:val="center"/>
             <w:hideMark/>
           </w:tcPr>
@@ -3975,6 +3984,7 @@
         <w:tc>
           <w:tcPr>
             <w:tcW w:w="0" w:type="auto"/>
+            <w:shd w:val="clear" w:color="auto" w:fill="FFFFFF"/>
             <w:vAlign w:val="center"/>
             <w:hideMark/>
           </w:tcPr>
@@ -4002,6 +4012,7 @@
         <w:tc>
           <w:tcPr>
             <w:tcW w:w="0" w:type="auto"/>
+            <w:shd w:val="clear" w:color="auto" w:fill="FFFFFF"/>
             <w:vAlign w:val="center"/>
             <w:hideMark/>
           </w:tcPr>
@@ -4029,6 +4040,35 @@
         <w:tc>
           <w:tcPr>
             <w:tcW w:w="0" w:type="auto"/>
+            <w:shd w:val="clear" w:color="auto" w:fill="FFFFFF"/>
+            <w:vAlign w:val="center"/>
+            <w:hideMark/>
+          </w:tcPr>
+          <w:p>
+            <w:pPr>
+              <w:spacing w:after="0" w:line="240" w:lineRule="auto"/>
+              <w:rPr>
+                <w:rFonts w:ascii="Times New Roman" w:eastAsia="Times New Roman" w:hAnsi="Times New Roman" w:cs="Times New Roman"/>
+                <w:sz w:val="24"/>
+                <w:szCs w:val="24"/>
+                <w:lang w:eastAsia="ru-RU"/>
+              </w:rPr>
+            </w:pPr>
+            <w:r>
+              <w:rPr>
+                <w:rFonts w:ascii="Times New Roman" w:eastAsia="Times New Roman" w:hAnsi="Times New Roman" w:cs="Times New Roman"/>
+                <w:sz w:val="24"/>
+                <w:szCs w:val="24"/>
+                <w:lang w:eastAsia="ru-RU"/>
+              </w:rPr>
+              <w:t>Слой: Безопасность</w:t>
+            </w:r>
+          </w:p>
+        </w:tc>
+        <w:tc>
+          <w:tcPr>
+            <w:tcW w:w="0" w:type="auto"/>
+            <w:shd w:val="clear" w:color="auto" w:fill="FFFFFF"/>
             <w:vAlign w:val="center"/>
             <w:hideMark/>
           </w:tcPr>
@@ -4047,62 +4087,8 @@
                 <w:rFonts w:ascii="Times New Roman" w:eastAsia="Times New Roman" w:hAnsi="Times New Roman" w:cs="Times New Roman"/>
                 <w:sz w:val="24"/>
                 <w:szCs w:val="24"/>
-                <w:lang w:eastAsia="ru-RU"/>
-              </w:rPr>
-              <w:t>Слой</w:t>
-            </w:r>
-            <w:r>
-              <w:rPr>
-                <w:rFonts w:ascii="Times New Roman" w:eastAsia="Times New Roman" w:hAnsi="Times New Roman" w:cs="Times New Roman"/>
-                <w:sz w:val="24"/>
-                <w:szCs w:val="24"/>
                 <w:lang w:val="en-US" w:eastAsia="ru-RU"/>
               </w:rPr>
-              <w:t xml:space="preserve">: </w:t>
-            </w:r>
-            <w:r>
-              <w:rPr>
-                <w:rFonts w:ascii="Times New Roman" w:eastAsia="Times New Roman" w:hAnsi="Times New Roman" w:cs="Times New Roman"/>
-                <w:sz w:val="24"/>
-                <w:szCs w:val="24"/>
-                <w:lang w:eastAsia="ru-RU"/>
-              </w:rPr>
-              <w:t>Безопасность</w:t>
-            </w:r>
-            <w:r>
-              <w:rPr>
-                <w:rFonts w:ascii="Times New Roman" w:eastAsia="Times New Roman" w:hAnsi="Times New Roman" w:cs="Times New Roman"/>
-                <w:sz w:val="24"/>
-                <w:szCs w:val="24"/>
-                <w:lang w:val="en-US" w:eastAsia="ru-RU"/>
-              </w:rPr>
-              <w:t xml:space="preserve"> (Keycloak, Vault, Policy Hook Bus)</w:t>
-            </w:r>
-          </w:p>
-        </w:tc>
-        <w:tc>
-          <w:tcPr>
-            <w:tcW w:w="0" w:type="auto"/>
-            <w:vAlign w:val="center"/>
-            <w:hideMark/>
-          </w:tcPr>
-          <w:p>
-            <w:pPr>
-              <w:spacing w:after="0" w:line="240" w:lineRule="auto"/>
-              <w:rPr>
-                <w:rFonts w:ascii="Times New Roman" w:eastAsia="Times New Roman" w:hAnsi="Times New Roman" w:cs="Times New Roman"/>
-                <w:sz w:val="24"/>
-                <w:szCs w:val="24"/>
-                <w:lang w:val="en-US" w:eastAsia="ru-RU"/>
-              </w:rPr>
-            </w:pPr>
-            <w:r>
-              <w:rPr>
-                <w:rFonts w:ascii="Times New Roman" w:eastAsia="Times New Roman" w:hAnsi="Times New Roman" w:cs="Times New Roman"/>
-                <w:sz w:val="24"/>
-                <w:szCs w:val="24"/>
-                <w:lang w:val="en-US" w:eastAsia="ru-RU"/>
-              </w:rPr>
               <w:t>{user_id, mfa_challenge, session_id}</w:t>
             </w:r>
           </w:p>
@@ -4110,33 +4096,35 @@
         <w:tc>
           <w:tcPr>
             <w:tcW w:w="0" w:type="auto"/>
-            <w:vAlign w:val="center"/>
-            <w:hideMark/>
-          </w:tcPr>
-          <w:p>
-            <w:pPr>
-              <w:spacing w:after="0" w:line="240" w:lineRule="auto"/>
-              <w:rPr>
-                <w:rFonts w:ascii="Times New Roman" w:eastAsia="Times New Roman" w:hAnsi="Times New Roman" w:cs="Times New Roman"/>
-                <w:sz w:val="24"/>
-                <w:szCs w:val="24"/>
-                <w:lang w:eastAsia="ru-RU"/>
-              </w:rPr>
-            </w:pPr>
-            <w:r>
-              <w:rPr>
-                <w:rFonts w:ascii="Times New Roman" w:eastAsia="Times New Roman" w:hAnsi="Times New Roman" w:cs="Times New Roman"/>
-                <w:sz w:val="24"/>
-                <w:szCs w:val="24"/>
-                <w:lang w:eastAsia="ru-RU"/>
-              </w:rPr>
-              <w:t>Новый поток. IDP Portal инициирует аутентификацию в корпоративном IdP (Keycloak).</w:t>
-            </w:r>
-          </w:p>
-        </w:tc>
-        <w:tc>
-          <w:tcPr>
-            <w:tcW w:w="0" w:type="auto"/>
+            <w:shd w:val="clear" w:color="auto" w:fill="FFFFFF"/>
+            <w:vAlign w:val="center"/>
+            <w:hideMark/>
+          </w:tcPr>
+          <w:p>
+            <w:pPr>
+              <w:spacing w:after="0" w:line="240" w:lineRule="auto"/>
+              <w:rPr>
+                <w:rFonts w:ascii="Times New Roman" w:eastAsia="Times New Roman" w:hAnsi="Times New Roman" w:cs="Times New Roman"/>
+                <w:sz w:val="24"/>
+                <w:szCs w:val="24"/>
+                <w:lang w:eastAsia="ru-RU"/>
+              </w:rPr>
+            </w:pPr>
+            <w:r>
+              <w:rPr>
+                <w:rFonts w:ascii="Times New Roman" w:eastAsia="Times New Roman" w:hAnsi="Times New Roman" w:cs="Times New Roman"/>
+                <w:sz w:val="24"/>
+                <w:szCs w:val="24"/>
+                <w:lang w:eastAsia="ru-RU"/>
+              </w:rPr>
+              <w:t>Шаг 2. IDP инициирует аутентификацию пользователя в корпоративном IdP (Keycloak).</w:t>
+            </w:r>
+          </w:p>
+        </w:tc>
+        <w:tc>
+          <w:tcPr>
+            <w:tcW w:w="0" w:type="auto"/>
+            <w:shd w:val="clear" w:color="auto" w:fill="FFFFFF"/>
             <w:vAlign w:val="center"/>
             <w:hideMark/>
           </w:tcPr>
@@ -4164,6 +4152,7 @@
         <w:tc>
           <w:tcPr>
             <w:tcW w:w="0" w:type="auto"/>
+            <w:shd w:val="clear" w:color="auto" w:fill="FFFFFF"/>
             <w:vAlign w:val="center"/>
             <w:hideMark/>
           </w:tcPr>
@@ -4191,6 +4180,7 @@
         <w:tc>
           <w:tcPr>
             <w:tcW w:w="0" w:type="auto"/>
+            <w:shd w:val="clear" w:color="auto" w:fill="FFFFFF"/>
             <w:vAlign w:val="center"/>
             <w:hideMark/>
           </w:tcPr>
@@ -4223,6 +4213,7 @@
         <w:tc>
           <w:tcPr>
             <w:tcW w:w="0" w:type="auto"/>
+            <w:shd w:val="clear" w:color="auto" w:fill="FFFFFF"/>
             <w:vAlign w:val="center"/>
             <w:hideMark/>
           </w:tcPr>
@@ -4250,6 +4241,7 @@
         <w:tc>
           <w:tcPr>
             <w:tcW w:w="0" w:type="auto"/>
+            <w:shd w:val="clear" w:color="auto" w:fill="FFFFFF"/>
             <w:vAlign w:val="center"/>
             <w:hideMark/>
           </w:tcPr>
@@ -4277,6 +4269,63 @@
         <w:tc>
           <w:tcPr>
             <w:tcW w:w="0" w:type="auto"/>
+            <w:shd w:val="clear" w:color="auto" w:fill="FFFFFF"/>
+            <w:vAlign w:val="center"/>
+            <w:hideMark/>
+          </w:tcPr>
+          <w:p>
+            <w:pPr>
+              <w:spacing w:after="0" w:line="240" w:lineRule="auto"/>
+              <w:rPr>
+                <w:rFonts w:ascii="Times New Roman" w:eastAsia="Times New Roman" w:hAnsi="Times New Roman" w:cs="Times New Roman"/>
+                <w:sz w:val="24"/>
+                <w:szCs w:val="24"/>
+                <w:lang w:eastAsia="ru-RU"/>
+              </w:rPr>
+            </w:pPr>
+            <w:r>
+              <w:rPr>
+                <w:rFonts w:ascii="Times New Roman" w:eastAsia="Times New Roman" w:hAnsi="Times New Roman" w:cs="Times New Roman"/>
+                <w:sz w:val="24"/>
+                <w:szCs w:val="24"/>
+                <w:lang w:eastAsia="ru-RU"/>
+              </w:rPr>
+              <w:t>Слой: Безопасность</w:t>
+            </w:r>
+          </w:p>
+        </w:tc>
+        <w:tc>
+          <w:tcPr>
+            <w:tcW w:w="0" w:type="auto"/>
+            <w:shd w:val="clear" w:color="auto" w:fill="FFFFFF"/>
+            <w:vAlign w:val="center"/>
+            <w:hideMark/>
+          </w:tcPr>
+          <w:p>
+            <w:pPr>
+              <w:spacing w:after="0" w:line="240" w:lineRule="auto"/>
+              <w:rPr>
+                <w:rFonts w:ascii="Times New Roman" w:eastAsia="Times New Roman" w:hAnsi="Times New Roman" w:cs="Times New Roman"/>
+                <w:sz w:val="24"/>
+                <w:szCs w:val="24"/>
+                <w:lang w:eastAsia="ru-RU"/>
+              </w:rPr>
+            </w:pPr>
+            <w:r>
+              <w:rPr>
+                <w:rFonts w:ascii="Times New Roman" w:eastAsia="Times New Roman" w:hAnsi="Times New Roman" w:cs="Times New Roman"/>
+                <w:sz w:val="24"/>
+                <w:szCs w:val="24"/>
+                <w:lang w:eastAsia="ru-RU"/>
+              </w:rPr>
+              <w:t>Слой: Интерфейс (IDP UI)</w:t>
+            </w:r>
+          </w:p>
+        </w:tc>
+        <w:tc>
+          <w:tcPr>
+            <w:tcW w:w="0" w:type="auto"/>
+            <w:shd w:val="clear" w:color="auto" w:fill="FFFFFF"/>
             <w:vAlign w:val="center"/>
             <w:hideMark/>
           </w:tcPr>
@@ -4295,89 +4344,8 @@
                 <w:rFonts w:ascii="Times New Roman" w:eastAsia="Times New Roman" w:hAnsi="Times New Roman" w:cs="Times New Roman"/>
                 <w:sz w:val="24"/>
                 <w:szCs w:val="24"/>
-                <w:lang w:eastAsia="ru-RU"/>
-              </w:rPr>
-              <w:t>Слой</w:t>
-            </w:r>
-            <w:r>
-              <w:rPr>
-                <w:rFonts w:ascii="Times New Roman" w:eastAsia="Times New Roman" w:hAnsi="Times New Roman" w:cs="Times New Roman"/>
-                <w:sz w:val="24"/>
-                <w:szCs w:val="24"/>
                 <w:lang w:val="en-US" w:eastAsia="ru-RU"/>
               </w:rPr>
-              <w:t xml:space="preserve">: </w:t>
-            </w:r>
-            <w:r>
-              <w:rPr>
-                <w:rFonts w:ascii="Times New Roman" w:eastAsia="Times New Roman" w:hAnsi="Times New Roman" w:cs="Times New Roman"/>
-                <w:sz w:val="24"/>
-                <w:szCs w:val="24"/>
-                <w:lang w:eastAsia="ru-RU"/>
-              </w:rPr>
-              <w:t>Безопасность</w:t>
-            </w:r>
-            <w:r>
-              <w:rPr>
-                <w:rFonts w:ascii="Times New Roman" w:eastAsia="Times New Roman" w:hAnsi="Times New Roman" w:cs="Times New Roman"/>
-                <w:sz w:val="24"/>
-                <w:szCs w:val="24"/>
-                <w:lang w:val="en-US" w:eastAsia="ru-RU"/>
-              </w:rPr>
-              <w:t xml:space="preserve"> (Keycloak, Vault, Policy Hook Bus)</w:t>
-            </w:r>
-          </w:p>
-        </w:tc>
-        <w:tc>
-          <w:tcPr>
-            <w:tcW w:w="0" w:type="auto"/>
-            <w:vAlign w:val="center"/>
-            <w:hideMark/>
-          </w:tcPr>
-          <w:p>
-            <w:pPr>
-              <w:spacing w:after="0" w:line="240" w:lineRule="auto"/>
-              <w:rPr>
-                <w:rFonts w:ascii="Times New Roman" w:eastAsia="Times New Roman" w:hAnsi="Times New Roman" w:cs="Times New Roman"/>
-                <w:sz w:val="24"/>
-                <w:szCs w:val="24"/>
-                <w:lang w:eastAsia="ru-RU"/>
-              </w:rPr>
-            </w:pPr>
-            <w:r>
-              <w:rPr>
-                <w:rFonts w:ascii="Times New Roman" w:eastAsia="Times New Roman" w:hAnsi="Times New Roman" w:cs="Times New Roman"/>
-                <w:sz w:val="24"/>
-                <w:szCs w:val="24"/>
-                <w:lang w:eastAsia="ru-RU"/>
-              </w:rPr>
-              <w:t>Слой: Интерфейс (IDP UI)</w:t>
-            </w:r>
-          </w:p>
-        </w:tc>
-        <w:tc>
-          <w:tcPr>
-            <w:tcW w:w="0" w:type="auto"/>
-            <w:vAlign w:val="center"/>
-            <w:hideMark/>
-          </w:tcPr>
-          <w:p>
-            <w:pPr>
-              <w:spacing w:after="0" w:line="240" w:lineRule="auto"/>
-              <w:rPr>
-                <w:rFonts w:ascii="Times New Roman" w:eastAsia="Times New Roman" w:hAnsi="Times New Roman" w:cs="Times New Roman"/>
-                <w:sz w:val="24"/>
-                <w:szCs w:val="24"/>
-                <w:lang w:val="en-US" w:eastAsia="ru-RU"/>
-              </w:rPr>
-            </w:pPr>
-            <w:r>
-              <w:rPr>
-                <w:rFonts w:ascii="Times New Roman" w:eastAsia="Times New Roman" w:hAnsi="Times New Roman" w:cs="Times New Roman"/>
-                <w:sz w:val="24"/>
-                <w:szCs w:val="24"/>
-                <w:lang w:val="en-US" w:eastAsia="ru-RU"/>
-              </w:rPr>
               <w:t>{access_token, roles, r_level, permissions}</w:t>
             </w:r>
           </w:p>
@@ -4385,33 +4353,35 @@
         <w:tc>
           <w:tcPr>
             <w:tcW w:w="0" w:type="auto"/>
-            <w:vAlign w:val="center"/>
-            <w:hideMark/>
-          </w:tcPr>
-          <w:p>
-            <w:pPr>
-              <w:spacing w:after="0" w:line="240" w:lineRule="auto"/>
-              <w:rPr>
-                <w:rFonts w:ascii="Times New Roman" w:eastAsia="Times New Roman" w:hAnsi="Times New Roman" w:cs="Times New Roman"/>
-                <w:sz w:val="24"/>
-                <w:szCs w:val="24"/>
-                <w:lang w:eastAsia="ru-RU"/>
-              </w:rPr>
-            </w:pPr>
-            <w:r>
-              <w:rPr>
-                <w:rFonts w:ascii="Times New Roman" w:eastAsia="Times New Roman" w:hAnsi="Times New Roman" w:cs="Times New Roman"/>
-                <w:sz w:val="24"/>
-                <w:szCs w:val="24"/>
-                <w:lang w:eastAsia="ru-RU"/>
-              </w:rPr>
-              <w:t>Новый поток. Keycloak возвращает JWT с ролями и вычисленным R-level для доступа к flows.</w:t>
-            </w:r>
-          </w:p>
-        </w:tc>
-        <w:tc>
-          <w:tcPr>
-            <w:tcW w:w="0" w:type="auto"/>
+            <w:shd w:val="clear" w:color="auto" w:fill="FFFFFF"/>
+            <w:vAlign w:val="center"/>
+            <w:hideMark/>
+          </w:tcPr>
+          <w:p>
+            <w:pPr>
+              <w:spacing w:after="0" w:line="240" w:lineRule="auto"/>
+              <w:rPr>
+                <w:rFonts w:ascii="Times New Roman" w:eastAsia="Times New Roman" w:hAnsi="Times New Roman" w:cs="Times New Roman"/>
+                <w:sz w:val="24"/>
+                <w:szCs w:val="24"/>
+                <w:lang w:eastAsia="ru-RU"/>
+              </w:rPr>
+            </w:pPr>
+            <w:r>
+              <w:rPr>
+                <w:rFonts w:ascii="Times New Roman" w:eastAsia="Times New Roman" w:hAnsi="Times New Roman" w:cs="Times New Roman"/>
+                <w:sz w:val="24"/>
+                <w:szCs w:val="24"/>
+                <w:lang w:eastAsia="ru-RU"/>
+              </w:rPr>
+              <w:t>Шаг 3. Keycloak возвращает JWT с ролями и вычисленным R-level для доступа к flows.</w:t>
+            </w:r>
+          </w:p>
+        </w:tc>
+        <w:tc>
+          <w:tcPr>
+            <w:tcW w:w="0" w:type="auto"/>
+            <w:shd w:val="clear" w:color="auto" w:fill="FFFFFF"/>
             <w:vAlign w:val="center"/>
             <w:hideMark/>
           </w:tcPr>
@@ -4439,6 +4409,7 @@
         <w:tc>
           <w:tcPr>
             <w:tcW w:w="0" w:type="auto"/>
+            <w:shd w:val="clear" w:color="auto" w:fill="FFFFFF"/>
             <w:vAlign w:val="center"/>
             <w:hideMark/>
           </w:tcPr>
@@ -4466,6 +4437,7 @@
         <w:tc>
           <w:tcPr>
             <w:tcW w:w="0" w:type="auto"/>
+            <w:shd w:val="clear" w:color="auto" w:fill="FFFFFF"/>
             <w:vAlign w:val="center"/>
             <w:hideMark/>
           </w:tcPr>
@@ -4498,6 +4470,7 @@
         <w:tc>
           <w:tcPr>
             <w:tcW w:w="0" w:type="auto"/>
+            <w:shd w:val="clear" w:color="auto" w:fill="FFFFFF"/>
             <w:vAlign w:val="center"/>
             <w:hideMark/>
           </w:tcPr>
@@ -4525,6 +4498,7 @@
         <w:tc>
           <w:tcPr>
             <w:tcW w:w="0" w:type="auto"/>
+            <w:shd w:val="clear" w:color="auto" w:fill="FFFFFF"/>
             <w:vAlign w:val="center"/>
             <w:hideMark/>
           </w:tcPr>
@@ -4552,6 +4526,7 @@
         <w:tc>
           <w:tcPr>
             <w:tcW w:w="0" w:type="auto"/>
+            <w:shd w:val="clear" w:color="auto" w:fill="FFFFFF"/>
             <w:vAlign w:val="center"/>
             <w:hideMark/>
           </w:tcPr>
@@ -4579,6 +4554,35 @@
         <w:tc>
           <w:tcPr>
             <w:tcW w:w="0" w:type="auto"/>
+            <w:shd w:val="clear" w:color="auto" w:fill="FFFFFF"/>
+            <w:vAlign w:val="center"/>
+            <w:hideMark/>
+          </w:tcPr>
+          <w:p>
+            <w:pPr>
+              <w:spacing w:after="0" w:line="240" w:lineRule="auto"/>
+              <w:rPr>
+                <w:rFonts w:ascii="Times New Roman" w:eastAsia="Times New Roman" w:hAnsi="Times New Roman" w:cs="Times New Roman"/>
+                <w:sz w:val="24"/>
+                <w:szCs w:val="24"/>
+                <w:lang w:eastAsia="ru-RU"/>
+              </w:rPr>
+            </w:pPr>
+            <w:r>
+              <w:rPr>
+                <w:rFonts w:ascii="Times New Roman" w:eastAsia="Times New Roman" w:hAnsi="Times New Roman" w:cs="Times New Roman"/>
+                <w:sz w:val="24"/>
+                <w:szCs w:val="24"/>
+                <w:lang w:eastAsia="ru-RU"/>
+              </w:rPr>
+              <w:t>Слой: Оркестратор</w:t>
+            </w:r>
+          </w:p>
+        </w:tc>
+        <w:tc>
+          <w:tcPr>
+            <w:tcW w:w="0" w:type="auto"/>
+            <w:shd w:val="clear" w:color="auto" w:fill="FFFFFF"/>
             <w:vAlign w:val="center"/>
             <w:hideMark/>
           </w:tcPr>
@@ -4597,267 +4601,44 @@
                 <w:rFonts w:ascii="Times New Roman" w:eastAsia="Times New Roman" w:hAnsi="Times New Roman" w:cs="Times New Roman"/>
                 <w:sz w:val="24"/>
                 <w:szCs w:val="24"/>
-                <w:lang w:eastAsia="ru-RU"/>
-              </w:rPr>
-              <w:t>Слой</w:t>
-            </w:r>
-            <w:r>
-              <w:rPr>
-                <w:rFonts w:ascii="Times New Roman" w:eastAsia="Times New Roman" w:hAnsi="Times New Roman" w:cs="Times New Roman"/>
-                <w:sz w:val="24"/>
-                <w:szCs w:val="24"/>
                 <w:lang w:val="en-US" w:eastAsia="ru-RU"/>
               </w:rPr>
-              <w:t xml:space="preserve">: </w:t>
-            </w:r>
-            <w:r>
-              <w:rPr>
-                <w:rFonts w:ascii="Times New Roman" w:eastAsia="Times New Roman" w:hAnsi="Times New Roman" w:cs="Times New Roman"/>
-                <w:sz w:val="24"/>
-                <w:szCs w:val="24"/>
-                <w:lang w:eastAsia="ru-RU"/>
-              </w:rPr>
-              <w:t>Оркестратор</w:t>
-            </w:r>
-            <w:r>
-              <w:rPr>
-                <w:rFonts w:ascii="Times New Roman" w:eastAsia="Times New Roman" w:hAnsi="Times New Roman" w:cs="Times New Roman"/>
-                <w:sz w:val="24"/>
-                <w:szCs w:val="24"/>
-                <w:lang w:val="en-US" w:eastAsia="ru-RU"/>
-              </w:rPr>
-              <w:t xml:space="preserve"> (Temporal, A2A/Kafka)</w:t>
-            </w:r>
-          </w:p>
-        </w:tc>
-        <w:tc>
-          <w:tcPr>
-            <w:tcW w:w="0" w:type="auto"/>
-            <w:vAlign w:val="center"/>
-            <w:hideMark/>
-          </w:tcPr>
-          <w:p>
-            <w:pPr>
-              <w:spacing w:after="0" w:line="240" w:lineRule="auto"/>
-              <w:rPr>
-                <w:rFonts w:ascii="Times New Roman" w:eastAsia="Times New Roman" w:hAnsi="Times New Roman" w:cs="Times New Roman"/>
-                <w:sz w:val="24"/>
-                <w:szCs w:val="24"/>
-                <w:lang w:val="en-US" w:eastAsia="ru-RU"/>
-              </w:rPr>
-            </w:pPr>
-            <w:r>
-              <w:rPr>
-                <w:rFonts w:ascii="Times New Roman" w:eastAsia="Times New Roman" w:hAnsi="Times New Roman" w:cs="Times New Roman"/>
-                <w:sz w:val="24"/>
-                <w:szCs w:val="24"/>
-                <w:lang w:val="en-US" w:eastAsia="ru-RU"/>
-              </w:rPr>
-              <w:t>A2A message: {task_id, spec_pointer: "SDD-10293", context_bundle, user_jwt, constraints}</w:t>
-            </w:r>
-          </w:p>
-        </w:tc>
-        <w:tc>
-          <w:tcPr>
-            <w:tcW w:w="0" w:type="auto"/>
-            <w:vAlign w:val="center"/>
-            <w:hideMark/>
-          </w:tcPr>
-          <w:p>
-            <w:pPr>
-              <w:spacing w:after="0" w:line="240" w:lineRule="auto"/>
-              <w:rPr>
-                <w:rFonts w:ascii="Times New Roman" w:eastAsia="Times New Roman" w:hAnsi="Times New Roman" w:cs="Times New Roman"/>
-                <w:sz w:val="24"/>
-                <w:szCs w:val="24"/>
-                <w:lang w:val="en-US" w:eastAsia="ru-RU"/>
-              </w:rPr>
-            </w:pPr>
-            <w:r>
-              <w:rPr>
-                <w:rFonts w:ascii="Times New Roman" w:eastAsia="Times New Roman" w:hAnsi="Times New Roman" w:cs="Times New Roman"/>
-                <w:sz w:val="24"/>
-                <w:szCs w:val="24"/>
-                <w:lang w:eastAsia="ru-RU"/>
-              </w:rPr>
-              <w:t>Новый</w:t>
-            </w:r>
-            <w:r>
-              <w:rPr>
-                <w:rFonts w:ascii="Times New Roman" w:eastAsia="Times New Roman" w:hAnsi="Times New Roman" w:cs="Times New Roman"/>
-                <w:sz w:val="24"/>
-                <w:szCs w:val="24"/>
-                <w:lang w:val="en-US" w:eastAsia="ru-RU"/>
-              </w:rPr>
-              <w:t xml:space="preserve"> </w:t>
-            </w:r>
-            <w:r>
-              <w:rPr>
-                <w:rFonts w:ascii="Times New Roman" w:eastAsia="Times New Roman" w:hAnsi="Times New Roman" w:cs="Times New Roman"/>
-                <w:sz w:val="24"/>
-                <w:szCs w:val="24"/>
-                <w:lang w:eastAsia="ru-RU"/>
-              </w:rPr>
-              <w:t>поток</w:t>
-            </w:r>
-            <w:r>
-              <w:rPr>
-                <w:rFonts w:ascii="Times New Roman" w:eastAsia="Times New Roman" w:hAnsi="Times New Roman" w:cs="Times New Roman"/>
-                <w:sz w:val="24"/>
-                <w:szCs w:val="24"/>
-                <w:lang w:val="en-US" w:eastAsia="ru-RU"/>
-              </w:rPr>
-              <w:t xml:space="preserve">. IDP Portal </w:t>
-            </w:r>
-            <w:r>
-              <w:rPr>
-                <w:rFonts w:ascii="Times New Roman" w:eastAsia="Times New Roman" w:hAnsi="Times New Roman" w:cs="Times New Roman"/>
-                <w:sz w:val="24"/>
-                <w:szCs w:val="24"/>
-                <w:lang w:eastAsia="ru-RU"/>
-              </w:rPr>
-              <w:t>валидирует</w:t>
-            </w:r>
-            <w:r>
-              <w:rPr>
-                <w:rFonts w:ascii="Times New Roman" w:eastAsia="Times New Roman" w:hAnsi="Times New Roman" w:cs="Times New Roman"/>
-                <w:sz w:val="24"/>
-                <w:szCs w:val="24"/>
-                <w:lang w:val="en-US" w:eastAsia="ru-RU"/>
-              </w:rPr>
-              <w:t xml:space="preserve"> </w:t>
-            </w:r>
-            <w:r>
-              <w:rPr>
-                <w:rFonts w:ascii="Times New Roman" w:eastAsia="Times New Roman" w:hAnsi="Times New Roman" w:cs="Times New Roman"/>
-                <w:sz w:val="24"/>
-                <w:szCs w:val="24"/>
-                <w:lang w:eastAsia="ru-RU"/>
-              </w:rPr>
-              <w:t>заявку</w:t>
-            </w:r>
-            <w:r>
-              <w:rPr>
-                <w:rFonts w:ascii="Times New Roman" w:eastAsia="Times New Roman" w:hAnsi="Times New Roman" w:cs="Times New Roman"/>
-                <w:sz w:val="24"/>
-                <w:szCs w:val="24"/>
-                <w:lang w:val="en-US" w:eastAsia="ru-RU"/>
-              </w:rPr>
-              <w:t xml:space="preserve">, </w:t>
-            </w:r>
-            <w:r>
-              <w:rPr>
-                <w:rFonts w:ascii="Times New Roman" w:eastAsia="Times New Roman" w:hAnsi="Times New Roman" w:cs="Times New Roman"/>
-                <w:sz w:val="24"/>
-                <w:szCs w:val="24"/>
-                <w:lang w:eastAsia="ru-RU"/>
-              </w:rPr>
-              <w:t>формирует</w:t>
-            </w:r>
-            <w:r>
-              <w:rPr>
-                <w:rFonts w:ascii="Times New Roman" w:eastAsia="Times New Roman" w:hAnsi="Times New Roman" w:cs="Times New Roman"/>
-                <w:sz w:val="24"/>
-                <w:szCs w:val="24"/>
-                <w:lang w:val="en-US" w:eastAsia="ru-RU"/>
-              </w:rPr>
-              <w:t xml:space="preserve"> A2A-</w:t>
-            </w:r>
-            <w:r>
-              <w:rPr>
-                <w:rFonts w:ascii="Times New Roman" w:eastAsia="Times New Roman" w:hAnsi="Times New Roman" w:cs="Times New Roman"/>
-                <w:sz w:val="24"/>
-                <w:szCs w:val="24"/>
-                <w:lang w:eastAsia="ru-RU"/>
-              </w:rPr>
-              <w:t>сообщение</w:t>
-            </w:r>
-            <w:r>
-              <w:rPr>
-                <w:rFonts w:ascii="Times New Roman" w:eastAsia="Times New Roman" w:hAnsi="Times New Roman" w:cs="Times New Roman"/>
-                <w:sz w:val="24"/>
-                <w:szCs w:val="24"/>
-                <w:lang w:val="en-US" w:eastAsia="ru-RU"/>
-              </w:rPr>
-              <w:t xml:space="preserve"> </w:t>
-            </w:r>
-            <w:r>
-              <w:rPr>
-                <w:rFonts w:ascii="Times New Roman" w:eastAsia="Times New Roman" w:hAnsi="Times New Roman" w:cs="Times New Roman"/>
-                <w:sz w:val="24"/>
-                <w:szCs w:val="24"/>
-                <w:lang w:eastAsia="ru-RU"/>
-              </w:rPr>
-              <w:t>и</w:t>
-            </w:r>
-            <w:r>
-              <w:rPr>
-                <w:rFonts w:ascii="Times New Roman" w:eastAsia="Times New Roman" w:hAnsi="Times New Roman" w:cs="Times New Roman"/>
-                <w:sz w:val="24"/>
-                <w:szCs w:val="24"/>
-                <w:lang w:val="en-US" w:eastAsia="ru-RU"/>
-              </w:rPr>
-              <w:t xml:space="preserve"> </w:t>
-            </w:r>
-            <w:r>
-              <w:rPr>
-                <w:rFonts w:ascii="Times New Roman" w:eastAsia="Times New Roman" w:hAnsi="Times New Roman" w:cs="Times New Roman"/>
-                <w:sz w:val="24"/>
-                <w:szCs w:val="24"/>
-                <w:lang w:eastAsia="ru-RU"/>
-              </w:rPr>
-              <w:t>передаёт</w:t>
-            </w:r>
-            <w:r>
-              <w:rPr>
-                <w:rFonts w:ascii="Times New Roman" w:eastAsia="Times New Roman" w:hAnsi="Times New Roman" w:cs="Times New Roman"/>
-                <w:sz w:val="24"/>
-                <w:szCs w:val="24"/>
-                <w:lang w:val="en-US" w:eastAsia="ru-RU"/>
-              </w:rPr>
-              <w:t xml:space="preserve"> </w:t>
-            </w:r>
-            <w:r>
-              <w:rPr>
-                <w:rFonts w:ascii="Times New Roman" w:eastAsia="Times New Roman" w:hAnsi="Times New Roman" w:cs="Times New Roman"/>
-                <w:sz w:val="24"/>
-                <w:szCs w:val="24"/>
-                <w:lang w:eastAsia="ru-RU"/>
-              </w:rPr>
-              <w:t>в</w:t>
-            </w:r>
-            <w:r>
-              <w:rPr>
-                <w:rFonts w:ascii="Times New Roman" w:eastAsia="Times New Roman" w:hAnsi="Times New Roman" w:cs="Times New Roman"/>
-                <w:sz w:val="24"/>
-                <w:szCs w:val="24"/>
-                <w:lang w:val="en-US" w:eastAsia="ru-RU"/>
-              </w:rPr>
-              <w:t xml:space="preserve"> Orchestrator </w:t>
-            </w:r>
-            <w:r>
-              <w:rPr>
-                <w:rFonts w:ascii="Times New Roman" w:eastAsia="Times New Roman" w:hAnsi="Times New Roman" w:cs="Times New Roman"/>
-                <w:sz w:val="24"/>
-                <w:szCs w:val="24"/>
-                <w:lang w:eastAsia="ru-RU"/>
-              </w:rPr>
-              <w:t>через</w:t>
-            </w:r>
-            <w:r>
-              <w:rPr>
-                <w:rFonts w:ascii="Times New Roman" w:eastAsia="Times New Roman" w:hAnsi="Times New Roman" w:cs="Times New Roman"/>
-                <w:sz w:val="24"/>
-                <w:szCs w:val="24"/>
-                <w:lang w:val="en-US" w:eastAsia="ru-RU"/>
-              </w:rPr>
-              <w:t xml:space="preserve"> Temporal/Kafka.</w:t>
-            </w:r>
-          </w:p>
-        </w:tc>
-        <w:tc>
-          <w:tcPr>
-            <w:tcW w:w="0" w:type="auto"/>
+              <w:t>A2A: {task_id, spec_pointer, context_bundle, user_jwt}</w:t>
+            </w:r>
+          </w:p>
+        </w:tc>
+        <w:tc>
+          <w:tcPr>
+            <w:tcW w:w="0" w:type="auto"/>
+            <w:shd w:val="clear" w:color="auto" w:fill="FFFFFF"/>
+            <w:vAlign w:val="center"/>
+            <w:hideMark/>
+          </w:tcPr>
+          <w:p>
+            <w:pPr>
+              <w:spacing w:after="0" w:line="240" w:lineRule="auto"/>
+              <w:rPr>
+                <w:rFonts w:ascii="Times New Roman" w:eastAsia="Times New Roman" w:hAnsi="Times New Roman" w:cs="Times New Roman"/>
+                <w:sz w:val="24"/>
+                <w:szCs w:val="24"/>
+                <w:lang w:eastAsia="ru-RU"/>
+              </w:rPr>
+            </w:pPr>
+            <w:r>
+              <w:rPr>
+                <w:rFonts w:ascii="Times New Roman" w:eastAsia="Times New Roman" w:hAnsi="Times New Roman" w:cs="Times New Roman"/>
+                <w:sz w:val="24"/>
+                <w:szCs w:val="24"/>
+                <w:lang w:eastAsia="ru-RU"/>
+              </w:rPr>
+              <w:t>Шаг 4. IDP валидирует заявку и передает намерение Оркестратору через A2A/Kafka.</w:t>
+            </w:r>
+          </w:p>
+        </w:tc>
+        <w:tc>
+          <w:tcPr>
+            <w:tcW w:w="0" w:type="auto"/>
+            <w:shd w:val="clear" w:color="auto" w:fill="FFFFFF"/>
             <w:vAlign w:val="center"/>
             <w:hideMark/>
           </w:tcPr>
@@ -4885,6 +4666,7 @@
         <w:tc>
           <w:tcPr>
             <w:tcW w:w="0" w:type="auto"/>
+            <w:shd w:val="clear" w:color="auto" w:fill="FFFFFF"/>
             <w:vAlign w:val="center"/>
             <w:hideMark/>
           </w:tcPr>
@@ -4912,6 +4694,7 @@
         <w:tc>
           <w:tcPr>
             <w:tcW w:w="0" w:type="auto"/>
+            <w:shd w:val="clear" w:color="auto" w:fill="FFFFFF"/>
             <w:vAlign w:val="center"/>
             <w:hideMark/>
           </w:tcPr>
@@ -4944,6 +4727,7 @@
         <w:tc>
           <w:tcPr>
             <w:tcW w:w="0" w:type="auto"/>
+            <w:shd w:val="clear" w:color="auto" w:fill="FFFFFF"/>
             <w:vAlign w:val="center"/>
             <w:hideMark/>
           </w:tcPr>
@@ -4971,33 +4755,91 @@
         <w:tc>
           <w:tcPr>
             <w:tcW w:w="0" w:type="auto"/>
-            <w:vAlign w:val="center"/>
-            <w:hideMark/>
-          </w:tcPr>
-          <w:p>
-            <w:pPr>
-              <w:spacing w:after="0" w:line="240" w:lineRule="auto"/>
-              <w:rPr>
-                <w:rFonts w:ascii="Times New Roman" w:eastAsia="Times New Roman" w:hAnsi="Times New Roman" w:cs="Times New Roman"/>
-                <w:sz w:val="24"/>
-                <w:szCs w:val="24"/>
-                <w:lang w:eastAsia="ru-RU"/>
-              </w:rPr>
-            </w:pPr>
-            <w:r>
-              <w:rPr>
-                <w:rFonts w:ascii="Times New Roman" w:eastAsia="Times New Roman" w:hAnsi="Times New Roman" w:cs="Times New Roman"/>
-                <w:sz w:val="24"/>
-                <w:szCs w:val="24"/>
-                <w:lang w:eastAsia="ru-RU"/>
-              </w:rPr>
-              <w:t>Декомпозиция задач</w:t>
-            </w:r>
-          </w:p>
-        </w:tc>
-        <w:tc>
-          <w:tcPr>
-            <w:tcW w:w="0" w:type="auto"/>
+            <w:shd w:val="clear" w:color="auto" w:fill="FFFFFF"/>
+            <w:vAlign w:val="center"/>
+            <w:hideMark/>
+          </w:tcPr>
+          <w:p>
+            <w:pPr>
+              <w:spacing w:after="0" w:line="240" w:lineRule="auto"/>
+              <w:rPr>
+                <w:rFonts w:ascii="Times New Roman" w:eastAsia="Times New Roman" w:hAnsi="Times New Roman" w:cs="Times New Roman"/>
+                <w:sz w:val="24"/>
+                <w:szCs w:val="24"/>
+                <w:lang w:eastAsia="ru-RU"/>
+              </w:rPr>
+            </w:pPr>
+            <w:r>
+              <w:rPr>
+                <w:rFonts w:ascii="Times New Roman" w:eastAsia="Times New Roman" w:hAnsi="Times New Roman" w:cs="Times New Roman"/>
+                <w:sz w:val="24"/>
+                <w:szCs w:val="24"/>
+                <w:lang w:eastAsia="ru-RU"/>
+              </w:rPr>
+              <w:t>Метрики сессии (старт)</w:t>
+            </w:r>
+          </w:p>
+        </w:tc>
+        <w:tc>
+          <w:tcPr>
+            <w:tcW w:w="0" w:type="auto"/>
+            <w:shd w:val="clear" w:color="auto" w:fill="FFFFFF"/>
+            <w:vAlign w:val="center"/>
+            <w:hideMark/>
+          </w:tcPr>
+          <w:p>
+            <w:pPr>
+              <w:spacing w:after="0" w:line="240" w:lineRule="auto"/>
+              <w:rPr>
+                <w:rFonts w:ascii="Times New Roman" w:eastAsia="Times New Roman" w:hAnsi="Times New Roman" w:cs="Times New Roman"/>
+                <w:sz w:val="24"/>
+                <w:szCs w:val="24"/>
+                <w:lang w:eastAsia="ru-RU"/>
+              </w:rPr>
+            </w:pPr>
+            <w:r>
+              <w:rPr>
+                <w:rFonts w:ascii="Times New Roman" w:eastAsia="Times New Roman" w:hAnsi="Times New Roman" w:cs="Times New Roman"/>
+                <w:sz w:val="24"/>
+                <w:szCs w:val="24"/>
+                <w:lang w:eastAsia="ru-RU"/>
+              </w:rPr>
+              <w:t>Слой: Оркестратор</w:t>
+            </w:r>
+          </w:p>
+        </w:tc>
+        <w:tc>
+          <w:tcPr>
+            <w:tcW w:w="0" w:type="auto"/>
+            <w:shd w:val="clear" w:color="auto" w:fill="FFFFFF"/>
+            <w:vAlign w:val="center"/>
+            <w:hideMark/>
+          </w:tcPr>
+          <w:p>
+            <w:pPr>
+              <w:spacing w:after="0" w:line="240" w:lineRule="auto"/>
+              <w:rPr>
+                <w:rFonts w:ascii="Times New Roman" w:eastAsia="Times New Roman" w:hAnsi="Times New Roman" w:cs="Times New Roman"/>
+                <w:sz w:val="24"/>
+                <w:szCs w:val="24"/>
+                <w:lang w:eastAsia="ru-RU"/>
+              </w:rPr>
+            </w:pPr>
+            <w:r>
+              <w:rPr>
+                <w:rFonts w:ascii="Times New Roman" w:eastAsia="Times New Roman" w:hAnsi="Times New Roman" w:cs="Times New Roman"/>
+                <w:sz w:val="24"/>
+                <w:szCs w:val="24"/>
+                <w:lang w:eastAsia="ru-RU"/>
+              </w:rPr>
+              <w:t>Слой: Наблюдаемость</w:t>
+            </w:r>
+          </w:p>
+        </w:tc>
+        <w:tc>
+          <w:tcPr>
+            <w:tcW w:w="0" w:type="auto"/>
+            <w:shd w:val="clear" w:color="auto" w:fill="FFFFFF"/>
             <w:vAlign w:val="center"/>
             <w:hideMark/>
           </w:tcPr>
@@ -5016,28 +4858,11 @@
                 <w:rFonts w:ascii="Times New Roman" w:eastAsia="Times New Roman" w:hAnsi="Times New Roman" w:cs="Times New Roman"/>
                 <w:sz w:val="24"/>
                 <w:szCs w:val="24"/>
-                <w:lang w:eastAsia="ru-RU"/>
-              </w:rPr>
-              <w:t>Слой</w:t>
-            </w:r>
-            <w:r>
-              <w:rPr>
-                <w:rFonts w:ascii="Times New Roman" w:eastAsia="Times New Roman" w:hAnsi="Times New Roman" w:cs="Times New Roman"/>
-                <w:sz w:val="24"/>
-                <w:szCs w:val="24"/>
                 <w:lang w:val="en-US" w:eastAsia="ru-RU"/>
               </w:rPr>
-              <w:t xml:space="preserve">: </w:t>
-            </w:r>
-            <w:r>
-              <w:rPr>
-                <w:rFonts w:ascii="Times New Roman" w:eastAsia="Times New Roman" w:hAnsi="Times New Roman" w:cs="Times New Roman"/>
-                <w:sz w:val="24"/>
-                <w:szCs w:val="24"/>
-                <w:lang w:eastAsia="ru-RU"/>
-              </w:rPr>
-              <w:t>Оркестратор</w:t>
-            </w:r>
+              <w:t xml:space="preserve">{session_id, </w:t>
+            </w:r>
+            <w:proofErr w:type="spellStart"/>
             <w:r>
               <w:rPr>
                 <w:rFonts w:ascii="Times New Roman" w:eastAsia="Times New Roman" w:hAnsi="Times New Roman" w:cs="Times New Roman"/>
@@ -5045,35 +4870,19 @@
                 <w:szCs w:val="24"/>
                 <w:lang w:val="en-US" w:eastAsia="ru-RU"/>
               </w:rPr>
-              <w:t xml:space="preserve"> (Temporal, A2A/Kafka)</w:t>
-            </w:r>
-          </w:p>
-        </w:tc>
-        <w:tc>
-          <w:tcPr>
-            <w:tcW w:w="0" w:type="auto"/>
-            <w:vAlign w:val="center"/>
-            <w:hideMark/>
-          </w:tcPr>
-          <w:p>
-            <w:pPr>
-              <w:spacing w:after="0" w:line="240" w:lineRule="auto"/>
+              <w:t>token_budget</w:t>
+            </w:r>
+            <w:proofErr w:type="spellEnd"/>
+            <w:r>
               <w:rPr>
                 <w:rFonts w:ascii="Times New Roman" w:eastAsia="Times New Roman" w:hAnsi="Times New Roman" w:cs="Times New Roman"/>
                 <w:sz w:val="24"/>
                 <w:szCs w:val="24"/>
                 <w:lang w:val="en-US" w:eastAsia="ru-RU"/>
               </w:rPr>
-            </w:pPr>
-            <w:r>
-              <w:rPr>
-                <w:rFonts w:ascii="Times New Roman" w:eastAsia="Times New Roman" w:hAnsi="Times New Roman" w:cs="Times New Roman"/>
-                <w:sz w:val="24"/>
-                <w:szCs w:val="24"/>
-                <w:lang w:eastAsia="ru-RU"/>
-              </w:rPr>
-              <w:t>Слой</w:t>
-            </w:r>
+              <w:t xml:space="preserve">, r_level, </w:t>
+            </w:r>
+            <w:proofErr w:type="spellStart"/>
             <w:r>
               <w:rPr>
                 <w:rFonts w:ascii="Times New Roman" w:eastAsia="Times New Roman" w:hAnsi="Times New Roman" w:cs="Times New Roman"/>
@@ -5081,17 +4890,9 @@
                 <w:szCs w:val="24"/>
                 <w:lang w:val="en-US" w:eastAsia="ru-RU"/>
               </w:rPr>
-              <w:t xml:space="preserve">: </w:t>
-            </w:r>
-            <w:r>
-              <w:rPr>
-                <w:rFonts w:ascii="Times New Roman" w:eastAsia="Times New Roman" w:hAnsi="Times New Roman" w:cs="Times New Roman"/>
-                <w:sz w:val="24"/>
-                <w:szCs w:val="24"/>
-                <w:lang w:eastAsia="ru-RU"/>
-              </w:rPr>
-              <w:t>Агенты</w:t>
-            </w:r>
+              <w:t>start_time</w:t>
+            </w:r>
+            <w:proofErr w:type="spellEnd"/>
             <w:r>
               <w:rPr>
                 <w:rFonts w:ascii="Times New Roman" w:eastAsia="Times New Roman" w:hAnsi="Times New Roman" w:cs="Times New Roman"/>
@@ -5099,142 +4900,172 @@
                 <w:szCs w:val="24"/>
                 <w:lang w:val="en-US" w:eastAsia="ru-RU"/>
               </w:rPr>
-              <w:t xml:space="preserve"> (Review, Scoring, Document, Guardian, Compliance)</w:t>
-            </w:r>
-          </w:p>
-        </w:tc>
-        <w:tc>
-          <w:tcPr>
-            <w:tcW w:w="0" w:type="auto"/>
-            <w:vAlign w:val="center"/>
-            <w:hideMark/>
-          </w:tcPr>
-          <w:p>
-            <w:pPr>
-              <w:spacing w:after="0" w:line="240" w:lineRule="auto"/>
-              <w:rPr>
-                <w:rFonts w:ascii="Times New Roman" w:eastAsia="Times New Roman" w:hAnsi="Times New Roman" w:cs="Times New Roman"/>
-                <w:sz w:val="24"/>
-                <w:szCs w:val="24"/>
-                <w:lang w:val="en-US" w:eastAsia="ru-RU"/>
-              </w:rPr>
-            </w:pPr>
-            <w:r>
-              <w:rPr>
-                <w:rFonts w:ascii="Times New Roman" w:eastAsia="Times New Roman" w:hAnsi="Times New Roman" w:cs="Times New Roman"/>
-                <w:sz w:val="24"/>
-                <w:szCs w:val="24"/>
-                <w:lang w:val="en-US" w:eastAsia="ru-RU"/>
-              </w:rPr>
-              <w:t>A2A: {task_id, subtasks: [...], spec_pointer, sandbox_profile}</w:t>
-            </w:r>
-          </w:p>
-        </w:tc>
-        <w:tc>
-          <w:tcPr>
-            <w:tcW w:w="0" w:type="auto"/>
-            <w:vAlign w:val="center"/>
-            <w:hideMark/>
-          </w:tcPr>
-          <w:p>
-            <w:pPr>
-              <w:spacing w:after="0" w:line="240" w:lineRule="auto"/>
-              <w:rPr>
-                <w:rFonts w:ascii="Times New Roman" w:eastAsia="Times New Roman" w:hAnsi="Times New Roman" w:cs="Times New Roman"/>
-                <w:sz w:val="24"/>
-                <w:szCs w:val="24"/>
-                <w:lang w:eastAsia="ru-RU"/>
-              </w:rPr>
-            </w:pPr>
-            <w:r>
-              <w:rPr>
-                <w:rFonts w:ascii="Times New Roman" w:eastAsia="Times New Roman" w:hAnsi="Times New Roman" w:cs="Times New Roman"/>
-                <w:sz w:val="24"/>
-                <w:szCs w:val="24"/>
-                <w:lang w:eastAsia="ru-RU"/>
-              </w:rPr>
-              <w:t>Новый поток. Orchestrator декомпозирует заявку на подзадачи и маршрутизирует специализированным агентам.</w:t>
-            </w:r>
-          </w:p>
-        </w:tc>
-        <w:tc>
-          <w:tcPr>
-            <w:tcW w:w="0" w:type="auto"/>
-            <w:vAlign w:val="center"/>
-            <w:hideMark/>
-          </w:tcPr>
-          <w:p>
-            <w:pPr>
-              <w:spacing w:after="0" w:line="240" w:lineRule="auto"/>
-              <w:rPr>
-                <w:rFonts w:ascii="Times New Roman" w:eastAsia="Times New Roman" w:hAnsi="Times New Roman" w:cs="Times New Roman"/>
-                <w:sz w:val="24"/>
-                <w:szCs w:val="24"/>
-                <w:lang w:eastAsia="ru-RU"/>
-              </w:rPr>
-            </w:pPr>
-            <w:r>
-              <w:rPr>
-                <w:rFonts w:ascii="Times New Roman" w:eastAsia="Times New Roman" w:hAnsi="Times New Roman" w:cs="Times New Roman"/>
-                <w:sz w:val="24"/>
-                <w:szCs w:val="24"/>
-                <w:lang w:eastAsia="ru-RU"/>
-              </w:rPr>
-              <w:t>Request</w:t>
-            </w:r>
-          </w:p>
-        </w:tc>
-        <w:tc>
-          <w:tcPr>
-            <w:tcW w:w="0" w:type="auto"/>
-            <w:vAlign w:val="center"/>
-            <w:hideMark/>
-          </w:tcPr>
-          <w:p>
-            <w:pPr>
-              <w:spacing w:after="0" w:line="240" w:lineRule="auto"/>
-              <w:rPr>
-                <w:rFonts w:ascii="Times New Roman" w:eastAsia="Times New Roman" w:hAnsi="Times New Roman" w:cs="Times New Roman"/>
-                <w:sz w:val="24"/>
-                <w:szCs w:val="24"/>
-                <w:lang w:eastAsia="ru-RU"/>
-              </w:rPr>
-            </w:pPr>
-            <w:r>
-              <w:rPr>
-                <w:rFonts w:ascii="Times New Roman" w:eastAsia="Times New Roman" w:hAnsi="Times New Roman" w:cs="Times New Roman"/>
-                <w:sz w:val="24"/>
-                <w:szCs w:val="24"/>
-                <w:lang w:eastAsia="ru-RU"/>
-              </w:rPr>
-              <w:t>A2A (JSON-RPC)</w:t>
-            </w:r>
-          </w:p>
-        </w:tc>
-        <w:tc>
-          <w:tcPr>
-            <w:tcW w:w="0" w:type="auto"/>
-            <w:vAlign w:val="center"/>
-            <w:hideMark/>
-          </w:tcPr>
-          <w:p>
-            <w:pPr>
-              <w:spacing w:after="0" w:line="240" w:lineRule="auto"/>
-              <w:rPr>
-                <w:rFonts w:ascii="Times New Roman" w:eastAsia="Times New Roman" w:hAnsi="Times New Roman" w:cs="Times New Roman"/>
-                <w:sz w:val="24"/>
-                <w:szCs w:val="24"/>
-                <w:lang w:eastAsia="ru-RU"/>
-              </w:rPr>
-            </w:pPr>
-            <w:r>
-              <w:rPr>
-                <w:rFonts w:ascii="Times New Roman" w:eastAsia="Times New Roman" w:hAnsi="Times New Roman" w:cs="Times New Roman"/>
-                <w:sz w:val="24"/>
-                <w:szCs w:val="24"/>
-                <w:lang w:eastAsia="ru-RU"/>
-              </w:rPr>
-              <w:t>~10 КБ</w:t>
+              <w:t>}</w:t>
+            </w:r>
+          </w:p>
+        </w:tc>
+        <w:tc>
+          <w:tcPr>
+            <w:tcW w:w="0" w:type="auto"/>
+            <w:shd w:val="clear" w:color="auto" w:fill="FFFFFF"/>
+            <w:vAlign w:val="center"/>
+            <w:hideMark/>
+          </w:tcPr>
+          <w:p>
+            <w:pPr>
+              <w:spacing w:after="0" w:line="240" w:lineRule="auto"/>
+              <w:rPr>
+                <w:rFonts w:ascii="Times New Roman" w:eastAsia="Times New Roman" w:hAnsi="Times New Roman" w:cs="Times New Roman"/>
+                <w:sz w:val="24"/>
+                <w:szCs w:val="24"/>
+                <w:lang w:eastAsia="ru-RU"/>
+              </w:rPr>
+            </w:pPr>
+            <w:r>
+              <w:rPr>
+                <w:rFonts w:ascii="Times New Roman" w:eastAsia="Times New Roman" w:hAnsi="Times New Roman" w:cs="Times New Roman"/>
+                <w:sz w:val="24"/>
+                <w:szCs w:val="24"/>
+                <w:lang w:eastAsia="ru-RU"/>
+              </w:rPr>
+              <w:t xml:space="preserve">Шаг 5. Оркестратор инициализирует сессию, фиксируя бюджет токенов и R-level для последующего </w:t>
+            </w:r>
+            <w:proofErr w:type="spellStart"/>
+            <w:r>
+              <w:rPr>
+                <w:rFonts w:ascii="Times New Roman" w:eastAsia="Times New Roman" w:hAnsi="Times New Roman" w:cs="Times New Roman"/>
+                <w:sz w:val="24"/>
+                <w:szCs w:val="24"/>
+                <w:lang w:eastAsia="ru-RU"/>
+              </w:rPr>
+              <w:t>Circuit</w:t>
+            </w:r>
+            <w:proofErr w:type="spellEnd"/>
+            <w:r>
+              <w:rPr>
+                <w:rFonts w:ascii="Times New Roman" w:eastAsia="Times New Roman" w:hAnsi="Times New Roman" w:cs="Times New Roman"/>
+                <w:sz w:val="24"/>
+                <w:szCs w:val="24"/>
+                <w:lang w:eastAsia="ru-RU"/>
+              </w:rPr>
+              <w:t xml:space="preserve"> </w:t>
+            </w:r>
+            <w:proofErr w:type="spellStart"/>
+            <w:r>
+              <w:rPr>
+                <w:rFonts w:ascii="Times New Roman" w:eastAsia="Times New Roman" w:hAnsi="Times New Roman" w:cs="Times New Roman"/>
+                <w:sz w:val="24"/>
+                <w:szCs w:val="24"/>
+                <w:lang w:eastAsia="ru-RU"/>
+              </w:rPr>
+              <w:t>Breaker</w:t>
+            </w:r>
+            <w:proofErr w:type="spellEnd"/>
+            <w:r>
+              <w:rPr>
+                <w:rFonts w:ascii="Times New Roman" w:eastAsia="Times New Roman" w:hAnsi="Times New Roman" w:cs="Times New Roman"/>
+                <w:sz w:val="24"/>
+                <w:szCs w:val="24"/>
+                <w:lang w:eastAsia="ru-RU"/>
+              </w:rPr>
+              <w:t>.</w:t>
+            </w:r>
+          </w:p>
+        </w:tc>
+        <w:tc>
+          <w:tcPr>
+            <w:tcW w:w="0" w:type="auto"/>
+            <w:shd w:val="clear" w:color="auto" w:fill="FFFFFF"/>
+            <w:vAlign w:val="center"/>
+            <w:hideMark/>
+          </w:tcPr>
+          <w:p>
+            <w:pPr>
+              <w:spacing w:after="0" w:line="240" w:lineRule="auto"/>
+              <w:rPr>
+                <w:rFonts w:ascii="Times New Roman" w:eastAsia="Times New Roman" w:hAnsi="Times New Roman" w:cs="Times New Roman"/>
+                <w:sz w:val="24"/>
+                <w:szCs w:val="24"/>
+                <w:lang w:eastAsia="ru-RU"/>
+              </w:rPr>
+            </w:pPr>
+            <w:proofErr w:type="spellStart"/>
+            <w:r>
+              <w:rPr>
+                <w:rFonts w:ascii="Times New Roman" w:eastAsia="Times New Roman" w:hAnsi="Times New Roman" w:cs="Times New Roman"/>
+                <w:sz w:val="24"/>
+                <w:szCs w:val="24"/>
+                <w:lang w:eastAsia="ru-RU"/>
+              </w:rPr>
+              <w:t>Event</w:t>
+            </w:r>
+            <w:proofErr w:type="spellEnd"/>
+          </w:p>
+        </w:tc>
+        <w:tc>
+          <w:tcPr>
+            <w:tcW w:w="0" w:type="auto"/>
+            <w:shd w:val="clear" w:color="auto" w:fill="FFFFFF"/>
+            <w:vAlign w:val="center"/>
+            <w:hideMark/>
+          </w:tcPr>
+          <w:p>
+            <w:pPr>
+              <w:spacing w:after="0" w:line="240" w:lineRule="auto"/>
+              <w:rPr>
+                <w:rFonts w:ascii="Times New Roman" w:eastAsia="Times New Roman" w:hAnsi="Times New Roman" w:cs="Times New Roman"/>
+                <w:sz w:val="24"/>
+                <w:szCs w:val="24"/>
+                <w:lang w:eastAsia="ru-RU"/>
+              </w:rPr>
+            </w:pPr>
+            <w:r>
+              <w:rPr>
+                <w:rFonts w:ascii="Times New Roman" w:eastAsia="Times New Roman" w:hAnsi="Times New Roman" w:cs="Times New Roman"/>
+                <w:sz w:val="24"/>
+                <w:szCs w:val="24"/>
+                <w:lang w:eastAsia="ru-RU"/>
+              </w:rPr>
+              <w:t xml:space="preserve">HTTPS / </w:t>
+            </w:r>
+            <w:proofErr w:type="spellStart"/>
+            <w:r>
+              <w:rPr>
+                <w:rFonts w:ascii="Times New Roman" w:eastAsia="Times New Roman" w:hAnsi="Times New Roman" w:cs="Times New Roman"/>
+                <w:sz w:val="24"/>
+                <w:szCs w:val="24"/>
+                <w:lang w:eastAsia="ru-RU"/>
+              </w:rPr>
+              <w:t>OTel</w:t>
+            </w:r>
+            <w:proofErr w:type="spellEnd"/>
+          </w:p>
+        </w:tc>
+        <w:tc>
+          <w:tcPr>
+            <w:tcW w:w="0" w:type="auto"/>
+            <w:shd w:val="clear" w:color="auto" w:fill="FFFFFF"/>
+            <w:vAlign w:val="center"/>
+            <w:hideMark/>
+          </w:tcPr>
+          <w:p>
+            <w:pPr>
+              <w:spacing w:after="0" w:line="240" w:lineRule="auto"/>
+              <w:rPr>
+                <w:rFonts w:ascii="Times New Roman" w:eastAsia="Times New Roman" w:hAnsi="Times New Roman" w:cs="Times New Roman"/>
+                <w:sz w:val="24"/>
+                <w:szCs w:val="24"/>
+                <w:lang w:eastAsia="ru-RU"/>
+              </w:rPr>
+            </w:pPr>
+            <w:r>
+              <w:rPr>
+                <w:rFonts w:ascii="Times New Roman" w:eastAsia="Times New Roman" w:hAnsi="Times New Roman" w:cs="Times New Roman"/>
+                <w:sz w:val="24"/>
+                <w:szCs w:val="24"/>
+                <w:lang w:eastAsia="ru-RU"/>
+              </w:rPr>
+              <w:t>~2 КБ</w:t>
             </w:r>
           </w:p>
         </w:tc>
@@ -5246,6 +5077,7 @@
         <w:tc>
           <w:tcPr>
             <w:tcW w:w="0" w:type="auto"/>
+            <w:shd w:val="clear" w:color="auto" w:fill="FFFFFF"/>
             <w:vAlign w:val="center"/>
             <w:hideMark/>
           </w:tcPr>
@@ -5273,33 +5105,91 @@
         <w:tc>
           <w:tcPr>
             <w:tcW w:w="0" w:type="auto"/>
-            <w:vAlign w:val="center"/>
-            <w:hideMark/>
-          </w:tcPr>
-          <w:p>
-            <w:pPr>
-              <w:spacing w:after="0" w:line="240" w:lineRule="auto"/>
-              <w:rPr>
-                <w:rFonts w:ascii="Times New Roman" w:eastAsia="Times New Roman" w:hAnsi="Times New Roman" w:cs="Times New Roman"/>
-                <w:sz w:val="24"/>
-                <w:szCs w:val="24"/>
-                <w:lang w:eastAsia="ru-RU"/>
-              </w:rPr>
-            </w:pPr>
-            <w:r>
-              <w:rPr>
-                <w:rFonts w:ascii="Times New Roman" w:eastAsia="Times New Roman" w:hAnsi="Times New Roman" w:cs="Times New Roman"/>
-                <w:sz w:val="24"/>
-                <w:szCs w:val="24"/>
-                <w:lang w:eastAsia="ru-RU"/>
-              </w:rPr>
-              <w:t>Запрос политик</w:t>
-            </w:r>
-          </w:p>
-        </w:tc>
-        <w:tc>
-          <w:tcPr>
-            <w:tcW w:w="0" w:type="auto"/>
+            <w:shd w:val="clear" w:color="auto" w:fill="FFFFFF"/>
+            <w:vAlign w:val="center"/>
+            <w:hideMark/>
+          </w:tcPr>
+          <w:p>
+            <w:pPr>
+              <w:spacing w:after="0" w:line="240" w:lineRule="auto"/>
+              <w:rPr>
+                <w:rFonts w:ascii="Times New Roman" w:eastAsia="Times New Roman" w:hAnsi="Times New Roman" w:cs="Times New Roman"/>
+                <w:sz w:val="24"/>
+                <w:szCs w:val="24"/>
+                <w:lang w:eastAsia="ru-RU"/>
+              </w:rPr>
+            </w:pPr>
+            <w:r>
+              <w:rPr>
+                <w:rFonts w:ascii="Times New Roman" w:eastAsia="Times New Roman" w:hAnsi="Times New Roman" w:cs="Times New Roman"/>
+                <w:sz w:val="24"/>
+                <w:szCs w:val="24"/>
+                <w:lang w:eastAsia="ru-RU"/>
+              </w:rPr>
+              <w:t>Декомпозиция задач</w:t>
+            </w:r>
+          </w:p>
+        </w:tc>
+        <w:tc>
+          <w:tcPr>
+            <w:tcW w:w="0" w:type="auto"/>
+            <w:shd w:val="clear" w:color="auto" w:fill="FFFFFF"/>
+            <w:vAlign w:val="center"/>
+            <w:hideMark/>
+          </w:tcPr>
+          <w:p>
+            <w:pPr>
+              <w:spacing w:after="0" w:line="240" w:lineRule="auto"/>
+              <w:rPr>
+                <w:rFonts w:ascii="Times New Roman" w:eastAsia="Times New Roman" w:hAnsi="Times New Roman" w:cs="Times New Roman"/>
+                <w:sz w:val="24"/>
+                <w:szCs w:val="24"/>
+                <w:lang w:eastAsia="ru-RU"/>
+              </w:rPr>
+            </w:pPr>
+            <w:r>
+              <w:rPr>
+                <w:rFonts w:ascii="Times New Roman" w:eastAsia="Times New Roman" w:hAnsi="Times New Roman" w:cs="Times New Roman"/>
+                <w:sz w:val="24"/>
+                <w:szCs w:val="24"/>
+                <w:lang w:eastAsia="ru-RU"/>
+              </w:rPr>
+              <w:t>Слой: Оркестратор</w:t>
+            </w:r>
+          </w:p>
+        </w:tc>
+        <w:tc>
+          <w:tcPr>
+            <w:tcW w:w="0" w:type="auto"/>
+            <w:shd w:val="clear" w:color="auto" w:fill="FFFFFF"/>
+            <w:vAlign w:val="center"/>
+            <w:hideMark/>
+          </w:tcPr>
+          <w:p>
+            <w:pPr>
+              <w:spacing w:after="0" w:line="240" w:lineRule="auto"/>
+              <w:rPr>
+                <w:rFonts w:ascii="Times New Roman" w:eastAsia="Times New Roman" w:hAnsi="Times New Roman" w:cs="Times New Roman"/>
+                <w:sz w:val="24"/>
+                <w:szCs w:val="24"/>
+                <w:lang w:eastAsia="ru-RU"/>
+              </w:rPr>
+            </w:pPr>
+            <w:r>
+              <w:rPr>
+                <w:rFonts w:ascii="Times New Roman" w:eastAsia="Times New Roman" w:hAnsi="Times New Roman" w:cs="Times New Roman"/>
+                <w:sz w:val="24"/>
+                <w:szCs w:val="24"/>
+                <w:lang w:eastAsia="ru-RU"/>
+              </w:rPr>
+              <w:t>Слой: Агенты</w:t>
+            </w:r>
+          </w:p>
+        </w:tc>
+        <w:tc>
+          <w:tcPr>
+            <w:tcW w:w="0" w:type="auto"/>
+            <w:shd w:val="clear" w:color="auto" w:fill="FFFFFF"/>
             <w:vAlign w:val="center"/>
             <w:hideMark/>
           </w:tcPr>
@@ -5318,150 +5208,44 @@
                 <w:rFonts w:ascii="Times New Roman" w:eastAsia="Times New Roman" w:hAnsi="Times New Roman" w:cs="Times New Roman"/>
                 <w:sz w:val="24"/>
                 <w:szCs w:val="24"/>
-                <w:lang w:eastAsia="ru-RU"/>
-              </w:rPr>
-              <w:t>Слой</w:t>
-            </w:r>
-            <w:r>
-              <w:rPr>
-                <w:rFonts w:ascii="Times New Roman" w:eastAsia="Times New Roman" w:hAnsi="Times New Roman" w:cs="Times New Roman"/>
-                <w:sz w:val="24"/>
-                <w:szCs w:val="24"/>
                 <w:lang w:val="en-US" w:eastAsia="ru-RU"/>
               </w:rPr>
-              <w:t xml:space="preserve">: </w:t>
-            </w:r>
-            <w:r>
-              <w:rPr>
-                <w:rFonts w:ascii="Times New Roman" w:eastAsia="Times New Roman" w:hAnsi="Times New Roman" w:cs="Times New Roman"/>
-                <w:sz w:val="24"/>
-                <w:szCs w:val="24"/>
-                <w:lang w:eastAsia="ru-RU"/>
-              </w:rPr>
-              <w:t>Агенты</w:t>
-            </w:r>
-            <w:r>
-              <w:rPr>
-                <w:rFonts w:ascii="Times New Roman" w:eastAsia="Times New Roman" w:hAnsi="Times New Roman" w:cs="Times New Roman"/>
-                <w:sz w:val="24"/>
-                <w:szCs w:val="24"/>
-                <w:lang w:val="en-US" w:eastAsia="ru-RU"/>
-              </w:rPr>
-              <w:t xml:space="preserve"> (Review, Scoring, Document, Guardian, Compliance)</w:t>
-            </w:r>
-          </w:p>
-        </w:tc>
-        <w:tc>
-          <w:tcPr>
-            <w:tcW w:w="0" w:type="auto"/>
-            <w:vAlign w:val="center"/>
-            <w:hideMark/>
-          </w:tcPr>
-          <w:p>
-            <w:pPr>
-              <w:spacing w:after="0" w:line="240" w:lineRule="auto"/>
-              <w:rPr>
-                <w:rFonts w:ascii="Times New Roman" w:eastAsia="Times New Roman" w:hAnsi="Times New Roman" w:cs="Times New Roman"/>
-                <w:sz w:val="24"/>
-                <w:szCs w:val="24"/>
-                <w:lang w:val="en-US" w:eastAsia="ru-RU"/>
-              </w:rPr>
-            </w:pPr>
-            <w:r>
-              <w:rPr>
-                <w:rFonts w:ascii="Times New Roman" w:eastAsia="Times New Roman" w:hAnsi="Times New Roman" w:cs="Times New Roman"/>
-                <w:sz w:val="24"/>
-                <w:szCs w:val="24"/>
-                <w:lang w:eastAsia="ru-RU"/>
-              </w:rPr>
-              <w:t>Слой</w:t>
-            </w:r>
-            <w:r>
-              <w:rPr>
-                <w:rFonts w:ascii="Times New Roman" w:eastAsia="Times New Roman" w:hAnsi="Times New Roman" w:cs="Times New Roman"/>
-                <w:sz w:val="24"/>
-                <w:szCs w:val="24"/>
-                <w:lang w:val="en-US" w:eastAsia="ru-RU"/>
-              </w:rPr>
-              <w:t xml:space="preserve">: </w:t>
-            </w:r>
-            <w:r>
-              <w:rPr>
-                <w:rFonts w:ascii="Times New Roman" w:eastAsia="Times New Roman" w:hAnsi="Times New Roman" w:cs="Times New Roman"/>
-                <w:sz w:val="24"/>
-                <w:szCs w:val="24"/>
-                <w:lang w:eastAsia="ru-RU"/>
-              </w:rPr>
-              <w:t>Безопасность</w:t>
-            </w:r>
-            <w:r>
-              <w:rPr>
-                <w:rFonts w:ascii="Times New Roman" w:eastAsia="Times New Roman" w:hAnsi="Times New Roman" w:cs="Times New Roman"/>
-                <w:sz w:val="24"/>
-                <w:szCs w:val="24"/>
-                <w:lang w:val="en-US" w:eastAsia="ru-RU"/>
-              </w:rPr>
-              <w:t xml:space="preserve"> (Keycloak, Vault, Policy Hook Bus)</w:t>
-            </w:r>
-          </w:p>
-        </w:tc>
-        <w:tc>
-          <w:tcPr>
-            <w:tcW w:w="0" w:type="auto"/>
-            <w:vAlign w:val="center"/>
-            <w:hideMark/>
-          </w:tcPr>
-          <w:p>
-            <w:pPr>
-              <w:spacing w:after="0" w:line="240" w:lineRule="auto"/>
-              <w:rPr>
-                <w:rFonts w:ascii="Times New Roman" w:eastAsia="Times New Roman" w:hAnsi="Times New Roman" w:cs="Times New Roman"/>
-                <w:sz w:val="24"/>
-                <w:szCs w:val="24"/>
-                <w:lang w:val="en-US" w:eastAsia="ru-RU"/>
-              </w:rPr>
-            </w:pPr>
-            <w:r>
-              <w:rPr>
-                <w:rFonts w:ascii="Times New Roman" w:eastAsia="Times New Roman" w:hAnsi="Times New Roman" w:cs="Times New Roman"/>
-                <w:sz w:val="24"/>
-                <w:szCs w:val="24"/>
-                <w:lang w:val="en-US" w:eastAsia="ru-RU"/>
-              </w:rPr>
-              <w:t>{action: "pdn_process", context: {...}, policy_ids: ["152-FZ-v2.1", "CBR-AML-v1.0"]}</w:t>
-            </w:r>
-          </w:p>
-        </w:tc>
-        <w:tc>
-          <w:tcPr>
-            <w:tcW w:w="0" w:type="auto"/>
-            <w:vAlign w:val="center"/>
-            <w:hideMark/>
-          </w:tcPr>
-          <w:p>
-            <w:pPr>
-              <w:spacing w:after="0" w:line="240" w:lineRule="auto"/>
-              <w:rPr>
-                <w:rFonts w:ascii="Times New Roman" w:eastAsia="Times New Roman" w:hAnsi="Times New Roman" w:cs="Times New Roman"/>
-                <w:sz w:val="24"/>
-                <w:szCs w:val="24"/>
-                <w:lang w:eastAsia="ru-RU"/>
-              </w:rPr>
-            </w:pPr>
-            <w:r>
-              <w:rPr>
-                <w:rFonts w:ascii="Times New Roman" w:eastAsia="Times New Roman" w:hAnsi="Times New Roman" w:cs="Times New Roman"/>
-                <w:sz w:val="24"/>
-                <w:szCs w:val="24"/>
-                <w:lang w:eastAsia="ru-RU"/>
-              </w:rPr>
-              <w:t>Новый поток. Агенты запрашивают политики безопасности и compliance-правила перед выполнением действий.</w:t>
-            </w:r>
-          </w:p>
-        </w:tc>
-        <w:tc>
-          <w:tcPr>
-            <w:tcW w:w="0" w:type="auto"/>
+              <w:t>A2A: {task_id, subtasks: [...], spec_pointer, sandbox_profile}</w:t>
+            </w:r>
+          </w:p>
+        </w:tc>
+        <w:tc>
+          <w:tcPr>
+            <w:tcW w:w="0" w:type="auto"/>
+            <w:shd w:val="clear" w:color="auto" w:fill="FFFFFF"/>
+            <w:vAlign w:val="center"/>
+            <w:hideMark/>
+          </w:tcPr>
+          <w:p>
+            <w:pPr>
+              <w:spacing w:after="0" w:line="240" w:lineRule="auto"/>
+              <w:rPr>
+                <w:rFonts w:ascii="Times New Roman" w:eastAsia="Times New Roman" w:hAnsi="Times New Roman" w:cs="Times New Roman"/>
+                <w:sz w:val="24"/>
+                <w:szCs w:val="24"/>
+                <w:lang w:eastAsia="ru-RU"/>
+              </w:rPr>
+            </w:pPr>
+            <w:r>
+              <w:rPr>
+                <w:rFonts w:ascii="Times New Roman" w:eastAsia="Times New Roman" w:hAnsi="Times New Roman" w:cs="Times New Roman"/>
+                <w:sz w:val="24"/>
+                <w:szCs w:val="24"/>
+                <w:lang w:eastAsia="ru-RU"/>
+              </w:rPr>
+              <w:t>Шаг 6. Оркестратор декомпозирует заявку на подзадачи и маршрутизирует их специализированным агентам.</w:t>
+            </w:r>
+          </w:p>
+        </w:tc>
+        <w:tc>
+          <w:tcPr>
+            <w:tcW w:w="0" w:type="auto"/>
+            <w:shd w:val="clear" w:color="auto" w:fill="FFFFFF"/>
             <w:vAlign w:val="center"/>
             <w:hideMark/>
           </w:tcPr>
@@ -5489,54 +5273,56 @@
         <w:tc>
           <w:tcPr>
             <w:tcW w:w="0" w:type="auto"/>
-            <w:vAlign w:val="center"/>
-            <w:hideMark/>
-          </w:tcPr>
-          <w:p>
-            <w:pPr>
-              <w:spacing w:after="0" w:line="240" w:lineRule="auto"/>
-              <w:rPr>
-                <w:rFonts w:ascii="Times New Roman" w:eastAsia="Times New Roman" w:hAnsi="Times New Roman" w:cs="Times New Roman"/>
-                <w:sz w:val="24"/>
-                <w:szCs w:val="24"/>
-                <w:lang w:eastAsia="ru-RU"/>
-              </w:rPr>
-            </w:pPr>
-            <w:r>
-              <w:rPr>
-                <w:rFonts w:ascii="Times New Roman" w:eastAsia="Times New Roman" w:hAnsi="Times New Roman" w:cs="Times New Roman"/>
-                <w:sz w:val="24"/>
-                <w:szCs w:val="24"/>
-                <w:lang w:eastAsia="ru-RU"/>
-              </w:rPr>
-              <w:t>gRPC + mTLS</w:t>
-            </w:r>
-          </w:p>
-        </w:tc>
-        <w:tc>
-          <w:tcPr>
-            <w:tcW w:w="0" w:type="auto"/>
-            <w:vAlign w:val="center"/>
-            <w:hideMark/>
-          </w:tcPr>
-          <w:p>
-            <w:pPr>
-              <w:spacing w:after="0" w:line="240" w:lineRule="auto"/>
-              <w:rPr>
-                <w:rFonts w:ascii="Times New Roman" w:eastAsia="Times New Roman" w:hAnsi="Times New Roman" w:cs="Times New Roman"/>
-                <w:sz w:val="24"/>
-                <w:szCs w:val="24"/>
-                <w:lang w:eastAsia="ru-RU"/>
-              </w:rPr>
-            </w:pPr>
-            <w:r>
-              <w:rPr>
-                <w:rFonts w:ascii="Times New Roman" w:eastAsia="Times New Roman" w:hAnsi="Times New Roman" w:cs="Times New Roman"/>
-                <w:sz w:val="24"/>
-                <w:szCs w:val="24"/>
-                <w:lang w:eastAsia="ru-RU"/>
-              </w:rPr>
-              <w:t>~5 КБ</w:t>
+            <w:shd w:val="clear" w:color="auto" w:fill="FFFFFF"/>
+            <w:vAlign w:val="center"/>
+            <w:hideMark/>
+          </w:tcPr>
+          <w:p>
+            <w:pPr>
+              <w:spacing w:after="0" w:line="240" w:lineRule="auto"/>
+              <w:rPr>
+                <w:rFonts w:ascii="Times New Roman" w:eastAsia="Times New Roman" w:hAnsi="Times New Roman" w:cs="Times New Roman"/>
+                <w:sz w:val="24"/>
+                <w:szCs w:val="24"/>
+                <w:lang w:eastAsia="ru-RU"/>
+              </w:rPr>
+            </w:pPr>
+            <w:r>
+              <w:rPr>
+                <w:rFonts w:ascii="Times New Roman" w:eastAsia="Times New Roman" w:hAnsi="Times New Roman" w:cs="Times New Roman"/>
+                <w:sz w:val="24"/>
+                <w:szCs w:val="24"/>
+                <w:lang w:eastAsia="ru-RU"/>
+              </w:rPr>
+              <w:t>A2A (JSON-RPC)</w:t>
+            </w:r>
+          </w:p>
+        </w:tc>
+        <w:tc>
+          <w:tcPr>
+            <w:tcW w:w="0" w:type="auto"/>
+            <w:shd w:val="clear" w:color="auto" w:fill="FFFFFF"/>
+            <w:vAlign w:val="center"/>
+            <w:hideMark/>
+          </w:tcPr>
+          <w:p>
+            <w:pPr>
+              <w:spacing w:after="0" w:line="240" w:lineRule="auto"/>
+              <w:rPr>
+                <w:rFonts w:ascii="Times New Roman" w:eastAsia="Times New Roman" w:hAnsi="Times New Roman" w:cs="Times New Roman"/>
+                <w:sz w:val="24"/>
+                <w:szCs w:val="24"/>
+                <w:lang w:eastAsia="ru-RU"/>
+              </w:rPr>
+            </w:pPr>
+            <w:r>
+              <w:rPr>
+                <w:rFonts w:ascii="Times New Roman" w:eastAsia="Times New Roman" w:hAnsi="Times New Roman" w:cs="Times New Roman"/>
+                <w:sz w:val="24"/>
+                <w:szCs w:val="24"/>
+                <w:lang w:eastAsia="ru-RU"/>
+              </w:rPr>
+              <w:t>~10 КБ</w:t>
             </w:r>
           </w:p>
         </w:tc>
@@ -5548,6 +5334,7 @@
         <w:tc>
           <w:tcPr>
             <w:tcW w:w="0" w:type="auto"/>
+            <w:shd w:val="clear" w:color="auto" w:fill="FFFFFF"/>
             <w:vAlign w:val="center"/>
             <w:hideMark/>
           </w:tcPr>
@@ -5575,33 +5362,91 @@
         <w:tc>
           <w:tcPr>
             <w:tcW w:w="0" w:type="auto"/>
-            <w:vAlign w:val="center"/>
-            <w:hideMark/>
-          </w:tcPr>
-          <w:p>
-            <w:pPr>
-              <w:spacing w:after="0" w:line="240" w:lineRule="auto"/>
-              <w:rPr>
-                <w:rFonts w:ascii="Times New Roman" w:eastAsia="Times New Roman" w:hAnsi="Times New Roman" w:cs="Times New Roman"/>
-                <w:sz w:val="24"/>
-                <w:szCs w:val="24"/>
-                <w:lang w:eastAsia="ru-RU"/>
-              </w:rPr>
-            </w:pPr>
-            <w:r>
-              <w:rPr>
-                <w:rFonts w:ascii="Times New Roman" w:eastAsia="Times New Roman" w:hAnsi="Times New Roman" w:cs="Times New Roman"/>
-                <w:sz w:val="24"/>
-                <w:szCs w:val="24"/>
-                <w:lang w:eastAsia="ru-RU"/>
-              </w:rPr>
-              <w:t>Политики и разрешения</w:t>
-            </w:r>
-          </w:p>
-        </w:tc>
-        <w:tc>
-          <w:tcPr>
-            <w:tcW w:w="0" w:type="auto"/>
+            <w:shd w:val="clear" w:color="auto" w:fill="FFFFFF"/>
+            <w:vAlign w:val="center"/>
+            <w:hideMark/>
+          </w:tcPr>
+          <w:p>
+            <w:pPr>
+              <w:spacing w:after="0" w:line="240" w:lineRule="auto"/>
+              <w:rPr>
+                <w:rFonts w:ascii="Times New Roman" w:eastAsia="Times New Roman" w:hAnsi="Times New Roman" w:cs="Times New Roman"/>
+                <w:sz w:val="24"/>
+                <w:szCs w:val="24"/>
+                <w:lang w:eastAsia="ru-RU"/>
+              </w:rPr>
+            </w:pPr>
+            <w:r>
+              <w:rPr>
+                <w:rFonts w:ascii="Times New Roman" w:eastAsia="Times New Roman" w:hAnsi="Times New Roman" w:cs="Times New Roman"/>
+                <w:sz w:val="24"/>
+                <w:szCs w:val="24"/>
+                <w:lang w:eastAsia="ru-RU"/>
+              </w:rPr>
+              <w:t>Запрос политик</w:t>
+            </w:r>
+          </w:p>
+        </w:tc>
+        <w:tc>
+          <w:tcPr>
+            <w:tcW w:w="0" w:type="auto"/>
+            <w:shd w:val="clear" w:color="auto" w:fill="FFFFFF"/>
+            <w:vAlign w:val="center"/>
+            <w:hideMark/>
+          </w:tcPr>
+          <w:p>
+            <w:pPr>
+              <w:spacing w:after="0" w:line="240" w:lineRule="auto"/>
+              <w:rPr>
+                <w:rFonts w:ascii="Times New Roman" w:eastAsia="Times New Roman" w:hAnsi="Times New Roman" w:cs="Times New Roman"/>
+                <w:sz w:val="24"/>
+                <w:szCs w:val="24"/>
+                <w:lang w:eastAsia="ru-RU"/>
+              </w:rPr>
+            </w:pPr>
+            <w:r>
+              <w:rPr>
+                <w:rFonts w:ascii="Times New Roman" w:eastAsia="Times New Roman" w:hAnsi="Times New Roman" w:cs="Times New Roman"/>
+                <w:sz w:val="24"/>
+                <w:szCs w:val="24"/>
+                <w:lang w:eastAsia="ru-RU"/>
+              </w:rPr>
+              <w:t>Слой: Агенты</w:t>
+            </w:r>
+          </w:p>
+        </w:tc>
+        <w:tc>
+          <w:tcPr>
+            <w:tcW w:w="0" w:type="auto"/>
+            <w:shd w:val="clear" w:color="auto" w:fill="FFFFFF"/>
+            <w:vAlign w:val="center"/>
+            <w:hideMark/>
+          </w:tcPr>
+          <w:p>
+            <w:pPr>
+              <w:spacing w:after="0" w:line="240" w:lineRule="auto"/>
+              <w:rPr>
+                <w:rFonts w:ascii="Times New Roman" w:eastAsia="Times New Roman" w:hAnsi="Times New Roman" w:cs="Times New Roman"/>
+                <w:sz w:val="24"/>
+                <w:szCs w:val="24"/>
+                <w:lang w:eastAsia="ru-RU"/>
+              </w:rPr>
+            </w:pPr>
+            <w:r>
+              <w:rPr>
+                <w:rFonts w:ascii="Times New Roman" w:eastAsia="Times New Roman" w:hAnsi="Times New Roman" w:cs="Times New Roman"/>
+                <w:sz w:val="24"/>
+                <w:szCs w:val="24"/>
+                <w:lang w:eastAsia="ru-RU"/>
+              </w:rPr>
+              <w:t>Слой: Безопасность</w:t>
+            </w:r>
+          </w:p>
+        </w:tc>
+        <w:tc>
+          <w:tcPr>
+            <w:tcW w:w="0" w:type="auto"/>
+            <w:shd w:val="clear" w:color="auto" w:fill="FFFFFF"/>
             <w:vAlign w:val="center"/>
             <w:hideMark/>
           </w:tcPr>
@@ -5620,177 +5465,92 @@
                 <w:rFonts w:ascii="Times New Roman" w:eastAsia="Times New Roman" w:hAnsi="Times New Roman" w:cs="Times New Roman"/>
                 <w:sz w:val="24"/>
                 <w:szCs w:val="24"/>
-                <w:lang w:eastAsia="ru-RU"/>
-              </w:rPr>
-              <w:t>Слой</w:t>
-            </w:r>
-            <w:r>
-              <w:rPr>
-                <w:rFonts w:ascii="Times New Roman" w:eastAsia="Times New Roman" w:hAnsi="Times New Roman" w:cs="Times New Roman"/>
-                <w:sz w:val="24"/>
-                <w:szCs w:val="24"/>
                 <w:lang w:val="en-US" w:eastAsia="ru-RU"/>
               </w:rPr>
-              <w:t xml:space="preserve">: </w:t>
-            </w:r>
-            <w:r>
-              <w:rPr>
-                <w:rFonts w:ascii="Times New Roman" w:eastAsia="Times New Roman" w:hAnsi="Times New Roman" w:cs="Times New Roman"/>
-                <w:sz w:val="24"/>
-                <w:szCs w:val="24"/>
-                <w:lang w:eastAsia="ru-RU"/>
-              </w:rPr>
-              <w:t>Безопасность</w:t>
-            </w:r>
-            <w:r>
-              <w:rPr>
-                <w:rFonts w:ascii="Times New Roman" w:eastAsia="Times New Roman" w:hAnsi="Times New Roman" w:cs="Times New Roman"/>
-                <w:sz w:val="24"/>
-                <w:szCs w:val="24"/>
-                <w:lang w:val="en-US" w:eastAsia="ru-RU"/>
-              </w:rPr>
-              <w:t xml:space="preserve"> (Keycloak, Vault, Policy Hook Bus)</w:t>
-            </w:r>
-          </w:p>
-        </w:tc>
-        <w:tc>
-          <w:tcPr>
-            <w:tcW w:w="0" w:type="auto"/>
-            <w:vAlign w:val="center"/>
-            <w:hideMark/>
-          </w:tcPr>
-          <w:p>
-            <w:pPr>
-              <w:spacing w:after="0" w:line="240" w:lineRule="auto"/>
-              <w:rPr>
-                <w:rFonts w:ascii="Times New Roman" w:eastAsia="Times New Roman" w:hAnsi="Times New Roman" w:cs="Times New Roman"/>
-                <w:sz w:val="24"/>
-                <w:szCs w:val="24"/>
-                <w:lang w:val="en-US" w:eastAsia="ru-RU"/>
-              </w:rPr>
-            </w:pPr>
-            <w:r>
-              <w:rPr>
-                <w:rFonts w:ascii="Times New Roman" w:eastAsia="Times New Roman" w:hAnsi="Times New Roman" w:cs="Times New Roman"/>
-                <w:sz w:val="24"/>
-                <w:szCs w:val="24"/>
-                <w:lang w:eastAsia="ru-RU"/>
-              </w:rPr>
-              <w:t>Слой</w:t>
-            </w:r>
-            <w:r>
-              <w:rPr>
-                <w:rFonts w:ascii="Times New Roman" w:eastAsia="Times New Roman" w:hAnsi="Times New Roman" w:cs="Times New Roman"/>
-                <w:sz w:val="24"/>
-                <w:szCs w:val="24"/>
-                <w:lang w:val="en-US" w:eastAsia="ru-RU"/>
-              </w:rPr>
-              <w:t xml:space="preserve">: </w:t>
-            </w:r>
-            <w:r>
-              <w:rPr>
-                <w:rFonts w:ascii="Times New Roman" w:eastAsia="Times New Roman" w:hAnsi="Times New Roman" w:cs="Times New Roman"/>
-                <w:sz w:val="24"/>
-                <w:szCs w:val="24"/>
-                <w:lang w:eastAsia="ru-RU"/>
-              </w:rPr>
-              <w:t>Агенты</w:t>
-            </w:r>
-            <w:r>
-              <w:rPr>
-                <w:rFonts w:ascii="Times New Roman" w:eastAsia="Times New Roman" w:hAnsi="Times New Roman" w:cs="Times New Roman"/>
-                <w:sz w:val="24"/>
-                <w:szCs w:val="24"/>
-                <w:lang w:val="en-US" w:eastAsia="ru-RU"/>
-              </w:rPr>
-              <w:t xml:space="preserve"> (Review, Scoring, Document, Guardian, Compliance)</w:t>
-            </w:r>
-          </w:p>
-        </w:tc>
-        <w:tc>
-          <w:tcPr>
-            <w:tcW w:w="0" w:type="auto"/>
-            <w:vAlign w:val="center"/>
-            <w:hideMark/>
-          </w:tcPr>
-          <w:p>
-            <w:pPr>
-              <w:spacing w:after="0" w:line="240" w:lineRule="auto"/>
-              <w:rPr>
-                <w:rFonts w:ascii="Times New Roman" w:eastAsia="Times New Roman" w:hAnsi="Times New Roman" w:cs="Times New Roman"/>
-                <w:sz w:val="24"/>
-                <w:szCs w:val="24"/>
-                <w:lang w:val="en-US" w:eastAsia="ru-RU"/>
-              </w:rPr>
-            </w:pPr>
-            <w:r>
-              <w:rPr>
-                <w:rFonts w:ascii="Times New Roman" w:eastAsia="Times New Roman" w:hAnsi="Times New Roman" w:cs="Times New Roman"/>
-                <w:sz w:val="24"/>
-                <w:szCs w:val="24"/>
-                <w:lang w:val="en-US" w:eastAsia="ru-RU"/>
-              </w:rPr>
-              <w:t>{decision: ALLOW/DENY/MODIFY/ESCALATE, policies: [...], r_level: 2}</w:t>
-            </w:r>
-          </w:p>
-        </w:tc>
-        <w:tc>
-          <w:tcPr>
-            <w:tcW w:w="0" w:type="auto"/>
-            <w:vAlign w:val="center"/>
-            <w:hideMark/>
-          </w:tcPr>
-          <w:p>
-            <w:pPr>
-              <w:spacing w:after="0" w:line="240" w:lineRule="auto"/>
-              <w:rPr>
-                <w:rFonts w:ascii="Times New Roman" w:eastAsia="Times New Roman" w:hAnsi="Times New Roman" w:cs="Times New Roman"/>
-                <w:sz w:val="24"/>
-                <w:szCs w:val="24"/>
-                <w:lang w:eastAsia="ru-RU"/>
-              </w:rPr>
-            </w:pPr>
-            <w:r>
-              <w:rPr>
-                <w:rFonts w:ascii="Times New Roman" w:eastAsia="Times New Roman" w:hAnsi="Times New Roman" w:cs="Times New Roman"/>
-                <w:sz w:val="24"/>
-                <w:szCs w:val="24"/>
-                <w:lang w:eastAsia="ru-RU"/>
-              </w:rPr>
-              <w:t>Новый поток. Policy Hook Bus возвращает решение по политикам (OPA Rego) и активные ограничения.</w:t>
-            </w:r>
-          </w:p>
-        </w:tc>
-        <w:tc>
-          <w:tcPr>
-            <w:tcW w:w="0" w:type="auto"/>
-            <w:vAlign w:val="center"/>
-            <w:hideMark/>
-          </w:tcPr>
-          <w:p>
-            <w:pPr>
-              <w:spacing w:after="0" w:line="240" w:lineRule="auto"/>
-              <w:rPr>
-                <w:rFonts w:ascii="Times New Roman" w:eastAsia="Times New Roman" w:hAnsi="Times New Roman" w:cs="Times New Roman"/>
-                <w:sz w:val="24"/>
-                <w:szCs w:val="24"/>
-                <w:lang w:eastAsia="ru-RU"/>
-              </w:rPr>
-            </w:pPr>
-            <w:r>
-              <w:rPr>
-                <w:rFonts w:ascii="Times New Roman" w:eastAsia="Times New Roman" w:hAnsi="Times New Roman" w:cs="Times New Roman"/>
-                <w:sz w:val="24"/>
-                <w:szCs w:val="24"/>
-                <w:lang w:eastAsia="ru-RU"/>
-              </w:rPr>
-              <w:t>Response</w:t>
-            </w:r>
-          </w:p>
-        </w:tc>
-        <w:tc>
-          <w:tcPr>
-            <w:tcW w:w="0" w:type="auto"/>
+              <w:t>{action: "pdn_process", context, policy_ids: ["152-FZ", "CBR-AML"]}</w:t>
+            </w:r>
+          </w:p>
+        </w:tc>
+        <w:tc>
+          <w:tcPr>
+            <w:tcW w:w="0" w:type="auto"/>
+            <w:shd w:val="clear" w:color="auto" w:fill="FFFFFF"/>
+            <w:vAlign w:val="center"/>
+            <w:hideMark/>
+          </w:tcPr>
+          <w:p>
+            <w:pPr>
+              <w:spacing w:after="0" w:line="240" w:lineRule="auto"/>
+              <w:rPr>
+                <w:rFonts w:ascii="Times New Roman" w:eastAsia="Times New Roman" w:hAnsi="Times New Roman" w:cs="Times New Roman"/>
+                <w:sz w:val="24"/>
+                <w:szCs w:val="24"/>
+                <w:lang w:eastAsia="ru-RU"/>
+              </w:rPr>
+            </w:pPr>
+            <w:r>
+              <w:rPr>
+                <w:rFonts w:ascii="Times New Roman" w:eastAsia="Times New Roman" w:hAnsi="Times New Roman" w:cs="Times New Roman"/>
+                <w:sz w:val="24"/>
+                <w:szCs w:val="24"/>
+                <w:lang w:eastAsia="ru-RU"/>
+              </w:rPr>
+              <w:t xml:space="preserve">Шаг 7. Агент запрашивает проверку политик безопасности и compliance-правил </w:t>
+            </w:r>
+            <w:r>
+              <w:rPr>
+                <w:rFonts w:ascii="Times New Roman" w:eastAsia="Times New Roman" w:hAnsi="Times New Roman" w:cs="Times New Roman"/>
+                <w:i/>
+                <w:iCs/>
+                <w:sz w:val="24"/>
+                <w:szCs w:val="24"/>
+                <w:lang w:eastAsia="ru-RU"/>
+              </w:rPr>
+              <w:t>перед</w:t>
+            </w:r>
+            <w:r>
+              <w:rPr>
+                <w:rFonts w:ascii="Times New Roman" w:eastAsia="Times New Roman" w:hAnsi="Times New Roman" w:cs="Times New Roman"/>
+                <w:sz w:val="24"/>
+                <w:szCs w:val="24"/>
+                <w:lang w:eastAsia="ru-RU"/>
+              </w:rPr>
+              <w:t xml:space="preserve"> выполнением действия.</w:t>
+            </w:r>
+          </w:p>
+        </w:tc>
+        <w:tc>
+          <w:tcPr>
+            <w:tcW w:w="0" w:type="auto"/>
+            <w:shd w:val="clear" w:color="auto" w:fill="FFFFFF"/>
+            <w:vAlign w:val="center"/>
+            <w:hideMark/>
+          </w:tcPr>
+          <w:p>
+            <w:pPr>
+              <w:spacing w:after="0" w:line="240" w:lineRule="auto"/>
+              <w:rPr>
+                <w:rFonts w:ascii="Times New Roman" w:eastAsia="Times New Roman" w:hAnsi="Times New Roman" w:cs="Times New Roman"/>
+                <w:sz w:val="24"/>
+                <w:szCs w:val="24"/>
+                <w:lang w:eastAsia="ru-RU"/>
+              </w:rPr>
+            </w:pPr>
+            <w:r>
+              <w:rPr>
+                <w:rFonts w:ascii="Times New Roman" w:eastAsia="Times New Roman" w:hAnsi="Times New Roman" w:cs="Times New Roman"/>
+                <w:sz w:val="24"/>
+                <w:szCs w:val="24"/>
+                <w:lang w:eastAsia="ru-RU"/>
+              </w:rPr>
+              <w:t>Request</w:t>
+            </w:r>
+          </w:p>
+        </w:tc>
+        <w:tc>
+          <w:tcPr>
+            <w:tcW w:w="0" w:type="auto"/>
+            <w:shd w:val="clear" w:color="auto" w:fill="FFFFFF"/>
             <w:vAlign w:val="center"/>
             <w:hideMark/>
           </w:tcPr>
@@ -5818,6 +5578,7 @@
         <w:tc>
           <w:tcPr>
             <w:tcW w:w="0" w:type="auto"/>
+            <w:shd w:val="clear" w:color="auto" w:fill="FFFFFF"/>
             <w:vAlign w:val="center"/>
             <w:hideMark/>
           </w:tcPr>
@@ -5850,6 +5611,7 @@
         <w:tc>
           <w:tcPr>
             <w:tcW w:w="0" w:type="auto"/>
+            <w:shd w:val="clear" w:color="auto" w:fill="FFFFFF"/>
             <w:vAlign w:val="center"/>
             <w:hideMark/>
           </w:tcPr>
@@ -5877,33 +5639,91 @@
         <w:tc>
           <w:tcPr>
             <w:tcW w:w="0" w:type="auto"/>
-            <w:vAlign w:val="center"/>
-            <w:hideMark/>
-          </w:tcPr>
-          <w:p>
-            <w:pPr>
-              <w:spacing w:after="0" w:line="240" w:lineRule="auto"/>
-              <w:rPr>
-                <w:rFonts w:ascii="Times New Roman" w:eastAsia="Times New Roman" w:hAnsi="Times New Roman" w:cs="Times New Roman"/>
-                <w:sz w:val="24"/>
-                <w:szCs w:val="24"/>
-                <w:lang w:eastAsia="ru-RU"/>
-              </w:rPr>
-            </w:pPr>
-            <w:r>
-              <w:rPr>
-                <w:rFonts w:ascii="Times New Roman" w:eastAsia="Times New Roman" w:hAnsi="Times New Roman" w:cs="Times New Roman"/>
-                <w:sz w:val="24"/>
-                <w:szCs w:val="24"/>
-                <w:lang w:eastAsia="ru-RU"/>
-              </w:rPr>
-              <w:t>Запрос контекста</w:t>
-            </w:r>
-          </w:p>
-        </w:tc>
-        <w:tc>
-          <w:tcPr>
-            <w:tcW w:w="0" w:type="auto"/>
+            <w:shd w:val="clear" w:color="auto" w:fill="FFFFFF"/>
+            <w:vAlign w:val="center"/>
+            <w:hideMark/>
+          </w:tcPr>
+          <w:p>
+            <w:pPr>
+              <w:spacing w:after="0" w:line="240" w:lineRule="auto"/>
+              <w:rPr>
+                <w:rFonts w:ascii="Times New Roman" w:eastAsia="Times New Roman" w:hAnsi="Times New Roman" w:cs="Times New Roman"/>
+                <w:sz w:val="24"/>
+                <w:szCs w:val="24"/>
+                <w:lang w:eastAsia="ru-RU"/>
+              </w:rPr>
+            </w:pPr>
+            <w:r>
+              <w:rPr>
+                <w:rFonts w:ascii="Times New Roman" w:eastAsia="Times New Roman" w:hAnsi="Times New Roman" w:cs="Times New Roman"/>
+                <w:sz w:val="24"/>
+                <w:szCs w:val="24"/>
+                <w:lang w:eastAsia="ru-RU"/>
+              </w:rPr>
+              <w:t>Политики и разрешения</w:t>
+            </w:r>
+          </w:p>
+        </w:tc>
+        <w:tc>
+          <w:tcPr>
+            <w:tcW w:w="0" w:type="auto"/>
+            <w:shd w:val="clear" w:color="auto" w:fill="FFFFFF"/>
+            <w:vAlign w:val="center"/>
+            <w:hideMark/>
+          </w:tcPr>
+          <w:p>
+            <w:pPr>
+              <w:spacing w:after="0" w:line="240" w:lineRule="auto"/>
+              <w:rPr>
+                <w:rFonts w:ascii="Times New Roman" w:eastAsia="Times New Roman" w:hAnsi="Times New Roman" w:cs="Times New Roman"/>
+                <w:sz w:val="24"/>
+                <w:szCs w:val="24"/>
+                <w:lang w:eastAsia="ru-RU"/>
+              </w:rPr>
+            </w:pPr>
+            <w:r>
+              <w:rPr>
+                <w:rFonts w:ascii="Times New Roman" w:eastAsia="Times New Roman" w:hAnsi="Times New Roman" w:cs="Times New Roman"/>
+                <w:sz w:val="24"/>
+                <w:szCs w:val="24"/>
+                <w:lang w:eastAsia="ru-RU"/>
+              </w:rPr>
+              <w:t>Слой: Безопасность</w:t>
+            </w:r>
+          </w:p>
+        </w:tc>
+        <w:tc>
+          <w:tcPr>
+            <w:tcW w:w="0" w:type="auto"/>
+            <w:shd w:val="clear" w:color="auto" w:fill="FFFFFF"/>
+            <w:vAlign w:val="center"/>
+            <w:hideMark/>
+          </w:tcPr>
+          <w:p>
+            <w:pPr>
+              <w:spacing w:after="0" w:line="240" w:lineRule="auto"/>
+              <w:rPr>
+                <w:rFonts w:ascii="Times New Roman" w:eastAsia="Times New Roman" w:hAnsi="Times New Roman" w:cs="Times New Roman"/>
+                <w:sz w:val="24"/>
+                <w:szCs w:val="24"/>
+                <w:lang w:eastAsia="ru-RU"/>
+              </w:rPr>
+            </w:pPr>
+            <w:r>
+              <w:rPr>
+                <w:rFonts w:ascii="Times New Roman" w:eastAsia="Times New Roman" w:hAnsi="Times New Roman" w:cs="Times New Roman"/>
+                <w:sz w:val="24"/>
+                <w:szCs w:val="24"/>
+                <w:lang w:eastAsia="ru-RU"/>
+              </w:rPr>
+              <w:t>Слой: Агенты</w:t>
+            </w:r>
+          </w:p>
+        </w:tc>
+        <w:tc>
+          <w:tcPr>
+            <w:tcW w:w="0" w:type="auto"/>
+            <w:shd w:val="clear" w:color="auto" w:fill="FFFFFF"/>
             <w:vAlign w:val="center"/>
             <w:hideMark/>
           </w:tcPr>
@@ -5922,204 +5742,100 @@
                 <w:rFonts w:ascii="Times New Roman" w:eastAsia="Times New Roman" w:hAnsi="Times New Roman" w:cs="Times New Roman"/>
                 <w:sz w:val="24"/>
                 <w:szCs w:val="24"/>
-                <w:lang w:eastAsia="ru-RU"/>
-              </w:rPr>
-              <w:t>Слой</w:t>
-            </w:r>
-            <w:r>
-              <w:rPr>
-                <w:rFonts w:ascii="Times New Roman" w:eastAsia="Times New Roman" w:hAnsi="Times New Roman" w:cs="Times New Roman"/>
-                <w:sz w:val="24"/>
-                <w:szCs w:val="24"/>
                 <w:lang w:val="en-US" w:eastAsia="ru-RU"/>
               </w:rPr>
-              <w:t xml:space="preserve">: </w:t>
-            </w:r>
-            <w:r>
-              <w:rPr>
-                <w:rFonts w:ascii="Times New Roman" w:eastAsia="Times New Roman" w:hAnsi="Times New Roman" w:cs="Times New Roman"/>
-                <w:sz w:val="24"/>
-                <w:szCs w:val="24"/>
-                <w:lang w:eastAsia="ru-RU"/>
-              </w:rPr>
-              <w:t>Агенты</w:t>
-            </w:r>
-            <w:r>
-              <w:rPr>
-                <w:rFonts w:ascii="Times New Roman" w:eastAsia="Times New Roman" w:hAnsi="Times New Roman" w:cs="Times New Roman"/>
-                <w:sz w:val="24"/>
-                <w:szCs w:val="24"/>
-                <w:lang w:val="en-US" w:eastAsia="ru-RU"/>
-              </w:rPr>
-              <w:t xml:space="preserve"> (Review, Scoring, Document, Guardian, Compliance)</w:t>
-            </w:r>
-          </w:p>
-        </w:tc>
-        <w:tc>
-          <w:tcPr>
-            <w:tcW w:w="0" w:type="auto"/>
-            <w:vAlign w:val="center"/>
-            <w:hideMark/>
-          </w:tcPr>
-          <w:p>
-            <w:pPr>
-              <w:spacing w:after="0" w:line="240" w:lineRule="auto"/>
-              <w:rPr>
-                <w:rFonts w:ascii="Times New Roman" w:eastAsia="Times New Roman" w:hAnsi="Times New Roman" w:cs="Times New Roman"/>
-                <w:sz w:val="24"/>
-                <w:szCs w:val="24"/>
-                <w:lang w:val="en-US" w:eastAsia="ru-RU"/>
-              </w:rPr>
-            </w:pPr>
-            <w:r>
-              <w:rPr>
-                <w:rFonts w:ascii="Times New Roman" w:eastAsia="Times New Roman" w:hAnsi="Times New Roman" w:cs="Times New Roman"/>
-                <w:sz w:val="24"/>
-                <w:szCs w:val="24"/>
-                <w:lang w:eastAsia="ru-RU"/>
-              </w:rPr>
-              <w:t>Слой</w:t>
-            </w:r>
-            <w:r>
-              <w:rPr>
-                <w:rFonts w:ascii="Times New Roman" w:eastAsia="Times New Roman" w:hAnsi="Times New Roman" w:cs="Times New Roman"/>
-                <w:sz w:val="24"/>
-                <w:szCs w:val="24"/>
-                <w:lang w:val="en-US" w:eastAsia="ru-RU"/>
-              </w:rPr>
-              <w:t xml:space="preserve">: </w:t>
-            </w:r>
-            <w:r>
-              <w:rPr>
-                <w:rFonts w:ascii="Times New Roman" w:eastAsia="Times New Roman" w:hAnsi="Times New Roman" w:cs="Times New Roman"/>
-                <w:sz w:val="24"/>
-                <w:szCs w:val="24"/>
-                <w:lang w:eastAsia="ru-RU"/>
-              </w:rPr>
-              <w:t>Данные</w:t>
-            </w:r>
-            <w:r>
-              <w:rPr>
-                <w:rFonts w:ascii="Times New Roman" w:eastAsia="Times New Roman" w:hAnsi="Times New Roman" w:cs="Times New Roman"/>
-                <w:sz w:val="24"/>
-                <w:szCs w:val="24"/>
-                <w:lang w:val="en-US" w:eastAsia="ru-RU"/>
-              </w:rPr>
-              <w:t xml:space="preserve"> (RAG/Cache/Evidence/Audit)</w:t>
-            </w:r>
-          </w:p>
-        </w:tc>
-        <w:tc>
-          <w:tcPr>
-            <w:tcW w:w="0" w:type="auto"/>
-            <w:vAlign w:val="center"/>
-            <w:hideMark/>
-          </w:tcPr>
-          <w:p>
-            <w:pPr>
-              <w:spacing w:after="0" w:line="240" w:lineRule="auto"/>
-              <w:rPr>
-                <w:rFonts w:ascii="Times New Roman" w:eastAsia="Times New Roman" w:hAnsi="Times New Roman" w:cs="Times New Roman"/>
-                <w:sz w:val="24"/>
-                <w:szCs w:val="24"/>
-                <w:lang w:val="en-US" w:eastAsia="ru-RU"/>
-              </w:rPr>
-            </w:pPr>
-            <w:r>
-              <w:rPr>
-                <w:rFonts w:ascii="Times New Roman" w:eastAsia="Times New Roman" w:hAnsi="Times New Roman" w:cs="Times New Roman"/>
-                <w:sz w:val="24"/>
-                <w:szCs w:val="24"/>
-                <w:lang w:val="en-US" w:eastAsia="ru-RU"/>
-              </w:rPr>
-              <w:t>{query_vector, collection: "credit_policies", top_k: 5}</w:t>
-            </w:r>
-          </w:p>
-        </w:tc>
-        <w:tc>
-          <w:tcPr>
-            <w:tcW w:w="0" w:type="auto"/>
-            <w:vAlign w:val="center"/>
-            <w:hideMark/>
-          </w:tcPr>
-          <w:p>
-            <w:pPr>
-              <w:spacing w:after="0" w:line="240" w:lineRule="auto"/>
-              <w:rPr>
-                <w:rFonts w:ascii="Times New Roman" w:eastAsia="Times New Roman" w:hAnsi="Times New Roman" w:cs="Times New Roman"/>
-                <w:sz w:val="24"/>
-                <w:szCs w:val="24"/>
-                <w:lang w:eastAsia="ru-RU"/>
-              </w:rPr>
-            </w:pPr>
-            <w:r>
-              <w:rPr>
-                <w:rFonts w:ascii="Times New Roman" w:eastAsia="Times New Roman" w:hAnsi="Times New Roman" w:cs="Times New Roman"/>
-                <w:sz w:val="24"/>
-                <w:szCs w:val="24"/>
-                <w:lang w:eastAsia="ru-RU"/>
-              </w:rPr>
-              <w:t>Новый поток. Агенты запрашивают корпоративные знания и контекст из RAG/Cache для принятия решений.</w:t>
-            </w:r>
-          </w:p>
-        </w:tc>
-        <w:tc>
-          <w:tcPr>
-            <w:tcW w:w="0" w:type="auto"/>
-            <w:vAlign w:val="center"/>
-            <w:hideMark/>
-          </w:tcPr>
-          <w:p>
-            <w:pPr>
-              <w:spacing w:after="0" w:line="240" w:lineRule="auto"/>
-              <w:rPr>
-                <w:rFonts w:ascii="Times New Roman" w:eastAsia="Times New Roman" w:hAnsi="Times New Roman" w:cs="Times New Roman"/>
-                <w:sz w:val="24"/>
-                <w:szCs w:val="24"/>
-                <w:lang w:eastAsia="ru-RU"/>
-              </w:rPr>
-            </w:pPr>
-            <w:r>
-              <w:rPr>
-                <w:rFonts w:ascii="Times New Roman" w:eastAsia="Times New Roman" w:hAnsi="Times New Roman" w:cs="Times New Roman"/>
-                <w:sz w:val="24"/>
-                <w:szCs w:val="24"/>
-                <w:lang w:eastAsia="ru-RU"/>
-              </w:rPr>
-              <w:t>Request</w:t>
-            </w:r>
-          </w:p>
-        </w:tc>
-        <w:tc>
-          <w:tcPr>
-            <w:tcW w:w="0" w:type="auto"/>
-            <w:vAlign w:val="center"/>
-            <w:hideMark/>
-          </w:tcPr>
-          <w:p>
-            <w:pPr>
-              <w:spacing w:after="0" w:line="240" w:lineRule="auto"/>
-              <w:rPr>
-                <w:rFonts w:ascii="Times New Roman" w:eastAsia="Times New Roman" w:hAnsi="Times New Roman" w:cs="Times New Roman"/>
-                <w:sz w:val="24"/>
-                <w:szCs w:val="24"/>
-                <w:lang w:eastAsia="ru-RU"/>
-              </w:rPr>
-            </w:pPr>
-            <w:r>
-              <w:rPr>
-                <w:rFonts w:ascii="Times New Roman" w:eastAsia="Times New Roman" w:hAnsi="Times New Roman" w:cs="Times New Roman"/>
-                <w:sz w:val="24"/>
-                <w:szCs w:val="24"/>
-                <w:lang w:eastAsia="ru-RU"/>
-              </w:rPr>
-              <w:t>HTTPS</w:t>
-            </w:r>
-          </w:p>
-        </w:tc>
-        <w:tc>
-          <w:tcPr>
-            <w:tcW w:w="0" w:type="auto"/>
+              <w:t>{decision: ALLOW/DENY/MODIFY/ESCALATE, policies, r_level}</w:t>
+            </w:r>
+          </w:p>
+        </w:tc>
+        <w:tc>
+          <w:tcPr>
+            <w:tcW w:w="0" w:type="auto"/>
+            <w:shd w:val="clear" w:color="auto" w:fill="FFFFFF"/>
+            <w:vAlign w:val="center"/>
+            <w:hideMark/>
+          </w:tcPr>
+          <w:p>
+            <w:pPr>
+              <w:spacing w:after="0" w:line="240" w:lineRule="auto"/>
+              <w:rPr>
+                <w:rFonts w:ascii="Times New Roman" w:eastAsia="Times New Roman" w:hAnsi="Times New Roman" w:cs="Times New Roman"/>
+                <w:sz w:val="24"/>
+                <w:szCs w:val="24"/>
+                <w:lang w:eastAsia="ru-RU"/>
+              </w:rPr>
+            </w:pPr>
+            <w:r>
+              <w:rPr>
+                <w:rFonts w:ascii="Times New Roman" w:eastAsia="Times New Roman" w:hAnsi="Times New Roman" w:cs="Times New Roman"/>
+                <w:sz w:val="24"/>
+                <w:szCs w:val="24"/>
+                <w:lang w:eastAsia="ru-RU"/>
+              </w:rPr>
+              <w:t>Шаг 8. Policy Hook Bus возвращает мандатное решение (OPA Rego) и активные ограничения.</w:t>
+            </w:r>
+          </w:p>
+        </w:tc>
+        <w:tc>
+          <w:tcPr>
+            <w:tcW w:w="0" w:type="auto"/>
+            <w:shd w:val="clear" w:color="auto" w:fill="FFFFFF"/>
+            <w:vAlign w:val="center"/>
+            <w:hideMark/>
+          </w:tcPr>
+          <w:p>
+            <w:pPr>
+              <w:spacing w:after="0" w:line="240" w:lineRule="auto"/>
+              <w:rPr>
+                <w:rFonts w:ascii="Times New Roman" w:eastAsia="Times New Roman" w:hAnsi="Times New Roman" w:cs="Times New Roman"/>
+                <w:sz w:val="24"/>
+                <w:szCs w:val="24"/>
+                <w:lang w:eastAsia="ru-RU"/>
+              </w:rPr>
+            </w:pPr>
+            <w:r>
+              <w:rPr>
+                <w:rFonts w:ascii="Times New Roman" w:eastAsia="Times New Roman" w:hAnsi="Times New Roman" w:cs="Times New Roman"/>
+                <w:sz w:val="24"/>
+                <w:szCs w:val="24"/>
+                <w:lang w:eastAsia="ru-RU"/>
+              </w:rPr>
+              <w:t>Response</w:t>
+            </w:r>
+          </w:p>
+        </w:tc>
+        <w:tc>
+          <w:tcPr>
+            <w:tcW w:w="0" w:type="auto"/>
+            <w:shd w:val="clear" w:color="auto" w:fill="FFFFFF"/>
+            <w:vAlign w:val="center"/>
+            <w:hideMark/>
+          </w:tcPr>
+          <w:p>
+            <w:pPr>
+              <w:spacing w:after="0" w:line="240" w:lineRule="auto"/>
+              <w:rPr>
+                <w:rFonts w:ascii="Times New Roman" w:eastAsia="Times New Roman" w:hAnsi="Times New Roman" w:cs="Times New Roman"/>
+                <w:sz w:val="24"/>
+                <w:szCs w:val="24"/>
+                <w:lang w:eastAsia="ru-RU"/>
+              </w:rPr>
+            </w:pPr>
+            <w:r>
+              <w:rPr>
+                <w:rFonts w:ascii="Times New Roman" w:eastAsia="Times New Roman" w:hAnsi="Times New Roman" w:cs="Times New Roman"/>
+                <w:sz w:val="24"/>
+                <w:szCs w:val="24"/>
+                <w:lang w:eastAsia="ru-RU"/>
+              </w:rPr>
+              <w:t>gRPC + mTLS</w:t>
+            </w:r>
+          </w:p>
+        </w:tc>
+        <w:tc>
+          <w:tcPr>
+            <w:tcW w:w="0" w:type="auto"/>
+            <w:shd w:val="clear" w:color="auto" w:fill="FFFFFF"/>
             <w:vAlign w:val="center"/>
             <w:hideMark/>
           </w:tcPr>
@@ -6152,6 +5868,7 @@
         <w:tc>
           <w:tcPr>
             <w:tcW w:w="0" w:type="auto"/>
+            <w:shd w:val="clear" w:color="auto" w:fill="FFFFFF"/>
             <w:vAlign w:val="center"/>
             <w:hideMark/>
           </w:tcPr>
@@ -6179,33 +5896,91 @@
         <w:tc>
           <w:tcPr>
             <w:tcW w:w="0" w:type="auto"/>
-            <w:vAlign w:val="center"/>
-            <w:hideMark/>
-          </w:tcPr>
-          <w:p>
-            <w:pPr>
-              <w:spacing w:after="0" w:line="240" w:lineRule="auto"/>
-              <w:rPr>
-                <w:rFonts w:ascii="Times New Roman" w:eastAsia="Times New Roman" w:hAnsi="Times New Roman" w:cs="Times New Roman"/>
-                <w:sz w:val="24"/>
-                <w:szCs w:val="24"/>
-                <w:lang w:eastAsia="ru-RU"/>
-              </w:rPr>
-            </w:pPr>
-            <w:r>
-              <w:rPr>
-                <w:rFonts w:ascii="Times New Roman" w:eastAsia="Times New Roman" w:hAnsi="Times New Roman" w:cs="Times New Roman"/>
-                <w:sz w:val="24"/>
-                <w:szCs w:val="24"/>
-                <w:lang w:eastAsia="ru-RU"/>
-              </w:rPr>
-              <w:t>Корпоративные знания</w:t>
-            </w:r>
-          </w:p>
-        </w:tc>
-        <w:tc>
-          <w:tcPr>
-            <w:tcW w:w="0" w:type="auto"/>
+            <w:shd w:val="clear" w:color="auto" w:fill="FFFFFF"/>
+            <w:vAlign w:val="center"/>
+            <w:hideMark/>
+          </w:tcPr>
+          <w:p>
+            <w:pPr>
+              <w:spacing w:after="0" w:line="240" w:lineRule="auto"/>
+              <w:rPr>
+                <w:rFonts w:ascii="Times New Roman" w:eastAsia="Times New Roman" w:hAnsi="Times New Roman" w:cs="Times New Roman"/>
+                <w:sz w:val="24"/>
+                <w:szCs w:val="24"/>
+                <w:lang w:eastAsia="ru-RU"/>
+              </w:rPr>
+            </w:pPr>
+            <w:r>
+              <w:rPr>
+                <w:rFonts w:ascii="Times New Roman" w:eastAsia="Times New Roman" w:hAnsi="Times New Roman" w:cs="Times New Roman"/>
+                <w:sz w:val="24"/>
+                <w:szCs w:val="24"/>
+                <w:lang w:eastAsia="ru-RU"/>
+              </w:rPr>
+              <w:t>Аудит политик</w:t>
+            </w:r>
+          </w:p>
+        </w:tc>
+        <w:tc>
+          <w:tcPr>
+            <w:tcW w:w="0" w:type="auto"/>
+            <w:shd w:val="clear" w:color="auto" w:fill="FFFFFF"/>
+            <w:vAlign w:val="center"/>
+            <w:hideMark/>
+          </w:tcPr>
+          <w:p>
+            <w:pPr>
+              <w:spacing w:after="0" w:line="240" w:lineRule="auto"/>
+              <w:rPr>
+                <w:rFonts w:ascii="Times New Roman" w:eastAsia="Times New Roman" w:hAnsi="Times New Roman" w:cs="Times New Roman"/>
+                <w:sz w:val="24"/>
+                <w:szCs w:val="24"/>
+                <w:lang w:eastAsia="ru-RU"/>
+              </w:rPr>
+            </w:pPr>
+            <w:r>
+              <w:rPr>
+                <w:rFonts w:ascii="Times New Roman" w:eastAsia="Times New Roman" w:hAnsi="Times New Roman" w:cs="Times New Roman"/>
+                <w:sz w:val="24"/>
+                <w:szCs w:val="24"/>
+                <w:lang w:eastAsia="ru-RU"/>
+              </w:rPr>
+              <w:t>Слой: Безопасность</w:t>
+            </w:r>
+          </w:p>
+        </w:tc>
+        <w:tc>
+          <w:tcPr>
+            <w:tcW w:w="0" w:type="auto"/>
+            <w:shd w:val="clear" w:color="auto" w:fill="FFFFFF"/>
+            <w:vAlign w:val="center"/>
+            <w:hideMark/>
+          </w:tcPr>
+          <w:p>
+            <w:pPr>
+              <w:spacing w:after="0" w:line="240" w:lineRule="auto"/>
+              <w:rPr>
+                <w:rFonts w:ascii="Times New Roman" w:eastAsia="Times New Roman" w:hAnsi="Times New Roman" w:cs="Times New Roman"/>
+                <w:sz w:val="24"/>
+                <w:szCs w:val="24"/>
+                <w:lang w:eastAsia="ru-RU"/>
+              </w:rPr>
+            </w:pPr>
+            <w:r>
+              <w:rPr>
+                <w:rFonts w:ascii="Times New Roman" w:eastAsia="Times New Roman" w:hAnsi="Times New Roman" w:cs="Times New Roman"/>
+                <w:sz w:val="24"/>
+                <w:szCs w:val="24"/>
+                <w:lang w:eastAsia="ru-RU"/>
+              </w:rPr>
+              <w:t>Слой: Наблюдаемость</w:t>
+            </w:r>
+          </w:p>
+        </w:tc>
+        <w:tc>
+          <w:tcPr>
+            <w:tcW w:w="0" w:type="auto"/>
+            <w:shd w:val="clear" w:color="auto" w:fill="FFFFFF"/>
             <w:vAlign w:val="center"/>
             <w:hideMark/>
           </w:tcPr>
@@ -6224,28 +5999,11 @@
                 <w:rFonts w:ascii="Times New Roman" w:eastAsia="Times New Roman" w:hAnsi="Times New Roman" w:cs="Times New Roman"/>
                 <w:sz w:val="24"/>
                 <w:szCs w:val="24"/>
-                <w:lang w:eastAsia="ru-RU"/>
-              </w:rPr>
-              <w:t>Слой</w:t>
-            </w:r>
-            <w:r>
-              <w:rPr>
-                <w:rFonts w:ascii="Times New Roman" w:eastAsia="Times New Roman" w:hAnsi="Times New Roman" w:cs="Times New Roman"/>
-                <w:sz w:val="24"/>
-                <w:szCs w:val="24"/>
                 <w:lang w:val="en-US" w:eastAsia="ru-RU"/>
               </w:rPr>
-              <w:t xml:space="preserve">: </w:t>
-            </w:r>
-            <w:r>
-              <w:rPr>
-                <w:rFonts w:ascii="Times New Roman" w:eastAsia="Times New Roman" w:hAnsi="Times New Roman" w:cs="Times New Roman"/>
-                <w:sz w:val="24"/>
-                <w:szCs w:val="24"/>
-                <w:lang w:eastAsia="ru-RU"/>
-              </w:rPr>
-              <w:t>Данные</w:t>
-            </w:r>
+              <w:t>{</w:t>
+            </w:r>
+            <w:proofErr w:type="spellStart"/>
             <w:r>
               <w:rPr>
                 <w:rFonts w:ascii="Times New Roman" w:eastAsia="Times New Roman" w:hAnsi="Times New Roman" w:cs="Times New Roman"/>
@@ -6253,35 +6011,19 @@
                 <w:szCs w:val="24"/>
                 <w:lang w:val="en-US" w:eastAsia="ru-RU"/>
               </w:rPr>
-              <w:t xml:space="preserve"> (RAG/Cache/Evidence/Audit)</w:t>
-            </w:r>
-          </w:p>
-        </w:tc>
-        <w:tc>
-          <w:tcPr>
-            <w:tcW w:w="0" w:type="auto"/>
-            <w:vAlign w:val="center"/>
-            <w:hideMark/>
-          </w:tcPr>
-          <w:p>
-            <w:pPr>
-              <w:spacing w:after="0" w:line="240" w:lineRule="auto"/>
+              <w:t>event_id</w:t>
+            </w:r>
+            <w:proofErr w:type="spellEnd"/>
+            <w:r>
               <w:rPr>
                 <w:rFonts w:ascii="Times New Roman" w:eastAsia="Times New Roman" w:hAnsi="Times New Roman" w:cs="Times New Roman"/>
                 <w:sz w:val="24"/>
                 <w:szCs w:val="24"/>
                 <w:lang w:val="en-US" w:eastAsia="ru-RU"/>
               </w:rPr>
-            </w:pPr>
-            <w:r>
-              <w:rPr>
-                <w:rFonts w:ascii="Times New Roman" w:eastAsia="Times New Roman" w:hAnsi="Times New Roman" w:cs="Times New Roman"/>
-                <w:sz w:val="24"/>
-                <w:szCs w:val="24"/>
-                <w:lang w:eastAsia="ru-RU"/>
-              </w:rPr>
-              <w:t>Слой</w:t>
-            </w:r>
+              <w:t xml:space="preserve">, </w:t>
+            </w:r>
+            <w:proofErr w:type="spellStart"/>
             <w:r>
               <w:rPr>
                 <w:rFonts w:ascii="Times New Roman" w:eastAsia="Times New Roman" w:hAnsi="Times New Roman" w:cs="Times New Roman"/>
@@ -6289,17 +6031,9 @@
                 <w:szCs w:val="24"/>
                 <w:lang w:val="en-US" w:eastAsia="ru-RU"/>
               </w:rPr>
-              <w:t xml:space="preserve">: </w:t>
-            </w:r>
-            <w:r>
-              <w:rPr>
-                <w:rFonts w:ascii="Times New Roman" w:eastAsia="Times New Roman" w:hAnsi="Times New Roman" w:cs="Times New Roman"/>
-                <w:sz w:val="24"/>
-                <w:szCs w:val="24"/>
-                <w:lang w:eastAsia="ru-RU"/>
-              </w:rPr>
-              <w:t>Агенты</w:t>
-            </w:r>
+              <w:t>policy_id</w:t>
+            </w:r>
+            <w:proofErr w:type="spellEnd"/>
             <w:r>
               <w:rPr>
                 <w:rFonts w:ascii="Times New Roman" w:eastAsia="Times New Roman" w:hAnsi="Times New Roman" w:cs="Times New Roman"/>
@@ -6307,142 +6041,141 @@
                 <w:szCs w:val="24"/>
                 <w:lang w:val="en-US" w:eastAsia="ru-RU"/>
               </w:rPr>
-              <w:t xml:space="preserve"> (Review, Scoring, Document, Guardian, Compliance)</w:t>
-            </w:r>
-          </w:p>
-        </w:tc>
-        <w:tc>
-          <w:tcPr>
-            <w:tcW w:w="0" w:type="auto"/>
-            <w:vAlign w:val="center"/>
-            <w:hideMark/>
-          </w:tcPr>
-          <w:p>
-            <w:pPr>
-              <w:spacing w:after="0" w:line="240" w:lineRule="auto"/>
-              <w:rPr>
-                <w:rFonts w:ascii="Times New Roman" w:eastAsia="Times New Roman" w:hAnsi="Times New Roman" w:cs="Times New Roman"/>
-                <w:sz w:val="24"/>
-                <w:szCs w:val="24"/>
-                <w:lang w:eastAsia="ru-RU"/>
-              </w:rPr>
-            </w:pPr>
-            <w:r>
-              <w:rPr>
-                <w:rFonts w:ascii="Times New Roman" w:eastAsia="Times New Roman" w:hAnsi="Times New Roman" w:cs="Times New Roman"/>
-                <w:sz w:val="24"/>
-                <w:szCs w:val="24"/>
-                <w:lang w:eastAsia="ru-RU"/>
-              </w:rPr>
-              <w:t>{context_documents: [...], policies: [...], patterns: [...]}</w:t>
-            </w:r>
-          </w:p>
-        </w:tc>
-        <w:tc>
-          <w:tcPr>
-            <w:tcW w:w="0" w:type="auto"/>
-            <w:vAlign w:val="center"/>
-            <w:hideMark/>
-          </w:tcPr>
-          <w:p>
-            <w:pPr>
-              <w:spacing w:after="0" w:line="240" w:lineRule="auto"/>
-              <w:rPr>
-                <w:rFonts w:ascii="Times New Roman" w:eastAsia="Times New Roman" w:hAnsi="Times New Roman" w:cs="Times New Roman"/>
-                <w:sz w:val="24"/>
-                <w:szCs w:val="24"/>
-                <w:lang w:eastAsia="ru-RU"/>
-              </w:rPr>
-            </w:pPr>
-            <w:r>
-              <w:rPr>
-                <w:rFonts w:ascii="Times New Roman" w:eastAsia="Times New Roman" w:hAnsi="Times New Roman" w:cs="Times New Roman"/>
-                <w:sz w:val="24"/>
-                <w:szCs w:val="24"/>
-                <w:lang w:eastAsia="ru-RU"/>
-              </w:rPr>
-              <w:t>Новый поток. RAG возвращает релевантные документы, политики кредитования и паттерны обработки.</w:t>
-            </w:r>
-          </w:p>
-        </w:tc>
-        <w:tc>
-          <w:tcPr>
-            <w:tcW w:w="0" w:type="auto"/>
-            <w:vAlign w:val="center"/>
-            <w:hideMark/>
-          </w:tcPr>
-          <w:p>
-            <w:pPr>
-              <w:spacing w:after="0" w:line="240" w:lineRule="auto"/>
-              <w:rPr>
-                <w:rFonts w:ascii="Times New Roman" w:eastAsia="Times New Roman" w:hAnsi="Times New Roman" w:cs="Times New Roman"/>
-                <w:sz w:val="24"/>
-                <w:szCs w:val="24"/>
-                <w:lang w:eastAsia="ru-RU"/>
-              </w:rPr>
-            </w:pPr>
-            <w:r>
-              <w:rPr>
-                <w:rFonts w:ascii="Times New Roman" w:eastAsia="Times New Roman" w:hAnsi="Times New Roman" w:cs="Times New Roman"/>
-                <w:sz w:val="24"/>
-                <w:szCs w:val="24"/>
-                <w:lang w:eastAsia="ru-RU"/>
-              </w:rPr>
-              <w:t>Response</w:t>
-            </w:r>
-          </w:p>
-        </w:tc>
-        <w:tc>
-          <w:tcPr>
-            <w:tcW w:w="0" w:type="auto"/>
-            <w:vAlign w:val="center"/>
-            <w:hideMark/>
-          </w:tcPr>
-          <w:p>
-            <w:pPr>
-              <w:spacing w:after="0" w:line="240" w:lineRule="auto"/>
-              <w:rPr>
-                <w:rFonts w:ascii="Times New Roman" w:eastAsia="Times New Roman" w:hAnsi="Times New Roman" w:cs="Times New Roman"/>
-                <w:sz w:val="24"/>
-                <w:szCs w:val="24"/>
-                <w:lang w:eastAsia="ru-RU"/>
-              </w:rPr>
-            </w:pPr>
-            <w:r>
-              <w:rPr>
-                <w:rFonts w:ascii="Times New Roman" w:eastAsia="Times New Roman" w:hAnsi="Times New Roman" w:cs="Times New Roman"/>
-                <w:sz w:val="24"/>
-                <w:szCs w:val="24"/>
-                <w:lang w:eastAsia="ru-RU"/>
-              </w:rPr>
-              <w:t>HTTPS</w:t>
-            </w:r>
-          </w:p>
-        </w:tc>
-        <w:tc>
-          <w:tcPr>
-            <w:tcW w:w="0" w:type="auto"/>
-            <w:vAlign w:val="center"/>
-            <w:hideMark/>
-          </w:tcPr>
-          <w:p>
-            <w:pPr>
-              <w:spacing w:after="0" w:line="240" w:lineRule="auto"/>
-              <w:rPr>
-                <w:rFonts w:ascii="Times New Roman" w:eastAsia="Times New Roman" w:hAnsi="Times New Roman" w:cs="Times New Roman"/>
-                <w:sz w:val="24"/>
-                <w:szCs w:val="24"/>
-                <w:lang w:eastAsia="ru-RU"/>
-              </w:rPr>
-            </w:pPr>
-            <w:r>
-              <w:rPr>
-                <w:rFonts w:ascii="Times New Roman" w:eastAsia="Times New Roman" w:hAnsi="Times New Roman" w:cs="Times New Roman"/>
-                <w:sz w:val="24"/>
-                <w:szCs w:val="24"/>
-                <w:lang w:eastAsia="ru-RU"/>
-              </w:rPr>
-              <w:t>~50 КБ</w:t>
+              <w:t>, decision, r_level, timestamp}</w:t>
+            </w:r>
+          </w:p>
+        </w:tc>
+        <w:tc>
+          <w:tcPr>
+            <w:tcW w:w="0" w:type="auto"/>
+            <w:shd w:val="clear" w:color="auto" w:fill="FFFFFF"/>
+            <w:vAlign w:val="center"/>
+            <w:hideMark/>
+          </w:tcPr>
+          <w:p>
+            <w:pPr>
+              <w:spacing w:after="0" w:line="240" w:lineRule="auto"/>
+              <w:rPr>
+                <w:rFonts w:ascii="Times New Roman" w:eastAsia="Times New Roman" w:hAnsi="Times New Roman" w:cs="Times New Roman"/>
+                <w:sz w:val="24"/>
+                <w:szCs w:val="24"/>
+                <w:lang w:eastAsia="ru-RU"/>
+              </w:rPr>
+            </w:pPr>
+            <w:r>
+              <w:rPr>
+                <w:rFonts w:ascii="Times New Roman" w:eastAsia="Times New Roman" w:hAnsi="Times New Roman" w:cs="Times New Roman"/>
+                <w:sz w:val="24"/>
+                <w:szCs w:val="24"/>
+                <w:lang w:eastAsia="ru-RU"/>
+              </w:rPr>
+              <w:t xml:space="preserve">Шаг 9. Фиксация факта срабатывания </w:t>
+            </w:r>
+            <w:proofErr w:type="spellStart"/>
+            <w:r>
+              <w:rPr>
+                <w:rFonts w:ascii="Times New Roman" w:eastAsia="Times New Roman" w:hAnsi="Times New Roman" w:cs="Times New Roman"/>
+                <w:sz w:val="24"/>
+                <w:szCs w:val="24"/>
+                <w:lang w:eastAsia="ru-RU"/>
+              </w:rPr>
+              <w:t>guardrails</w:t>
+            </w:r>
+            <w:proofErr w:type="spellEnd"/>
+            <w:r>
+              <w:rPr>
+                <w:rFonts w:ascii="Times New Roman" w:eastAsia="Times New Roman" w:hAnsi="Times New Roman" w:cs="Times New Roman"/>
+                <w:sz w:val="24"/>
+                <w:szCs w:val="24"/>
+                <w:lang w:eastAsia="ru-RU"/>
+              </w:rPr>
+              <w:t xml:space="preserve"> (152-ФЗ, ЦБ) в реальном времени для compliance-отчетности.</w:t>
+            </w:r>
+          </w:p>
+        </w:tc>
+        <w:tc>
+          <w:tcPr>
+            <w:tcW w:w="0" w:type="auto"/>
+            <w:shd w:val="clear" w:color="auto" w:fill="FFFFFF"/>
+            <w:vAlign w:val="center"/>
+            <w:hideMark/>
+          </w:tcPr>
+          <w:p>
+            <w:pPr>
+              <w:spacing w:after="0" w:line="240" w:lineRule="auto"/>
+              <w:rPr>
+                <w:rFonts w:ascii="Times New Roman" w:eastAsia="Times New Roman" w:hAnsi="Times New Roman" w:cs="Times New Roman"/>
+                <w:sz w:val="24"/>
+                <w:szCs w:val="24"/>
+                <w:lang w:eastAsia="ru-RU"/>
+              </w:rPr>
+            </w:pPr>
+            <w:proofErr w:type="spellStart"/>
+            <w:r>
+              <w:rPr>
+                <w:rFonts w:ascii="Times New Roman" w:eastAsia="Times New Roman" w:hAnsi="Times New Roman" w:cs="Times New Roman"/>
+                <w:sz w:val="24"/>
+                <w:szCs w:val="24"/>
+                <w:lang w:eastAsia="ru-RU"/>
+              </w:rPr>
+              <w:t>Event</w:t>
+            </w:r>
+            <w:proofErr w:type="spellEnd"/>
+          </w:p>
+        </w:tc>
+        <w:tc>
+          <w:tcPr>
+            <w:tcW w:w="0" w:type="auto"/>
+            <w:shd w:val="clear" w:color="auto" w:fill="FFFFFF"/>
+            <w:vAlign w:val="center"/>
+            <w:hideMark/>
+          </w:tcPr>
+          <w:p>
+            <w:pPr>
+              <w:spacing w:after="0" w:line="240" w:lineRule="auto"/>
+              <w:rPr>
+                <w:rFonts w:ascii="Times New Roman" w:eastAsia="Times New Roman" w:hAnsi="Times New Roman" w:cs="Times New Roman"/>
+                <w:sz w:val="24"/>
+                <w:szCs w:val="24"/>
+                <w:lang w:eastAsia="ru-RU"/>
+              </w:rPr>
+            </w:pPr>
+            <w:r>
+              <w:rPr>
+                <w:rFonts w:ascii="Times New Roman" w:eastAsia="Times New Roman" w:hAnsi="Times New Roman" w:cs="Times New Roman"/>
+                <w:sz w:val="24"/>
+                <w:szCs w:val="24"/>
+                <w:lang w:eastAsia="ru-RU"/>
+              </w:rPr>
+              <w:t>HTTPS / Kafka</w:t>
+            </w:r>
+          </w:p>
+        </w:tc>
+        <w:tc>
+          <w:tcPr>
+            <w:tcW w:w="0" w:type="auto"/>
+            <w:shd w:val="clear" w:color="auto" w:fill="FFFFFF"/>
+            <w:vAlign w:val="center"/>
+            <w:hideMark/>
+          </w:tcPr>
+          <w:p>
+            <w:pPr>
+              <w:spacing w:after="0" w:line="240" w:lineRule="auto"/>
+              <w:rPr>
+                <w:rFonts w:ascii="Times New Roman" w:eastAsia="Times New Roman" w:hAnsi="Times New Roman" w:cs="Times New Roman"/>
+                <w:sz w:val="24"/>
+                <w:szCs w:val="24"/>
+                <w:lang w:eastAsia="ru-RU"/>
+              </w:rPr>
+            </w:pPr>
+            <w:r>
+              <w:rPr>
+                <w:rFonts w:ascii="Times New Roman" w:eastAsia="Times New Roman" w:hAnsi="Times New Roman" w:cs="Times New Roman"/>
+                <w:sz w:val="24"/>
+                <w:szCs w:val="24"/>
+                <w:lang w:eastAsia="ru-RU"/>
+              </w:rPr>
+              <w:t>~2 КБ</w:t>
             </w:r>
           </w:p>
         </w:tc>
@@ -6454,6 +6187,7 @@
         <w:tc>
           <w:tcPr>
             <w:tcW w:w="0" w:type="auto"/>
+            <w:shd w:val="clear" w:color="auto" w:fill="FFFFFF"/>
             <w:vAlign w:val="center"/>
             <w:hideMark/>
           </w:tcPr>
@@ -6481,33 +6215,91 @@
         <w:tc>
           <w:tcPr>
             <w:tcW w:w="0" w:type="auto"/>
-            <w:vAlign w:val="center"/>
-            <w:hideMark/>
-          </w:tcPr>
-          <w:p>
-            <w:pPr>
-              <w:spacing w:after="0" w:line="240" w:lineRule="auto"/>
-              <w:rPr>
-                <w:rFonts w:ascii="Times New Roman" w:eastAsia="Times New Roman" w:hAnsi="Times New Roman" w:cs="Times New Roman"/>
-                <w:sz w:val="24"/>
-                <w:szCs w:val="24"/>
-                <w:lang w:eastAsia="ru-RU"/>
-              </w:rPr>
-            </w:pPr>
-            <w:r>
-              <w:rPr>
-                <w:rFonts w:ascii="Times New Roman" w:eastAsia="Times New Roman" w:hAnsi="Times New Roman" w:cs="Times New Roman"/>
-                <w:sz w:val="24"/>
-                <w:szCs w:val="24"/>
-                <w:lang w:eastAsia="ru-RU"/>
-              </w:rPr>
-              <w:t>Запрос к системам</w:t>
-            </w:r>
-          </w:p>
-        </w:tc>
-        <w:tc>
-          <w:tcPr>
-            <w:tcW w:w="0" w:type="auto"/>
+            <w:shd w:val="clear" w:color="auto" w:fill="FFFFFF"/>
+            <w:vAlign w:val="center"/>
+            <w:hideMark/>
+          </w:tcPr>
+          <w:p>
+            <w:pPr>
+              <w:spacing w:after="0" w:line="240" w:lineRule="auto"/>
+              <w:rPr>
+                <w:rFonts w:ascii="Times New Roman" w:eastAsia="Times New Roman" w:hAnsi="Times New Roman" w:cs="Times New Roman"/>
+                <w:sz w:val="24"/>
+                <w:szCs w:val="24"/>
+                <w:lang w:eastAsia="ru-RU"/>
+              </w:rPr>
+            </w:pPr>
+            <w:r>
+              <w:rPr>
+                <w:rFonts w:ascii="Times New Roman" w:eastAsia="Times New Roman" w:hAnsi="Times New Roman" w:cs="Times New Roman"/>
+                <w:sz w:val="24"/>
+                <w:szCs w:val="24"/>
+                <w:lang w:eastAsia="ru-RU"/>
+              </w:rPr>
+              <w:t>Запрос контекста</w:t>
+            </w:r>
+          </w:p>
+        </w:tc>
+        <w:tc>
+          <w:tcPr>
+            <w:tcW w:w="0" w:type="auto"/>
+            <w:shd w:val="clear" w:color="auto" w:fill="FFFFFF"/>
+            <w:vAlign w:val="center"/>
+            <w:hideMark/>
+          </w:tcPr>
+          <w:p>
+            <w:pPr>
+              <w:spacing w:after="0" w:line="240" w:lineRule="auto"/>
+              <w:rPr>
+                <w:rFonts w:ascii="Times New Roman" w:eastAsia="Times New Roman" w:hAnsi="Times New Roman" w:cs="Times New Roman"/>
+                <w:sz w:val="24"/>
+                <w:szCs w:val="24"/>
+                <w:lang w:eastAsia="ru-RU"/>
+              </w:rPr>
+            </w:pPr>
+            <w:r>
+              <w:rPr>
+                <w:rFonts w:ascii="Times New Roman" w:eastAsia="Times New Roman" w:hAnsi="Times New Roman" w:cs="Times New Roman"/>
+                <w:sz w:val="24"/>
+                <w:szCs w:val="24"/>
+                <w:lang w:eastAsia="ru-RU"/>
+              </w:rPr>
+              <w:t>Слой: Агенты</w:t>
+            </w:r>
+          </w:p>
+        </w:tc>
+        <w:tc>
+          <w:tcPr>
+            <w:tcW w:w="0" w:type="auto"/>
+            <w:shd w:val="clear" w:color="auto" w:fill="FFFFFF"/>
+            <w:vAlign w:val="center"/>
+            <w:hideMark/>
+          </w:tcPr>
+          <w:p>
+            <w:pPr>
+              <w:spacing w:after="0" w:line="240" w:lineRule="auto"/>
+              <w:rPr>
+                <w:rFonts w:ascii="Times New Roman" w:eastAsia="Times New Roman" w:hAnsi="Times New Roman" w:cs="Times New Roman"/>
+                <w:sz w:val="24"/>
+                <w:szCs w:val="24"/>
+                <w:lang w:eastAsia="ru-RU"/>
+              </w:rPr>
+            </w:pPr>
+            <w:r>
+              <w:rPr>
+                <w:rFonts w:ascii="Times New Roman" w:eastAsia="Times New Roman" w:hAnsi="Times New Roman" w:cs="Times New Roman"/>
+                <w:sz w:val="24"/>
+                <w:szCs w:val="24"/>
+                <w:lang w:eastAsia="ru-RU"/>
+              </w:rPr>
+              <w:t>Слой: Данные</w:t>
+            </w:r>
+          </w:p>
+        </w:tc>
+        <w:tc>
+          <w:tcPr>
+            <w:tcW w:w="0" w:type="auto"/>
+            <w:shd w:val="clear" w:color="auto" w:fill="FFFFFF"/>
             <w:vAlign w:val="center"/>
             <w:hideMark/>
           </w:tcPr>
@@ -6526,123 +6318,44 @@
                 <w:rFonts w:ascii="Times New Roman" w:eastAsia="Times New Roman" w:hAnsi="Times New Roman" w:cs="Times New Roman"/>
                 <w:sz w:val="24"/>
                 <w:szCs w:val="24"/>
-                <w:lang w:eastAsia="ru-RU"/>
-              </w:rPr>
-              <w:t>Слой</w:t>
-            </w:r>
-            <w:r>
-              <w:rPr>
-                <w:rFonts w:ascii="Times New Roman" w:eastAsia="Times New Roman" w:hAnsi="Times New Roman" w:cs="Times New Roman"/>
-                <w:sz w:val="24"/>
-                <w:szCs w:val="24"/>
                 <w:lang w:val="en-US" w:eastAsia="ru-RU"/>
               </w:rPr>
-              <w:t xml:space="preserve">: </w:t>
-            </w:r>
-            <w:r>
-              <w:rPr>
-                <w:rFonts w:ascii="Times New Roman" w:eastAsia="Times New Roman" w:hAnsi="Times New Roman" w:cs="Times New Roman"/>
-                <w:sz w:val="24"/>
-                <w:szCs w:val="24"/>
-                <w:lang w:eastAsia="ru-RU"/>
-              </w:rPr>
-              <w:t>Агенты</w:t>
-            </w:r>
-            <w:r>
-              <w:rPr>
-                <w:rFonts w:ascii="Times New Roman" w:eastAsia="Times New Roman" w:hAnsi="Times New Roman" w:cs="Times New Roman"/>
-                <w:sz w:val="24"/>
-                <w:szCs w:val="24"/>
-                <w:lang w:val="en-US" w:eastAsia="ru-RU"/>
-              </w:rPr>
-              <w:t xml:space="preserve"> (Review, Scoring, Document, Guardian, Compliance)</w:t>
-            </w:r>
-          </w:p>
-        </w:tc>
-        <w:tc>
-          <w:tcPr>
-            <w:tcW w:w="0" w:type="auto"/>
-            <w:vAlign w:val="center"/>
-            <w:hideMark/>
-          </w:tcPr>
-          <w:p>
-            <w:pPr>
-              <w:spacing w:after="0" w:line="240" w:lineRule="auto"/>
-              <w:rPr>
-                <w:rFonts w:ascii="Times New Roman" w:eastAsia="Times New Roman" w:hAnsi="Times New Roman" w:cs="Times New Roman"/>
-                <w:sz w:val="24"/>
-                <w:szCs w:val="24"/>
-                <w:lang w:eastAsia="ru-RU"/>
-              </w:rPr>
-            </w:pPr>
-            <w:r>
-              <w:rPr>
-                <w:rFonts w:ascii="Times New Roman" w:eastAsia="Times New Roman" w:hAnsi="Times New Roman" w:cs="Times New Roman"/>
-                <w:sz w:val="24"/>
-                <w:szCs w:val="24"/>
-                <w:lang w:eastAsia="ru-RU"/>
-              </w:rPr>
-              <w:t>Слой: Интеграция (AI Gateway / MCP)</w:t>
-            </w:r>
-          </w:p>
-        </w:tc>
-        <w:tc>
-          <w:tcPr>
-            <w:tcW w:w="0" w:type="auto"/>
-            <w:vAlign w:val="center"/>
-            <w:hideMark/>
-          </w:tcPr>
-          <w:p>
-            <w:pPr>
-              <w:spacing w:after="0" w:line="240" w:lineRule="auto"/>
-              <w:rPr>
-                <w:rFonts w:ascii="Times New Roman" w:eastAsia="Times New Roman" w:hAnsi="Times New Roman" w:cs="Times New Roman"/>
-                <w:sz w:val="24"/>
-                <w:szCs w:val="24"/>
-                <w:lang w:val="en-US" w:eastAsia="ru-RU"/>
-              </w:rPr>
-            </w:pPr>
-            <w:r>
-              <w:rPr>
-                <w:rFonts w:ascii="Times New Roman" w:eastAsia="Times New Roman" w:hAnsi="Times New Roman" w:cs="Times New Roman"/>
-                <w:sz w:val="24"/>
-                <w:szCs w:val="24"/>
-                <w:lang w:val="en-US" w:eastAsia="ru-RU"/>
-              </w:rPr>
-              <w:t>MCP request: {tool_id: "ocr_service.extract", params: {file_uri}}</w:t>
-            </w:r>
-          </w:p>
-        </w:tc>
-        <w:tc>
-          <w:tcPr>
-            <w:tcW w:w="0" w:type="auto"/>
-            <w:vAlign w:val="center"/>
-            <w:hideMark/>
-          </w:tcPr>
-          <w:p>
-            <w:pPr>
-              <w:spacing w:after="0" w:line="240" w:lineRule="auto"/>
-              <w:rPr>
-                <w:rFonts w:ascii="Times New Roman" w:eastAsia="Times New Roman" w:hAnsi="Times New Roman" w:cs="Times New Roman"/>
-                <w:sz w:val="24"/>
-                <w:szCs w:val="24"/>
-                <w:lang w:eastAsia="ru-RU"/>
-              </w:rPr>
-            </w:pPr>
-            <w:r>
-              <w:rPr>
-                <w:rFonts w:ascii="Times New Roman" w:eastAsia="Times New Roman" w:hAnsi="Times New Roman" w:cs="Times New Roman"/>
-                <w:sz w:val="24"/>
-                <w:szCs w:val="24"/>
-                <w:lang w:eastAsia="ru-RU"/>
-              </w:rPr>
-              <w:t>Новый поток. Агенты запрашивают доступ к корпоративным системам через MCP Proxy.</w:t>
-            </w:r>
-          </w:p>
-        </w:tc>
-        <w:tc>
-          <w:tcPr>
-            <w:tcW w:w="0" w:type="auto"/>
+              <w:t>{query_vector, collection: "credit_policies", top_k: 5}</w:t>
+            </w:r>
+          </w:p>
+        </w:tc>
+        <w:tc>
+          <w:tcPr>
+            <w:tcW w:w="0" w:type="auto"/>
+            <w:shd w:val="clear" w:color="auto" w:fill="FFFFFF"/>
+            <w:vAlign w:val="center"/>
+            <w:hideMark/>
+          </w:tcPr>
+          <w:p>
+            <w:pPr>
+              <w:spacing w:after="0" w:line="240" w:lineRule="auto"/>
+              <w:rPr>
+                <w:rFonts w:ascii="Times New Roman" w:eastAsia="Times New Roman" w:hAnsi="Times New Roman" w:cs="Times New Roman"/>
+                <w:sz w:val="24"/>
+                <w:szCs w:val="24"/>
+                <w:lang w:eastAsia="ru-RU"/>
+              </w:rPr>
+            </w:pPr>
+            <w:r>
+              <w:rPr>
+                <w:rFonts w:ascii="Times New Roman" w:eastAsia="Times New Roman" w:hAnsi="Times New Roman" w:cs="Times New Roman"/>
+                <w:sz w:val="24"/>
+                <w:szCs w:val="24"/>
+                <w:lang w:eastAsia="ru-RU"/>
+              </w:rPr>
+              <w:t>Шаг 10. Агент запрашивает корпоративные знания и контекст из RAG/Cache для принятия решения.</w:t>
+            </w:r>
+          </w:p>
+        </w:tc>
+        <w:tc>
+          <w:tcPr>
+            <w:tcW w:w="0" w:type="auto"/>
+            <w:shd w:val="clear" w:color="auto" w:fill="FFFFFF"/>
             <w:vAlign w:val="center"/>
             <w:hideMark/>
           </w:tcPr>
@@ -6670,54 +6383,56 @@
         <w:tc>
           <w:tcPr>
             <w:tcW w:w="0" w:type="auto"/>
-            <w:vAlign w:val="center"/>
-            <w:hideMark/>
-          </w:tcPr>
-          <w:p>
-            <w:pPr>
-              <w:spacing w:after="0" w:line="240" w:lineRule="auto"/>
-              <w:rPr>
-                <w:rFonts w:ascii="Times New Roman" w:eastAsia="Times New Roman" w:hAnsi="Times New Roman" w:cs="Times New Roman"/>
-                <w:sz w:val="24"/>
-                <w:szCs w:val="24"/>
-                <w:lang w:eastAsia="ru-RU"/>
-              </w:rPr>
-            </w:pPr>
-            <w:r>
-              <w:rPr>
-                <w:rFonts w:ascii="Times New Roman" w:eastAsia="Times New Roman" w:hAnsi="Times New Roman" w:cs="Times New Roman"/>
-                <w:sz w:val="24"/>
-                <w:szCs w:val="24"/>
-                <w:lang w:eastAsia="ru-RU"/>
-              </w:rPr>
-              <w:t>MCP (HTTPS)</w:t>
-            </w:r>
-          </w:p>
-        </w:tc>
-        <w:tc>
-          <w:tcPr>
-            <w:tcW w:w="0" w:type="auto"/>
-            <w:vAlign w:val="center"/>
-            <w:hideMark/>
-          </w:tcPr>
-          <w:p>
-            <w:pPr>
-              <w:spacing w:after="0" w:line="240" w:lineRule="auto"/>
-              <w:rPr>
-                <w:rFonts w:ascii="Times New Roman" w:eastAsia="Times New Roman" w:hAnsi="Times New Roman" w:cs="Times New Roman"/>
-                <w:sz w:val="24"/>
-                <w:szCs w:val="24"/>
-                <w:lang w:eastAsia="ru-RU"/>
-              </w:rPr>
-            </w:pPr>
-            <w:r>
-              <w:rPr>
-                <w:rFonts w:ascii="Times New Roman" w:eastAsia="Times New Roman" w:hAnsi="Times New Roman" w:cs="Times New Roman"/>
-                <w:sz w:val="24"/>
-                <w:szCs w:val="24"/>
-                <w:lang w:eastAsia="ru-RU"/>
-              </w:rPr>
-              <w:t>~10 КБ</w:t>
+            <w:shd w:val="clear" w:color="auto" w:fill="FFFFFF"/>
+            <w:vAlign w:val="center"/>
+            <w:hideMark/>
+          </w:tcPr>
+          <w:p>
+            <w:pPr>
+              <w:spacing w:after="0" w:line="240" w:lineRule="auto"/>
+              <w:rPr>
+                <w:rFonts w:ascii="Times New Roman" w:eastAsia="Times New Roman" w:hAnsi="Times New Roman" w:cs="Times New Roman"/>
+                <w:sz w:val="24"/>
+                <w:szCs w:val="24"/>
+                <w:lang w:eastAsia="ru-RU"/>
+              </w:rPr>
+            </w:pPr>
+            <w:r>
+              <w:rPr>
+                <w:rFonts w:ascii="Times New Roman" w:eastAsia="Times New Roman" w:hAnsi="Times New Roman" w:cs="Times New Roman"/>
+                <w:sz w:val="24"/>
+                <w:szCs w:val="24"/>
+                <w:lang w:eastAsia="ru-RU"/>
+              </w:rPr>
+              <w:t>HTTPS</w:t>
+            </w:r>
+          </w:p>
+        </w:tc>
+        <w:tc>
+          <w:tcPr>
+            <w:tcW w:w="0" w:type="auto"/>
+            <w:shd w:val="clear" w:color="auto" w:fill="FFFFFF"/>
+            <w:vAlign w:val="center"/>
+            <w:hideMark/>
+          </w:tcPr>
+          <w:p>
+            <w:pPr>
+              <w:spacing w:after="0" w:line="240" w:lineRule="auto"/>
+              <w:rPr>
+                <w:rFonts w:ascii="Times New Roman" w:eastAsia="Times New Roman" w:hAnsi="Times New Roman" w:cs="Times New Roman"/>
+                <w:sz w:val="24"/>
+                <w:szCs w:val="24"/>
+                <w:lang w:eastAsia="ru-RU"/>
+              </w:rPr>
+            </w:pPr>
+            <w:r>
+              <w:rPr>
+                <w:rFonts w:ascii="Times New Roman" w:eastAsia="Times New Roman" w:hAnsi="Times New Roman" w:cs="Times New Roman"/>
+                <w:sz w:val="24"/>
+                <w:szCs w:val="24"/>
+                <w:lang w:eastAsia="ru-RU"/>
+              </w:rPr>
+              <w:t>~5 КБ</w:t>
             </w:r>
           </w:p>
         </w:tc>
@@ -6729,6 +6444,7 @@
         <w:tc>
           <w:tcPr>
             <w:tcW w:w="0" w:type="auto"/>
+            <w:shd w:val="clear" w:color="auto" w:fill="FFFFFF"/>
             <w:vAlign w:val="center"/>
             <w:hideMark/>
           </w:tcPr>
@@ -6756,195 +6472,203 @@
         <w:tc>
           <w:tcPr>
             <w:tcW w:w="0" w:type="auto"/>
-            <w:vAlign w:val="center"/>
-            <w:hideMark/>
-          </w:tcPr>
-          <w:p>
-            <w:pPr>
-              <w:spacing w:after="0" w:line="240" w:lineRule="auto"/>
-              <w:rPr>
-                <w:rFonts w:ascii="Times New Roman" w:eastAsia="Times New Roman" w:hAnsi="Times New Roman" w:cs="Times New Roman"/>
-                <w:sz w:val="24"/>
-                <w:szCs w:val="24"/>
-                <w:lang w:eastAsia="ru-RU"/>
-              </w:rPr>
-            </w:pPr>
-            <w:r>
-              <w:rPr>
-                <w:rFonts w:ascii="Times New Roman" w:eastAsia="Times New Roman" w:hAnsi="Times New Roman" w:cs="Times New Roman"/>
-                <w:sz w:val="24"/>
-                <w:szCs w:val="24"/>
-                <w:lang w:eastAsia="ru-RU"/>
-              </w:rPr>
-              <w:t>Запрос к АБС/распознаванию</w:t>
-            </w:r>
-          </w:p>
-        </w:tc>
-        <w:tc>
-          <w:tcPr>
-            <w:tcW w:w="0" w:type="auto"/>
-            <w:vAlign w:val="center"/>
-            <w:hideMark/>
-          </w:tcPr>
-          <w:p>
-            <w:pPr>
-              <w:spacing w:after="0" w:line="240" w:lineRule="auto"/>
-              <w:rPr>
-                <w:rFonts w:ascii="Times New Roman" w:eastAsia="Times New Roman" w:hAnsi="Times New Roman" w:cs="Times New Roman"/>
-                <w:sz w:val="24"/>
-                <w:szCs w:val="24"/>
-                <w:lang w:eastAsia="ru-RU"/>
-              </w:rPr>
-            </w:pPr>
-            <w:r>
-              <w:rPr>
-                <w:rFonts w:ascii="Times New Roman" w:eastAsia="Times New Roman" w:hAnsi="Times New Roman" w:cs="Times New Roman"/>
-                <w:sz w:val="24"/>
-                <w:szCs w:val="24"/>
-                <w:lang w:eastAsia="ru-RU"/>
-              </w:rPr>
-              <w:t>Слой: Интеграция (AI Gateway / MCP)</w:t>
-            </w:r>
-          </w:p>
-        </w:tc>
-        <w:tc>
-          <w:tcPr>
-            <w:tcW w:w="0" w:type="auto"/>
-            <w:vAlign w:val="center"/>
-            <w:hideMark/>
-          </w:tcPr>
-          <w:p>
-            <w:pPr>
-              <w:spacing w:after="0" w:line="240" w:lineRule="auto"/>
-              <w:rPr>
-                <w:rFonts w:ascii="Times New Roman" w:eastAsia="Times New Roman" w:hAnsi="Times New Roman" w:cs="Times New Roman"/>
-                <w:sz w:val="24"/>
-                <w:szCs w:val="24"/>
-                <w:lang w:eastAsia="ru-RU"/>
-              </w:rPr>
-            </w:pPr>
-            <w:r>
-              <w:rPr>
-                <w:rFonts w:ascii="Times New Roman" w:eastAsia="Times New Roman" w:hAnsi="Times New Roman" w:cs="Times New Roman"/>
-                <w:sz w:val="24"/>
-                <w:szCs w:val="24"/>
-                <w:lang w:eastAsia="ru-RU"/>
-              </w:rPr>
-              <w:t>Слой: Корпоративные системы (Распознавание, АБС)</w:t>
-            </w:r>
-          </w:p>
-        </w:tc>
-        <w:tc>
-          <w:tcPr>
-            <w:tcW w:w="0" w:type="auto"/>
-            <w:vAlign w:val="center"/>
-            <w:hideMark/>
-          </w:tcPr>
-          <w:p>
-            <w:pPr>
-              <w:spacing w:after="0" w:line="240" w:lineRule="auto"/>
-              <w:rPr>
-                <w:rFonts w:ascii="Times New Roman" w:eastAsia="Times New Roman" w:hAnsi="Times New Roman" w:cs="Times New Roman"/>
-                <w:sz w:val="24"/>
-                <w:szCs w:val="24"/>
-                <w:lang w:val="en-US" w:eastAsia="ru-RU"/>
-              </w:rPr>
-            </w:pPr>
-            <w:r>
-              <w:rPr>
-                <w:rFonts w:ascii="Times New Roman" w:eastAsia="Times New Roman" w:hAnsi="Times New Roman" w:cs="Times New Roman"/>
-                <w:sz w:val="24"/>
-                <w:szCs w:val="24"/>
-                <w:lang w:val="en-US" w:eastAsia="ru-RU"/>
-              </w:rPr>
-              <w:t>HTTPS POST: {subject_id, consent_token, query_type: "credit_history"}</w:t>
-            </w:r>
-          </w:p>
-        </w:tc>
-        <w:tc>
-          <w:tcPr>
-            <w:tcW w:w="0" w:type="auto"/>
-            <w:vAlign w:val="center"/>
-            <w:hideMark/>
-          </w:tcPr>
-          <w:p>
-            <w:pPr>
-              <w:spacing w:after="0" w:line="240" w:lineRule="auto"/>
-              <w:rPr>
-                <w:rFonts w:ascii="Times New Roman" w:eastAsia="Times New Roman" w:hAnsi="Times New Roman" w:cs="Times New Roman"/>
-                <w:sz w:val="24"/>
-                <w:szCs w:val="24"/>
-                <w:lang w:eastAsia="ru-RU"/>
-              </w:rPr>
-            </w:pPr>
-            <w:r>
-              <w:rPr>
-                <w:rFonts w:ascii="Times New Roman" w:eastAsia="Times New Roman" w:hAnsi="Times New Roman" w:cs="Times New Roman"/>
-                <w:sz w:val="24"/>
-                <w:szCs w:val="24"/>
-                <w:lang w:eastAsia="ru-RU"/>
-              </w:rPr>
-              <w:t>Новый поток. MCP Proxy проксирует запросы к АБС (банковское ядро) и сервису распознавания документов.</w:t>
-            </w:r>
-          </w:p>
-        </w:tc>
-        <w:tc>
-          <w:tcPr>
-            <w:tcW w:w="0" w:type="auto"/>
-            <w:vAlign w:val="center"/>
-            <w:hideMark/>
-          </w:tcPr>
-          <w:p>
-            <w:pPr>
-              <w:spacing w:after="0" w:line="240" w:lineRule="auto"/>
-              <w:rPr>
-                <w:rFonts w:ascii="Times New Roman" w:eastAsia="Times New Roman" w:hAnsi="Times New Roman" w:cs="Times New Roman"/>
-                <w:sz w:val="24"/>
-                <w:szCs w:val="24"/>
-                <w:lang w:eastAsia="ru-RU"/>
-              </w:rPr>
-            </w:pPr>
-            <w:r>
-              <w:rPr>
-                <w:rFonts w:ascii="Times New Roman" w:eastAsia="Times New Roman" w:hAnsi="Times New Roman" w:cs="Times New Roman"/>
-                <w:sz w:val="24"/>
-                <w:szCs w:val="24"/>
-                <w:lang w:eastAsia="ru-RU"/>
-              </w:rPr>
-              <w:t>Request</w:t>
-            </w:r>
-          </w:p>
-        </w:tc>
-        <w:tc>
-          <w:tcPr>
-            <w:tcW w:w="0" w:type="auto"/>
-            <w:vAlign w:val="center"/>
-            <w:hideMark/>
-          </w:tcPr>
-          <w:p>
-            <w:pPr>
-              <w:spacing w:after="0" w:line="240" w:lineRule="auto"/>
-              <w:rPr>
-                <w:rFonts w:ascii="Times New Roman" w:eastAsia="Times New Roman" w:hAnsi="Times New Roman" w:cs="Times New Roman"/>
-                <w:sz w:val="24"/>
-                <w:szCs w:val="24"/>
-                <w:lang w:eastAsia="ru-RU"/>
-              </w:rPr>
-            </w:pPr>
-            <w:r>
-              <w:rPr>
-                <w:rFonts w:ascii="Times New Roman" w:eastAsia="Times New Roman" w:hAnsi="Times New Roman" w:cs="Times New Roman"/>
-                <w:sz w:val="24"/>
-                <w:szCs w:val="24"/>
-                <w:lang w:eastAsia="ru-RU"/>
-              </w:rPr>
-              <w:t>HTTPS + mTLS + JWT</w:t>
-            </w:r>
-          </w:p>
-        </w:tc>
-        <w:tc>
-          <w:tcPr>
-            <w:tcW w:w="0" w:type="auto"/>
+            <w:shd w:val="clear" w:color="auto" w:fill="FFFFFF"/>
+            <w:vAlign w:val="center"/>
+            <w:hideMark/>
+          </w:tcPr>
+          <w:p>
+            <w:pPr>
+              <w:spacing w:after="0" w:line="240" w:lineRule="auto"/>
+              <w:rPr>
+                <w:rFonts w:ascii="Times New Roman" w:eastAsia="Times New Roman" w:hAnsi="Times New Roman" w:cs="Times New Roman"/>
+                <w:sz w:val="24"/>
+                <w:szCs w:val="24"/>
+                <w:lang w:eastAsia="ru-RU"/>
+              </w:rPr>
+            </w:pPr>
+            <w:r>
+              <w:rPr>
+                <w:rFonts w:ascii="Times New Roman" w:eastAsia="Times New Roman" w:hAnsi="Times New Roman" w:cs="Times New Roman"/>
+                <w:sz w:val="24"/>
+                <w:szCs w:val="24"/>
+                <w:lang w:eastAsia="ru-RU"/>
+              </w:rPr>
+              <w:t>Корпоративные знания</w:t>
+            </w:r>
+          </w:p>
+        </w:tc>
+        <w:tc>
+          <w:tcPr>
+            <w:tcW w:w="0" w:type="auto"/>
+            <w:shd w:val="clear" w:color="auto" w:fill="FFFFFF"/>
+            <w:vAlign w:val="center"/>
+            <w:hideMark/>
+          </w:tcPr>
+          <w:p>
+            <w:pPr>
+              <w:spacing w:after="0" w:line="240" w:lineRule="auto"/>
+              <w:rPr>
+                <w:rFonts w:ascii="Times New Roman" w:eastAsia="Times New Roman" w:hAnsi="Times New Roman" w:cs="Times New Roman"/>
+                <w:sz w:val="24"/>
+                <w:szCs w:val="24"/>
+                <w:lang w:eastAsia="ru-RU"/>
+              </w:rPr>
+            </w:pPr>
+            <w:r>
+              <w:rPr>
+                <w:rFonts w:ascii="Times New Roman" w:eastAsia="Times New Roman" w:hAnsi="Times New Roman" w:cs="Times New Roman"/>
+                <w:sz w:val="24"/>
+                <w:szCs w:val="24"/>
+                <w:lang w:eastAsia="ru-RU"/>
+              </w:rPr>
+              <w:t>Слой: Данные</w:t>
+            </w:r>
+          </w:p>
+        </w:tc>
+        <w:tc>
+          <w:tcPr>
+            <w:tcW w:w="0" w:type="auto"/>
+            <w:shd w:val="clear" w:color="auto" w:fill="FFFFFF"/>
+            <w:vAlign w:val="center"/>
+            <w:hideMark/>
+          </w:tcPr>
+          <w:p>
+            <w:pPr>
+              <w:spacing w:after="0" w:line="240" w:lineRule="auto"/>
+              <w:rPr>
+                <w:rFonts w:ascii="Times New Roman" w:eastAsia="Times New Roman" w:hAnsi="Times New Roman" w:cs="Times New Roman"/>
+                <w:sz w:val="24"/>
+                <w:szCs w:val="24"/>
+                <w:lang w:eastAsia="ru-RU"/>
+              </w:rPr>
+            </w:pPr>
+            <w:r>
+              <w:rPr>
+                <w:rFonts w:ascii="Times New Roman" w:eastAsia="Times New Roman" w:hAnsi="Times New Roman" w:cs="Times New Roman"/>
+                <w:sz w:val="24"/>
+                <w:szCs w:val="24"/>
+                <w:lang w:eastAsia="ru-RU"/>
+              </w:rPr>
+              <w:t>Слой: Агенты</w:t>
+            </w:r>
+          </w:p>
+        </w:tc>
+        <w:tc>
+          <w:tcPr>
+            <w:tcW w:w="0" w:type="auto"/>
+            <w:shd w:val="clear" w:color="auto" w:fill="FFFFFF"/>
+            <w:vAlign w:val="center"/>
+            <w:hideMark/>
+          </w:tcPr>
+          <w:p>
+            <w:pPr>
+              <w:spacing w:after="0" w:line="240" w:lineRule="auto"/>
+              <w:rPr>
+                <w:rFonts w:ascii="Times New Roman" w:eastAsia="Times New Roman" w:hAnsi="Times New Roman" w:cs="Times New Roman"/>
+                <w:sz w:val="24"/>
+                <w:szCs w:val="24"/>
+                <w:lang w:eastAsia="ru-RU"/>
+              </w:rPr>
+            </w:pPr>
+            <w:r>
+              <w:rPr>
+                <w:rFonts w:ascii="Times New Roman" w:eastAsia="Times New Roman" w:hAnsi="Times New Roman" w:cs="Times New Roman"/>
+                <w:sz w:val="24"/>
+                <w:szCs w:val="24"/>
+                <w:lang w:eastAsia="ru-RU"/>
+              </w:rPr>
+              <w:t>{context_documents, policies, patterns}</w:t>
+            </w:r>
+          </w:p>
+        </w:tc>
+        <w:tc>
+          <w:tcPr>
+            <w:tcW w:w="0" w:type="auto"/>
+            <w:shd w:val="clear" w:color="auto" w:fill="FFFFFF"/>
+            <w:vAlign w:val="center"/>
+            <w:hideMark/>
+          </w:tcPr>
+          <w:p>
+            <w:pPr>
+              <w:spacing w:after="0" w:line="240" w:lineRule="auto"/>
+              <w:rPr>
+                <w:rFonts w:ascii="Times New Roman" w:eastAsia="Times New Roman" w:hAnsi="Times New Roman" w:cs="Times New Roman"/>
+                <w:sz w:val="24"/>
+                <w:szCs w:val="24"/>
+                <w:lang w:eastAsia="ru-RU"/>
+              </w:rPr>
+            </w:pPr>
+            <w:r>
+              <w:rPr>
+                <w:rFonts w:ascii="Times New Roman" w:eastAsia="Times New Roman" w:hAnsi="Times New Roman" w:cs="Times New Roman"/>
+                <w:sz w:val="24"/>
+                <w:szCs w:val="24"/>
+                <w:lang w:eastAsia="ru-RU"/>
+              </w:rPr>
+              <w:t>Шаг 11. RAG возвращает релевантные документы, политики кредитования и паттерны обработки.</w:t>
+            </w:r>
+          </w:p>
+        </w:tc>
+        <w:tc>
+          <w:tcPr>
+            <w:tcW w:w="0" w:type="auto"/>
+            <w:shd w:val="clear" w:color="auto" w:fill="FFFFFF"/>
+            <w:vAlign w:val="center"/>
+            <w:hideMark/>
+          </w:tcPr>
+          <w:p>
+            <w:pPr>
+              <w:spacing w:after="0" w:line="240" w:lineRule="auto"/>
+              <w:rPr>
+                <w:rFonts w:ascii="Times New Roman" w:eastAsia="Times New Roman" w:hAnsi="Times New Roman" w:cs="Times New Roman"/>
+                <w:sz w:val="24"/>
+                <w:szCs w:val="24"/>
+                <w:lang w:eastAsia="ru-RU"/>
+              </w:rPr>
+            </w:pPr>
+            <w:r>
+              <w:rPr>
+                <w:rFonts w:ascii="Times New Roman" w:eastAsia="Times New Roman" w:hAnsi="Times New Roman" w:cs="Times New Roman"/>
+                <w:sz w:val="24"/>
+                <w:szCs w:val="24"/>
+                <w:lang w:eastAsia="ru-RU"/>
+              </w:rPr>
+              <w:t>Response</w:t>
+            </w:r>
+          </w:p>
+        </w:tc>
+        <w:tc>
+          <w:tcPr>
+            <w:tcW w:w="0" w:type="auto"/>
+            <w:shd w:val="clear" w:color="auto" w:fill="FFFFFF"/>
+            <w:vAlign w:val="center"/>
+            <w:hideMark/>
+          </w:tcPr>
+          <w:p>
+            <w:pPr>
+              <w:spacing w:after="0" w:line="240" w:lineRule="auto"/>
+              <w:rPr>
+                <w:rFonts w:ascii="Times New Roman" w:eastAsia="Times New Roman" w:hAnsi="Times New Roman" w:cs="Times New Roman"/>
+                <w:sz w:val="24"/>
+                <w:szCs w:val="24"/>
+                <w:lang w:eastAsia="ru-RU"/>
+              </w:rPr>
+            </w:pPr>
+            <w:r>
+              <w:rPr>
+                <w:rFonts w:ascii="Times New Roman" w:eastAsia="Times New Roman" w:hAnsi="Times New Roman" w:cs="Times New Roman"/>
+                <w:sz w:val="24"/>
+                <w:szCs w:val="24"/>
+                <w:lang w:eastAsia="ru-RU"/>
+              </w:rPr>
+              <w:t>HTTPS</w:t>
+            </w:r>
+          </w:p>
+        </w:tc>
+        <w:tc>
+          <w:tcPr>
+            <w:tcW w:w="0" w:type="auto"/>
+            <w:shd w:val="clear" w:color="auto" w:fill="FFFFFF"/>
             <w:vAlign w:val="center"/>
             <w:hideMark/>
           </w:tcPr>
@@ -6977,6 +6701,7 @@
         <w:tc>
           <w:tcPr>
             <w:tcW w:w="0" w:type="auto"/>
+            <w:shd w:val="clear" w:color="auto" w:fill="FFFFFF"/>
             <w:vAlign w:val="center"/>
             <w:hideMark/>
           </w:tcPr>
@@ -7004,87 +6729,91 @@
         <w:tc>
           <w:tcPr>
             <w:tcW w:w="0" w:type="auto"/>
-            <w:vAlign w:val="center"/>
-            <w:hideMark/>
-          </w:tcPr>
-          <w:p>
-            <w:pPr>
-              <w:spacing w:after="0" w:line="240" w:lineRule="auto"/>
-              <w:rPr>
-                <w:rFonts w:ascii="Times New Roman" w:eastAsia="Times New Roman" w:hAnsi="Times New Roman" w:cs="Times New Roman"/>
-                <w:sz w:val="24"/>
-                <w:szCs w:val="24"/>
-                <w:lang w:eastAsia="ru-RU"/>
-              </w:rPr>
-            </w:pPr>
-            <w:r>
-              <w:rPr>
-                <w:rFonts w:ascii="Times New Roman" w:eastAsia="Times New Roman" w:hAnsi="Times New Roman" w:cs="Times New Roman"/>
-                <w:sz w:val="24"/>
-                <w:szCs w:val="24"/>
-                <w:lang w:eastAsia="ru-RU"/>
-              </w:rPr>
-              <w:t>Данные от корпоративных систем</w:t>
-            </w:r>
-          </w:p>
-        </w:tc>
-        <w:tc>
-          <w:tcPr>
-            <w:tcW w:w="0" w:type="auto"/>
-            <w:vAlign w:val="center"/>
-            <w:hideMark/>
-          </w:tcPr>
-          <w:p>
-            <w:pPr>
-              <w:spacing w:after="0" w:line="240" w:lineRule="auto"/>
-              <w:rPr>
-                <w:rFonts w:ascii="Times New Roman" w:eastAsia="Times New Roman" w:hAnsi="Times New Roman" w:cs="Times New Roman"/>
-                <w:sz w:val="24"/>
-                <w:szCs w:val="24"/>
-                <w:lang w:eastAsia="ru-RU"/>
-              </w:rPr>
-            </w:pPr>
-            <w:r>
-              <w:rPr>
-                <w:rFonts w:ascii="Times New Roman" w:eastAsia="Times New Roman" w:hAnsi="Times New Roman" w:cs="Times New Roman"/>
-                <w:sz w:val="24"/>
-                <w:szCs w:val="24"/>
-                <w:lang w:eastAsia="ru-RU"/>
-              </w:rPr>
-              <w:t>Слой: Корпоративные системы (Распознавание, АБС)</w:t>
-            </w:r>
-          </w:p>
-        </w:tc>
-        <w:tc>
-          <w:tcPr>
-            <w:tcW w:w="0" w:type="auto"/>
-            <w:vAlign w:val="center"/>
-            <w:hideMark/>
-          </w:tcPr>
-          <w:p>
-            <w:pPr>
-              <w:spacing w:after="0" w:line="240" w:lineRule="auto"/>
-              <w:rPr>
-                <w:rFonts w:ascii="Times New Roman" w:eastAsia="Times New Roman" w:hAnsi="Times New Roman" w:cs="Times New Roman"/>
-                <w:sz w:val="24"/>
-                <w:szCs w:val="24"/>
-                <w:lang w:eastAsia="ru-RU"/>
-              </w:rPr>
-            </w:pPr>
-            <w:r>
-              <w:rPr>
-                <w:rFonts w:ascii="Times New Roman" w:eastAsia="Times New Roman" w:hAnsi="Times New Roman" w:cs="Times New Roman"/>
-                <w:sz w:val="24"/>
-                <w:szCs w:val="24"/>
-                <w:lang w:eastAsia="ru-RU"/>
-              </w:rPr>
-              <w:t>Слой: Интеграция (AI Gateway / MCP)</w:t>
-            </w:r>
-          </w:p>
-        </w:tc>
-        <w:tc>
-          <w:tcPr>
-            <w:tcW w:w="0" w:type="auto"/>
+            <w:shd w:val="clear" w:color="auto" w:fill="FFFFFF"/>
+            <w:vAlign w:val="center"/>
+            <w:hideMark/>
+          </w:tcPr>
+          <w:p>
+            <w:pPr>
+              <w:spacing w:after="0" w:line="240" w:lineRule="auto"/>
+              <w:rPr>
+                <w:rFonts w:ascii="Times New Roman" w:eastAsia="Times New Roman" w:hAnsi="Times New Roman" w:cs="Times New Roman"/>
+                <w:sz w:val="24"/>
+                <w:szCs w:val="24"/>
+                <w:lang w:eastAsia="ru-RU"/>
+              </w:rPr>
+            </w:pPr>
+            <w:r>
+              <w:rPr>
+                <w:rFonts w:ascii="Times New Roman" w:eastAsia="Times New Roman" w:hAnsi="Times New Roman" w:cs="Times New Roman"/>
+                <w:sz w:val="24"/>
+                <w:szCs w:val="24"/>
+                <w:lang w:eastAsia="ru-RU"/>
+              </w:rPr>
+              <w:t>Запрос к системам</w:t>
+            </w:r>
+          </w:p>
+        </w:tc>
+        <w:tc>
+          <w:tcPr>
+            <w:tcW w:w="0" w:type="auto"/>
+            <w:shd w:val="clear" w:color="auto" w:fill="FFFFFF"/>
+            <w:vAlign w:val="center"/>
+            <w:hideMark/>
+          </w:tcPr>
+          <w:p>
+            <w:pPr>
+              <w:spacing w:after="0" w:line="240" w:lineRule="auto"/>
+              <w:rPr>
+                <w:rFonts w:ascii="Times New Roman" w:eastAsia="Times New Roman" w:hAnsi="Times New Roman" w:cs="Times New Roman"/>
+                <w:sz w:val="24"/>
+                <w:szCs w:val="24"/>
+                <w:lang w:eastAsia="ru-RU"/>
+              </w:rPr>
+            </w:pPr>
+            <w:r>
+              <w:rPr>
+                <w:rFonts w:ascii="Times New Roman" w:eastAsia="Times New Roman" w:hAnsi="Times New Roman" w:cs="Times New Roman"/>
+                <w:sz w:val="24"/>
+                <w:szCs w:val="24"/>
+                <w:lang w:eastAsia="ru-RU"/>
+              </w:rPr>
+              <w:t>Слой: Агенты</w:t>
+            </w:r>
+          </w:p>
+        </w:tc>
+        <w:tc>
+          <w:tcPr>
+            <w:tcW w:w="0" w:type="auto"/>
+            <w:shd w:val="clear" w:color="auto" w:fill="FFFFFF"/>
+            <w:vAlign w:val="center"/>
+            <w:hideMark/>
+          </w:tcPr>
+          <w:p>
+            <w:pPr>
+              <w:spacing w:after="0" w:line="240" w:lineRule="auto"/>
+              <w:rPr>
+                <w:rFonts w:ascii="Times New Roman" w:eastAsia="Times New Roman" w:hAnsi="Times New Roman" w:cs="Times New Roman"/>
+                <w:sz w:val="24"/>
+                <w:szCs w:val="24"/>
+                <w:lang w:eastAsia="ru-RU"/>
+              </w:rPr>
+            </w:pPr>
+            <w:r>
+              <w:rPr>
+                <w:rFonts w:ascii="Times New Roman" w:eastAsia="Times New Roman" w:hAnsi="Times New Roman" w:cs="Times New Roman"/>
+                <w:sz w:val="24"/>
+                <w:szCs w:val="24"/>
+                <w:lang w:eastAsia="ru-RU"/>
+              </w:rPr>
+              <w:t>Слой: Интеграция</w:t>
+            </w:r>
+          </w:p>
+        </w:tc>
+        <w:tc>
+          <w:tcPr>
+            <w:tcW w:w="0" w:type="auto"/>
+            <w:shd w:val="clear" w:color="auto" w:fill="FFFFFF"/>
             <w:vAlign w:val="center"/>
             <w:hideMark/>
           </w:tcPr>
@@ -7105,115 +6834,119 @@
                 <w:szCs w:val="24"/>
                 <w:lang w:val="en-US" w:eastAsia="ru-RU"/>
               </w:rPr>
-              <w:t>{credit_history: {...}, account_data: {...}, recognized_text: "..."}</w:t>
-            </w:r>
-          </w:p>
-        </w:tc>
-        <w:tc>
-          <w:tcPr>
-            <w:tcW w:w="0" w:type="auto"/>
-            <w:vAlign w:val="center"/>
-            <w:hideMark/>
-          </w:tcPr>
-          <w:p>
-            <w:pPr>
-              <w:spacing w:after="0" w:line="240" w:lineRule="auto"/>
-              <w:rPr>
-                <w:rFonts w:ascii="Times New Roman" w:eastAsia="Times New Roman" w:hAnsi="Times New Roman" w:cs="Times New Roman"/>
-                <w:sz w:val="24"/>
-                <w:szCs w:val="24"/>
-                <w:lang w:eastAsia="ru-RU"/>
-              </w:rPr>
-            </w:pPr>
-            <w:r>
-              <w:rPr>
-                <w:rFonts w:ascii="Times New Roman" w:eastAsia="Times New Roman" w:hAnsi="Times New Roman" w:cs="Times New Roman"/>
-                <w:sz w:val="24"/>
-                <w:szCs w:val="24"/>
-                <w:lang w:eastAsia="ru-RU"/>
-              </w:rPr>
-              <w:t>Новый поток. АБС возвращает данные о счетах клиента, сервис распознавания — извлечённый текст из документов.</w:t>
-            </w:r>
-          </w:p>
-        </w:tc>
-        <w:tc>
-          <w:tcPr>
-            <w:tcW w:w="0" w:type="auto"/>
-            <w:vAlign w:val="center"/>
-            <w:hideMark/>
-          </w:tcPr>
-          <w:p>
-            <w:pPr>
-              <w:spacing w:after="0" w:line="240" w:lineRule="auto"/>
-              <w:rPr>
-                <w:rFonts w:ascii="Times New Roman" w:eastAsia="Times New Roman" w:hAnsi="Times New Roman" w:cs="Times New Roman"/>
-                <w:sz w:val="24"/>
-                <w:szCs w:val="24"/>
-                <w:lang w:eastAsia="ru-RU"/>
-              </w:rPr>
-            </w:pPr>
-            <w:r>
-              <w:rPr>
-                <w:rFonts w:ascii="Times New Roman" w:eastAsia="Times New Roman" w:hAnsi="Times New Roman" w:cs="Times New Roman"/>
-                <w:sz w:val="24"/>
-                <w:szCs w:val="24"/>
-                <w:lang w:eastAsia="ru-RU"/>
-              </w:rPr>
-              <w:t>Response</w:t>
-            </w:r>
-          </w:p>
-        </w:tc>
-        <w:tc>
-          <w:tcPr>
-            <w:tcW w:w="0" w:type="auto"/>
-            <w:vAlign w:val="center"/>
-            <w:hideMark/>
-          </w:tcPr>
-          <w:p>
-            <w:pPr>
-              <w:spacing w:after="0" w:line="240" w:lineRule="auto"/>
-              <w:rPr>
-                <w:rFonts w:ascii="Times New Roman" w:eastAsia="Times New Roman" w:hAnsi="Times New Roman" w:cs="Times New Roman"/>
-                <w:sz w:val="24"/>
-                <w:szCs w:val="24"/>
-                <w:lang w:eastAsia="ru-RU"/>
-              </w:rPr>
-            </w:pPr>
-            <w:r>
-              <w:rPr>
-                <w:rFonts w:ascii="Times New Roman" w:eastAsia="Times New Roman" w:hAnsi="Times New Roman" w:cs="Times New Roman"/>
-                <w:sz w:val="24"/>
-                <w:szCs w:val="24"/>
-                <w:lang w:eastAsia="ru-RU"/>
-              </w:rPr>
-              <w:t>HTTPS + mTLS</w:t>
-            </w:r>
-          </w:p>
-        </w:tc>
-        <w:tc>
-          <w:tcPr>
-            <w:tcW w:w="0" w:type="auto"/>
-            <w:vAlign w:val="center"/>
-            <w:hideMark/>
-          </w:tcPr>
-          <w:p>
-            <w:pPr>
-              <w:spacing w:after="0" w:line="240" w:lineRule="auto"/>
-              <w:rPr>
-                <w:rFonts w:ascii="Times New Roman" w:eastAsia="Times New Roman" w:hAnsi="Times New Roman" w:cs="Times New Roman"/>
-                <w:sz w:val="24"/>
-                <w:szCs w:val="24"/>
-                <w:lang w:eastAsia="ru-RU"/>
-              </w:rPr>
-            </w:pPr>
-            <w:r>
-              <w:rPr>
-                <w:rFonts w:ascii="Times New Roman" w:eastAsia="Times New Roman" w:hAnsi="Times New Roman" w:cs="Times New Roman"/>
-                <w:sz w:val="24"/>
-                <w:szCs w:val="24"/>
-                <w:lang w:eastAsia="ru-RU"/>
-              </w:rPr>
-              <w:t>~100 КБ</w:t>
+              <w:t>MCP request: {tool_id: "ocr_service.extract", params: {file_uri}}</w:t>
+            </w:r>
+          </w:p>
+        </w:tc>
+        <w:tc>
+          <w:tcPr>
+            <w:tcW w:w="0" w:type="auto"/>
+            <w:shd w:val="clear" w:color="auto" w:fill="FFFFFF"/>
+            <w:vAlign w:val="center"/>
+            <w:hideMark/>
+          </w:tcPr>
+          <w:p>
+            <w:pPr>
+              <w:spacing w:after="0" w:line="240" w:lineRule="auto"/>
+              <w:rPr>
+                <w:rFonts w:ascii="Times New Roman" w:eastAsia="Times New Roman" w:hAnsi="Times New Roman" w:cs="Times New Roman"/>
+                <w:sz w:val="24"/>
+                <w:szCs w:val="24"/>
+                <w:lang w:eastAsia="ru-RU"/>
+              </w:rPr>
+            </w:pPr>
+            <w:r>
+              <w:rPr>
+                <w:rFonts w:ascii="Times New Roman" w:eastAsia="Times New Roman" w:hAnsi="Times New Roman" w:cs="Times New Roman"/>
+                <w:sz w:val="24"/>
+                <w:szCs w:val="24"/>
+                <w:lang w:eastAsia="ru-RU"/>
+              </w:rPr>
+              <w:t>Шаг 12. Агент запрашивает доступ к корпоративным или внешним системам через MCP Proxy.</w:t>
+            </w:r>
+          </w:p>
+        </w:tc>
+        <w:tc>
+          <w:tcPr>
+            <w:tcW w:w="0" w:type="auto"/>
+            <w:shd w:val="clear" w:color="auto" w:fill="FFFFFF"/>
+            <w:vAlign w:val="center"/>
+            <w:hideMark/>
+          </w:tcPr>
+          <w:p>
+            <w:pPr>
+              <w:spacing w:after="0" w:line="240" w:lineRule="auto"/>
+              <w:rPr>
+                <w:rFonts w:ascii="Times New Roman" w:eastAsia="Times New Roman" w:hAnsi="Times New Roman" w:cs="Times New Roman"/>
+                <w:sz w:val="24"/>
+                <w:szCs w:val="24"/>
+                <w:lang w:eastAsia="ru-RU"/>
+              </w:rPr>
+            </w:pPr>
+            <w:r>
+              <w:rPr>
+                <w:rFonts w:ascii="Times New Roman" w:eastAsia="Times New Roman" w:hAnsi="Times New Roman" w:cs="Times New Roman"/>
+                <w:sz w:val="24"/>
+                <w:szCs w:val="24"/>
+                <w:lang w:eastAsia="ru-RU"/>
+              </w:rPr>
+              <w:t>Request</w:t>
+            </w:r>
+          </w:p>
+        </w:tc>
+        <w:tc>
+          <w:tcPr>
+            <w:tcW w:w="0" w:type="auto"/>
+            <w:shd w:val="clear" w:color="auto" w:fill="FFFFFF"/>
+            <w:vAlign w:val="center"/>
+            <w:hideMark/>
+          </w:tcPr>
+          <w:p>
+            <w:pPr>
+              <w:spacing w:after="0" w:line="240" w:lineRule="auto"/>
+              <w:rPr>
+                <w:rFonts w:ascii="Times New Roman" w:eastAsia="Times New Roman" w:hAnsi="Times New Roman" w:cs="Times New Roman"/>
+                <w:sz w:val="24"/>
+                <w:szCs w:val="24"/>
+                <w:lang w:eastAsia="ru-RU"/>
+              </w:rPr>
+            </w:pPr>
+            <w:r>
+              <w:rPr>
+                <w:rFonts w:ascii="Times New Roman" w:eastAsia="Times New Roman" w:hAnsi="Times New Roman" w:cs="Times New Roman"/>
+                <w:sz w:val="24"/>
+                <w:szCs w:val="24"/>
+                <w:lang w:eastAsia="ru-RU"/>
+              </w:rPr>
+              <w:t>MCP (HTTPS)</w:t>
+            </w:r>
+          </w:p>
+        </w:tc>
+        <w:tc>
+          <w:tcPr>
+            <w:tcW w:w="0" w:type="auto"/>
+            <w:shd w:val="clear" w:color="auto" w:fill="FFFFFF"/>
+            <w:vAlign w:val="center"/>
+            <w:hideMark/>
+          </w:tcPr>
+          <w:p>
+            <w:pPr>
+              <w:spacing w:after="0" w:line="240" w:lineRule="auto"/>
+              <w:rPr>
+                <w:rFonts w:ascii="Times New Roman" w:eastAsia="Times New Roman" w:hAnsi="Times New Roman" w:cs="Times New Roman"/>
+                <w:sz w:val="24"/>
+                <w:szCs w:val="24"/>
+                <w:lang w:eastAsia="ru-RU"/>
+              </w:rPr>
+            </w:pPr>
+            <w:r>
+              <w:rPr>
+                <w:rFonts w:ascii="Times New Roman" w:eastAsia="Times New Roman" w:hAnsi="Times New Roman" w:cs="Times New Roman"/>
+                <w:sz w:val="24"/>
+                <w:szCs w:val="24"/>
+                <w:lang w:eastAsia="ru-RU"/>
+              </w:rPr>
+              <w:t>~10 КБ</w:t>
             </w:r>
           </w:p>
         </w:tc>
@@ -7225,6 +6958,7 @@
         <w:tc>
           <w:tcPr>
             <w:tcW w:w="0" w:type="auto"/>
+            <w:shd w:val="clear" w:color="auto" w:fill="FFFFFF"/>
             <w:vAlign w:val="center"/>
             <w:hideMark/>
           </w:tcPr>
@@ -7252,87 +6986,91 @@
         <w:tc>
           <w:tcPr>
             <w:tcW w:w="0" w:type="auto"/>
-            <w:vAlign w:val="center"/>
-            <w:hideMark/>
-          </w:tcPr>
-          <w:p>
-            <w:pPr>
-              <w:spacing w:after="0" w:line="240" w:lineRule="auto"/>
-              <w:rPr>
-                <w:rFonts w:ascii="Times New Roman" w:eastAsia="Times New Roman" w:hAnsi="Times New Roman" w:cs="Times New Roman"/>
-                <w:sz w:val="24"/>
-                <w:szCs w:val="24"/>
-                <w:lang w:eastAsia="ru-RU"/>
-              </w:rPr>
-            </w:pPr>
-            <w:r>
-              <w:rPr>
-                <w:rFonts w:ascii="Times New Roman" w:eastAsia="Times New Roman" w:hAnsi="Times New Roman" w:cs="Times New Roman"/>
-                <w:sz w:val="24"/>
-                <w:szCs w:val="24"/>
-                <w:lang w:eastAsia="ru-RU"/>
-              </w:rPr>
-              <w:t>Запрос внешних данных</w:t>
-            </w:r>
-          </w:p>
-        </w:tc>
-        <w:tc>
-          <w:tcPr>
-            <w:tcW w:w="0" w:type="auto"/>
-            <w:vAlign w:val="center"/>
-            <w:hideMark/>
-          </w:tcPr>
-          <w:p>
-            <w:pPr>
-              <w:spacing w:after="0" w:line="240" w:lineRule="auto"/>
-              <w:rPr>
-                <w:rFonts w:ascii="Times New Roman" w:eastAsia="Times New Roman" w:hAnsi="Times New Roman" w:cs="Times New Roman"/>
-                <w:sz w:val="24"/>
-                <w:szCs w:val="24"/>
-                <w:lang w:eastAsia="ru-RU"/>
-              </w:rPr>
-            </w:pPr>
-            <w:r>
-              <w:rPr>
-                <w:rFonts w:ascii="Times New Roman" w:eastAsia="Times New Roman" w:hAnsi="Times New Roman" w:cs="Times New Roman"/>
-                <w:sz w:val="24"/>
-                <w:szCs w:val="24"/>
-                <w:lang w:eastAsia="ru-RU"/>
-              </w:rPr>
-              <w:t>Слой: Интеграция (AI Gateway / MCP)</w:t>
-            </w:r>
-          </w:p>
-        </w:tc>
-        <w:tc>
-          <w:tcPr>
-            <w:tcW w:w="0" w:type="auto"/>
-            <w:vAlign w:val="center"/>
-            <w:hideMark/>
-          </w:tcPr>
-          <w:p>
-            <w:pPr>
-              <w:spacing w:after="0" w:line="240" w:lineRule="auto"/>
-              <w:rPr>
-                <w:rFonts w:ascii="Times New Roman" w:eastAsia="Times New Roman" w:hAnsi="Times New Roman" w:cs="Times New Roman"/>
-                <w:sz w:val="24"/>
-                <w:szCs w:val="24"/>
-                <w:lang w:eastAsia="ru-RU"/>
-              </w:rPr>
-            </w:pPr>
-            <w:r>
-              <w:rPr>
-                <w:rFonts w:ascii="Times New Roman" w:eastAsia="Times New Roman" w:hAnsi="Times New Roman" w:cs="Times New Roman"/>
-                <w:sz w:val="24"/>
-                <w:szCs w:val="24"/>
-                <w:lang w:eastAsia="ru-RU"/>
-              </w:rPr>
-              <w:t>Слой: Внешние API (ФНС/ЕГРЮЛ/БКИ)</w:t>
-            </w:r>
-          </w:p>
-        </w:tc>
-        <w:tc>
-          <w:tcPr>
-            <w:tcW w:w="0" w:type="auto"/>
+            <w:shd w:val="clear" w:color="auto" w:fill="FFFFFF"/>
+            <w:vAlign w:val="center"/>
+            <w:hideMark/>
+          </w:tcPr>
+          <w:p>
+            <w:pPr>
+              <w:spacing w:after="0" w:line="240" w:lineRule="auto"/>
+              <w:rPr>
+                <w:rFonts w:ascii="Times New Roman" w:eastAsia="Times New Roman" w:hAnsi="Times New Roman" w:cs="Times New Roman"/>
+                <w:sz w:val="24"/>
+                <w:szCs w:val="24"/>
+                <w:lang w:eastAsia="ru-RU"/>
+              </w:rPr>
+            </w:pPr>
+            <w:r>
+              <w:rPr>
+                <w:rFonts w:ascii="Times New Roman" w:eastAsia="Times New Roman" w:hAnsi="Times New Roman" w:cs="Times New Roman"/>
+                <w:sz w:val="24"/>
+                <w:szCs w:val="24"/>
+                <w:lang w:eastAsia="ru-RU"/>
+              </w:rPr>
+              <w:t>Трассировка вызова (старт)</w:t>
+            </w:r>
+          </w:p>
+        </w:tc>
+        <w:tc>
+          <w:tcPr>
+            <w:tcW w:w="0" w:type="auto"/>
+            <w:shd w:val="clear" w:color="auto" w:fill="FFFFFF"/>
+            <w:vAlign w:val="center"/>
+            <w:hideMark/>
+          </w:tcPr>
+          <w:p>
+            <w:pPr>
+              <w:spacing w:after="0" w:line="240" w:lineRule="auto"/>
+              <w:rPr>
+                <w:rFonts w:ascii="Times New Roman" w:eastAsia="Times New Roman" w:hAnsi="Times New Roman" w:cs="Times New Roman"/>
+                <w:sz w:val="24"/>
+                <w:szCs w:val="24"/>
+                <w:lang w:eastAsia="ru-RU"/>
+              </w:rPr>
+            </w:pPr>
+            <w:r>
+              <w:rPr>
+                <w:rFonts w:ascii="Times New Roman" w:eastAsia="Times New Roman" w:hAnsi="Times New Roman" w:cs="Times New Roman"/>
+                <w:sz w:val="24"/>
+                <w:szCs w:val="24"/>
+                <w:lang w:eastAsia="ru-RU"/>
+              </w:rPr>
+              <w:t>Слой: Интеграция</w:t>
+            </w:r>
+          </w:p>
+        </w:tc>
+        <w:tc>
+          <w:tcPr>
+            <w:tcW w:w="0" w:type="auto"/>
+            <w:shd w:val="clear" w:color="auto" w:fill="FFFFFF"/>
+            <w:vAlign w:val="center"/>
+            <w:hideMark/>
+          </w:tcPr>
+          <w:p>
+            <w:pPr>
+              <w:spacing w:after="0" w:line="240" w:lineRule="auto"/>
+              <w:rPr>
+                <w:rFonts w:ascii="Times New Roman" w:eastAsia="Times New Roman" w:hAnsi="Times New Roman" w:cs="Times New Roman"/>
+                <w:sz w:val="24"/>
+                <w:szCs w:val="24"/>
+                <w:lang w:eastAsia="ru-RU"/>
+              </w:rPr>
+            </w:pPr>
+            <w:r>
+              <w:rPr>
+                <w:rFonts w:ascii="Times New Roman" w:eastAsia="Times New Roman" w:hAnsi="Times New Roman" w:cs="Times New Roman"/>
+                <w:sz w:val="24"/>
+                <w:szCs w:val="24"/>
+                <w:lang w:eastAsia="ru-RU"/>
+              </w:rPr>
+              <w:t>Слой: Наблюдаемость</w:t>
+            </w:r>
+          </w:p>
+        </w:tc>
+        <w:tc>
+          <w:tcPr>
+            <w:tcW w:w="0" w:type="auto"/>
+            <w:shd w:val="clear" w:color="auto" w:fill="FFFFFF"/>
             <w:vAlign w:val="center"/>
             <w:hideMark/>
           </w:tcPr>
@@ -7353,115 +7091,192 @@
                 <w:szCs w:val="24"/>
                 <w:lang w:val="en-US" w:eastAsia="ru-RU"/>
               </w:rPr>
-              <w:t>HTTPS POST: {inn, ogrn, query_type: "entity_verification"}</w:t>
-            </w:r>
-          </w:p>
-        </w:tc>
-        <w:tc>
-          <w:tcPr>
-            <w:tcW w:w="0" w:type="auto"/>
-            <w:vAlign w:val="center"/>
-            <w:hideMark/>
-          </w:tcPr>
-          <w:p>
-            <w:pPr>
-              <w:spacing w:after="0" w:line="240" w:lineRule="auto"/>
-              <w:rPr>
-                <w:rFonts w:ascii="Times New Roman" w:eastAsia="Times New Roman" w:hAnsi="Times New Roman" w:cs="Times New Roman"/>
-                <w:sz w:val="24"/>
-                <w:szCs w:val="24"/>
-                <w:lang w:eastAsia="ru-RU"/>
-              </w:rPr>
-            </w:pPr>
-            <w:r>
-              <w:rPr>
-                <w:rFonts w:ascii="Times New Roman" w:eastAsia="Times New Roman" w:hAnsi="Times New Roman" w:cs="Times New Roman"/>
-                <w:sz w:val="24"/>
-                <w:szCs w:val="24"/>
-                <w:lang w:eastAsia="ru-RU"/>
-              </w:rPr>
-              <w:t>Новый поток. MCP Proxy запрашивает данные из внешних реестров (ФНС, ЕГРЮЛ, БКИ) для верификации клиента.</w:t>
-            </w:r>
-          </w:p>
-        </w:tc>
-        <w:tc>
-          <w:tcPr>
-            <w:tcW w:w="0" w:type="auto"/>
-            <w:vAlign w:val="center"/>
-            <w:hideMark/>
-          </w:tcPr>
-          <w:p>
-            <w:pPr>
-              <w:spacing w:after="0" w:line="240" w:lineRule="auto"/>
-              <w:rPr>
-                <w:rFonts w:ascii="Times New Roman" w:eastAsia="Times New Roman" w:hAnsi="Times New Roman" w:cs="Times New Roman"/>
-                <w:sz w:val="24"/>
-                <w:szCs w:val="24"/>
-                <w:lang w:eastAsia="ru-RU"/>
-              </w:rPr>
-            </w:pPr>
-            <w:r>
-              <w:rPr>
-                <w:rFonts w:ascii="Times New Roman" w:eastAsia="Times New Roman" w:hAnsi="Times New Roman" w:cs="Times New Roman"/>
-                <w:sz w:val="24"/>
-                <w:szCs w:val="24"/>
-                <w:lang w:eastAsia="ru-RU"/>
-              </w:rPr>
-              <w:t>Request</w:t>
-            </w:r>
-          </w:p>
-        </w:tc>
-        <w:tc>
-          <w:tcPr>
-            <w:tcW w:w="0" w:type="auto"/>
-            <w:vAlign w:val="center"/>
-            <w:hideMark/>
-          </w:tcPr>
-          <w:p>
-            <w:pPr>
-              <w:spacing w:after="0" w:line="240" w:lineRule="auto"/>
-              <w:rPr>
-                <w:rFonts w:ascii="Times New Roman" w:eastAsia="Times New Roman" w:hAnsi="Times New Roman" w:cs="Times New Roman"/>
-                <w:sz w:val="24"/>
-                <w:szCs w:val="24"/>
-                <w:lang w:eastAsia="ru-RU"/>
-              </w:rPr>
-            </w:pPr>
-            <w:r>
-              <w:rPr>
-                <w:rFonts w:ascii="Times New Roman" w:eastAsia="Times New Roman" w:hAnsi="Times New Roman" w:cs="Times New Roman"/>
-                <w:sz w:val="24"/>
-                <w:szCs w:val="24"/>
-                <w:lang w:eastAsia="ru-RU"/>
-              </w:rPr>
-              <w:t>HTTPS + mTLS</w:t>
-            </w:r>
-          </w:p>
-        </w:tc>
-        <w:tc>
-          <w:tcPr>
-            <w:tcW w:w="0" w:type="auto"/>
-            <w:vAlign w:val="center"/>
-            <w:hideMark/>
-          </w:tcPr>
-          <w:p>
-            <w:pPr>
-              <w:spacing w:after="0" w:line="240" w:lineRule="auto"/>
-              <w:rPr>
-                <w:rFonts w:ascii="Times New Roman" w:eastAsia="Times New Roman" w:hAnsi="Times New Roman" w:cs="Times New Roman"/>
-                <w:sz w:val="24"/>
-                <w:szCs w:val="24"/>
-                <w:lang w:eastAsia="ru-RU"/>
-              </w:rPr>
-            </w:pPr>
-            <w:r>
-              <w:rPr>
-                <w:rFonts w:ascii="Times New Roman" w:eastAsia="Times New Roman" w:hAnsi="Times New Roman" w:cs="Times New Roman"/>
-                <w:sz w:val="24"/>
-                <w:szCs w:val="24"/>
-                <w:lang w:eastAsia="ru-RU"/>
-              </w:rPr>
-              <w:t>~30 КБ</w:t>
+              <w:t>{</w:t>
+            </w:r>
+            <w:proofErr w:type="spellStart"/>
+            <w:r>
+              <w:rPr>
+                <w:rFonts w:ascii="Times New Roman" w:eastAsia="Times New Roman" w:hAnsi="Times New Roman" w:cs="Times New Roman"/>
+                <w:sz w:val="24"/>
+                <w:szCs w:val="24"/>
+                <w:lang w:val="en-US" w:eastAsia="ru-RU"/>
+              </w:rPr>
+              <w:t>trace_id</w:t>
+            </w:r>
+            <w:proofErr w:type="spellEnd"/>
+            <w:r>
+              <w:rPr>
+                <w:rFonts w:ascii="Times New Roman" w:eastAsia="Times New Roman" w:hAnsi="Times New Roman" w:cs="Times New Roman"/>
+                <w:sz w:val="24"/>
+                <w:szCs w:val="24"/>
+                <w:lang w:val="en-US" w:eastAsia="ru-RU"/>
+              </w:rPr>
+              <w:t xml:space="preserve">, tool_id, </w:t>
+            </w:r>
+            <w:proofErr w:type="spellStart"/>
+            <w:r>
+              <w:rPr>
+                <w:rFonts w:ascii="Times New Roman" w:eastAsia="Times New Roman" w:hAnsi="Times New Roman" w:cs="Times New Roman"/>
+                <w:sz w:val="24"/>
+                <w:szCs w:val="24"/>
+                <w:lang w:val="en-US" w:eastAsia="ru-RU"/>
+              </w:rPr>
+              <w:t>masked_params</w:t>
+            </w:r>
+            <w:proofErr w:type="spellEnd"/>
+            <w:r>
+              <w:rPr>
+                <w:rFonts w:ascii="Times New Roman" w:eastAsia="Times New Roman" w:hAnsi="Times New Roman" w:cs="Times New Roman"/>
+                <w:sz w:val="24"/>
+                <w:szCs w:val="24"/>
+                <w:lang w:val="en-US" w:eastAsia="ru-RU"/>
+              </w:rPr>
+              <w:t xml:space="preserve">, </w:t>
+            </w:r>
+            <w:proofErr w:type="spellStart"/>
+            <w:r>
+              <w:rPr>
+                <w:rFonts w:ascii="Times New Roman" w:eastAsia="Times New Roman" w:hAnsi="Times New Roman" w:cs="Times New Roman"/>
+                <w:sz w:val="24"/>
+                <w:szCs w:val="24"/>
+                <w:lang w:val="en-US" w:eastAsia="ru-RU"/>
+              </w:rPr>
+              <w:t>agent_id</w:t>
+            </w:r>
+            <w:proofErr w:type="spellEnd"/>
+            <w:r>
+              <w:rPr>
+                <w:rFonts w:ascii="Times New Roman" w:eastAsia="Times New Roman" w:hAnsi="Times New Roman" w:cs="Times New Roman"/>
+                <w:sz w:val="24"/>
+                <w:szCs w:val="24"/>
+                <w:lang w:val="en-US" w:eastAsia="ru-RU"/>
+              </w:rPr>
+              <w:t>}</w:t>
+            </w:r>
+          </w:p>
+        </w:tc>
+        <w:tc>
+          <w:tcPr>
+            <w:tcW w:w="0" w:type="auto"/>
+            <w:shd w:val="clear" w:color="auto" w:fill="FFFFFF"/>
+            <w:vAlign w:val="center"/>
+            <w:hideMark/>
+          </w:tcPr>
+          <w:p>
+            <w:pPr>
+              <w:spacing w:after="0" w:line="240" w:lineRule="auto"/>
+              <w:rPr>
+                <w:rFonts w:ascii="Times New Roman" w:eastAsia="Times New Roman" w:hAnsi="Times New Roman" w:cs="Times New Roman"/>
+                <w:sz w:val="24"/>
+                <w:szCs w:val="24"/>
+                <w:lang w:eastAsia="ru-RU"/>
+              </w:rPr>
+            </w:pPr>
+            <w:r>
+              <w:rPr>
+                <w:rFonts w:ascii="Times New Roman" w:eastAsia="Times New Roman" w:hAnsi="Times New Roman" w:cs="Times New Roman"/>
+                <w:sz w:val="24"/>
+                <w:szCs w:val="24"/>
+                <w:lang w:eastAsia="ru-RU"/>
+              </w:rPr>
+              <w:t>Шаг 13. Фиксация начала выполнения инструмента с маскированием чувствительных параметров (ПДН).</w:t>
+            </w:r>
+          </w:p>
+        </w:tc>
+        <w:tc>
+          <w:tcPr>
+            <w:tcW w:w="0" w:type="auto"/>
+            <w:shd w:val="clear" w:color="auto" w:fill="FFFFFF"/>
+            <w:vAlign w:val="center"/>
+            <w:hideMark/>
+          </w:tcPr>
+          <w:p>
+            <w:pPr>
+              <w:spacing w:after="0" w:line="240" w:lineRule="auto"/>
+              <w:rPr>
+                <w:rFonts w:ascii="Times New Roman" w:eastAsia="Times New Roman" w:hAnsi="Times New Roman" w:cs="Times New Roman"/>
+                <w:sz w:val="24"/>
+                <w:szCs w:val="24"/>
+                <w:lang w:eastAsia="ru-RU"/>
+              </w:rPr>
+            </w:pPr>
+            <w:proofErr w:type="spellStart"/>
+            <w:r>
+              <w:rPr>
+                <w:rFonts w:ascii="Times New Roman" w:eastAsia="Times New Roman" w:hAnsi="Times New Roman" w:cs="Times New Roman"/>
+                <w:sz w:val="24"/>
+                <w:szCs w:val="24"/>
+                <w:lang w:eastAsia="ru-RU"/>
+              </w:rPr>
+              <w:t>Event</w:t>
+            </w:r>
+            <w:proofErr w:type="spellEnd"/>
+          </w:p>
+        </w:tc>
+        <w:tc>
+          <w:tcPr>
+            <w:tcW w:w="0" w:type="auto"/>
+            <w:shd w:val="clear" w:color="auto" w:fill="FFFFFF"/>
+            <w:vAlign w:val="center"/>
+            <w:hideMark/>
+          </w:tcPr>
+          <w:p>
+            <w:pPr>
+              <w:spacing w:after="0" w:line="240" w:lineRule="auto"/>
+              <w:rPr>
+                <w:rFonts w:ascii="Times New Roman" w:eastAsia="Times New Roman" w:hAnsi="Times New Roman" w:cs="Times New Roman"/>
+                <w:sz w:val="24"/>
+                <w:szCs w:val="24"/>
+                <w:lang w:eastAsia="ru-RU"/>
+              </w:rPr>
+            </w:pPr>
+            <w:r>
+              <w:rPr>
+                <w:rFonts w:ascii="Times New Roman" w:eastAsia="Times New Roman" w:hAnsi="Times New Roman" w:cs="Times New Roman"/>
+                <w:sz w:val="24"/>
+                <w:szCs w:val="24"/>
+                <w:lang w:eastAsia="ru-RU"/>
+              </w:rPr>
+              <w:t xml:space="preserve">HTTPS / </w:t>
+            </w:r>
+            <w:proofErr w:type="spellStart"/>
+            <w:r>
+              <w:rPr>
+                <w:rFonts w:ascii="Times New Roman" w:eastAsia="Times New Roman" w:hAnsi="Times New Roman" w:cs="Times New Roman"/>
+                <w:sz w:val="24"/>
+                <w:szCs w:val="24"/>
+                <w:lang w:eastAsia="ru-RU"/>
+              </w:rPr>
+              <w:t>OTel</w:t>
+            </w:r>
+            <w:proofErr w:type="spellEnd"/>
+          </w:p>
+        </w:tc>
+        <w:tc>
+          <w:tcPr>
+            <w:tcW w:w="0" w:type="auto"/>
+            <w:shd w:val="clear" w:color="auto" w:fill="FFFFFF"/>
+            <w:vAlign w:val="center"/>
+            <w:hideMark/>
+          </w:tcPr>
+          <w:p>
+            <w:pPr>
+              <w:spacing w:after="0" w:line="240" w:lineRule="auto"/>
+              <w:rPr>
+                <w:rFonts w:ascii="Times New Roman" w:eastAsia="Times New Roman" w:hAnsi="Times New Roman" w:cs="Times New Roman"/>
+                <w:sz w:val="24"/>
+                <w:szCs w:val="24"/>
+                <w:lang w:eastAsia="ru-RU"/>
+              </w:rPr>
+            </w:pPr>
+            <w:r>
+              <w:rPr>
+                <w:rFonts w:ascii="Times New Roman" w:eastAsia="Times New Roman" w:hAnsi="Times New Roman" w:cs="Times New Roman"/>
+                <w:sz w:val="24"/>
+                <w:szCs w:val="24"/>
+                <w:lang w:eastAsia="ru-RU"/>
+              </w:rPr>
+              <w:t>~5 КБ</w:t>
             </w:r>
           </w:p>
         </w:tc>
@@ -7473,6 +7288,7 @@
         <w:tc>
           <w:tcPr>
             <w:tcW w:w="0" w:type="auto"/>
+            <w:shd w:val="clear" w:color="auto" w:fill="FFFFFF"/>
             <w:vAlign w:val="center"/>
             <w:hideMark/>
           </w:tcPr>
@@ -7500,87 +7316,91 @@
         <w:tc>
           <w:tcPr>
             <w:tcW w:w="0" w:type="auto"/>
-            <w:vAlign w:val="center"/>
-            <w:hideMark/>
-          </w:tcPr>
-          <w:p>
-            <w:pPr>
-              <w:spacing w:after="0" w:line="240" w:lineRule="auto"/>
-              <w:rPr>
-                <w:rFonts w:ascii="Times New Roman" w:eastAsia="Times New Roman" w:hAnsi="Times New Roman" w:cs="Times New Roman"/>
-                <w:sz w:val="24"/>
-                <w:szCs w:val="24"/>
-                <w:lang w:eastAsia="ru-RU"/>
-              </w:rPr>
-            </w:pPr>
-            <w:r>
-              <w:rPr>
-                <w:rFonts w:ascii="Times New Roman" w:eastAsia="Times New Roman" w:hAnsi="Times New Roman" w:cs="Times New Roman"/>
-                <w:sz w:val="24"/>
-                <w:szCs w:val="24"/>
-                <w:lang w:eastAsia="ru-RU"/>
-              </w:rPr>
-              <w:t>Данные от внешних API</w:t>
-            </w:r>
-          </w:p>
-        </w:tc>
-        <w:tc>
-          <w:tcPr>
-            <w:tcW w:w="0" w:type="auto"/>
-            <w:vAlign w:val="center"/>
-            <w:hideMark/>
-          </w:tcPr>
-          <w:p>
-            <w:pPr>
-              <w:spacing w:after="0" w:line="240" w:lineRule="auto"/>
-              <w:rPr>
-                <w:rFonts w:ascii="Times New Roman" w:eastAsia="Times New Roman" w:hAnsi="Times New Roman" w:cs="Times New Roman"/>
-                <w:sz w:val="24"/>
-                <w:szCs w:val="24"/>
-                <w:lang w:eastAsia="ru-RU"/>
-              </w:rPr>
-            </w:pPr>
-            <w:r>
-              <w:rPr>
-                <w:rFonts w:ascii="Times New Roman" w:eastAsia="Times New Roman" w:hAnsi="Times New Roman" w:cs="Times New Roman"/>
-                <w:sz w:val="24"/>
-                <w:szCs w:val="24"/>
-                <w:lang w:eastAsia="ru-RU"/>
-              </w:rPr>
-              <w:t>Слой: Внешние API (ФНС/ЕГРЮЛ/БКИ)</w:t>
-            </w:r>
-          </w:p>
-        </w:tc>
-        <w:tc>
-          <w:tcPr>
-            <w:tcW w:w="0" w:type="auto"/>
-            <w:vAlign w:val="center"/>
-            <w:hideMark/>
-          </w:tcPr>
-          <w:p>
-            <w:pPr>
-              <w:spacing w:after="0" w:line="240" w:lineRule="auto"/>
-              <w:rPr>
-                <w:rFonts w:ascii="Times New Roman" w:eastAsia="Times New Roman" w:hAnsi="Times New Roman" w:cs="Times New Roman"/>
-                <w:sz w:val="24"/>
-                <w:szCs w:val="24"/>
-                <w:lang w:eastAsia="ru-RU"/>
-              </w:rPr>
-            </w:pPr>
-            <w:r>
-              <w:rPr>
-                <w:rFonts w:ascii="Times New Roman" w:eastAsia="Times New Roman" w:hAnsi="Times New Roman" w:cs="Times New Roman"/>
-                <w:sz w:val="24"/>
-                <w:szCs w:val="24"/>
-                <w:lang w:eastAsia="ru-RU"/>
-              </w:rPr>
-              <w:t>Слой: Интеграция (AI Gateway / MCP)</w:t>
-            </w:r>
-          </w:p>
-        </w:tc>
-        <w:tc>
-          <w:tcPr>
-            <w:tcW w:w="0" w:type="auto"/>
+            <w:shd w:val="clear" w:color="auto" w:fill="FFFFFF"/>
+            <w:vAlign w:val="center"/>
+            <w:hideMark/>
+          </w:tcPr>
+          <w:p>
+            <w:pPr>
+              <w:spacing w:after="0" w:line="240" w:lineRule="auto"/>
+              <w:rPr>
+                <w:rFonts w:ascii="Times New Roman" w:eastAsia="Times New Roman" w:hAnsi="Times New Roman" w:cs="Times New Roman"/>
+                <w:sz w:val="24"/>
+                <w:szCs w:val="24"/>
+                <w:lang w:eastAsia="ru-RU"/>
+              </w:rPr>
+            </w:pPr>
+            <w:r>
+              <w:rPr>
+                <w:rFonts w:ascii="Times New Roman" w:eastAsia="Times New Roman" w:hAnsi="Times New Roman" w:cs="Times New Roman"/>
+                <w:sz w:val="24"/>
+                <w:szCs w:val="24"/>
+                <w:lang w:eastAsia="ru-RU"/>
+              </w:rPr>
+              <w:t>Запрос к АБС/распознаванию</w:t>
+            </w:r>
+          </w:p>
+        </w:tc>
+        <w:tc>
+          <w:tcPr>
+            <w:tcW w:w="0" w:type="auto"/>
+            <w:shd w:val="clear" w:color="auto" w:fill="FFFFFF"/>
+            <w:vAlign w:val="center"/>
+            <w:hideMark/>
+          </w:tcPr>
+          <w:p>
+            <w:pPr>
+              <w:spacing w:after="0" w:line="240" w:lineRule="auto"/>
+              <w:rPr>
+                <w:rFonts w:ascii="Times New Roman" w:eastAsia="Times New Roman" w:hAnsi="Times New Roman" w:cs="Times New Roman"/>
+                <w:sz w:val="24"/>
+                <w:szCs w:val="24"/>
+                <w:lang w:eastAsia="ru-RU"/>
+              </w:rPr>
+            </w:pPr>
+            <w:r>
+              <w:rPr>
+                <w:rFonts w:ascii="Times New Roman" w:eastAsia="Times New Roman" w:hAnsi="Times New Roman" w:cs="Times New Roman"/>
+                <w:sz w:val="24"/>
+                <w:szCs w:val="24"/>
+                <w:lang w:eastAsia="ru-RU"/>
+              </w:rPr>
+              <w:t>Слой: Интеграция</w:t>
+            </w:r>
+          </w:p>
+        </w:tc>
+        <w:tc>
+          <w:tcPr>
+            <w:tcW w:w="0" w:type="auto"/>
+            <w:shd w:val="clear" w:color="auto" w:fill="FFFFFF"/>
+            <w:vAlign w:val="center"/>
+            <w:hideMark/>
+          </w:tcPr>
+          <w:p>
+            <w:pPr>
+              <w:spacing w:after="0" w:line="240" w:lineRule="auto"/>
+              <w:rPr>
+                <w:rFonts w:ascii="Times New Roman" w:eastAsia="Times New Roman" w:hAnsi="Times New Roman" w:cs="Times New Roman"/>
+                <w:sz w:val="24"/>
+                <w:szCs w:val="24"/>
+                <w:lang w:eastAsia="ru-RU"/>
+              </w:rPr>
+            </w:pPr>
+            <w:r>
+              <w:rPr>
+                <w:rFonts w:ascii="Times New Roman" w:eastAsia="Times New Roman" w:hAnsi="Times New Roman" w:cs="Times New Roman"/>
+                <w:sz w:val="24"/>
+                <w:szCs w:val="24"/>
+                <w:lang w:eastAsia="ru-RU"/>
+              </w:rPr>
+              <w:t>Слой: Корп. системы</w:t>
+            </w:r>
+          </w:p>
+        </w:tc>
+        <w:tc>
+          <w:tcPr>
+            <w:tcW w:w="0" w:type="auto"/>
+            <w:shd w:val="clear" w:color="auto" w:fill="FFFFFF"/>
             <w:vAlign w:val="center"/>
             <w:hideMark/>
           </w:tcPr>
@@ -7601,94 +7421,98 @@
                 <w:szCs w:val="24"/>
                 <w:lang w:val="en-US" w:eastAsia="ru-RU"/>
               </w:rPr>
-              <w:t>{entity_data: {...}, credit_score: 750, registration_status: "active"}</w:t>
-            </w:r>
-          </w:p>
-        </w:tc>
-        <w:tc>
-          <w:tcPr>
-            <w:tcW w:w="0" w:type="auto"/>
-            <w:vAlign w:val="center"/>
-            <w:hideMark/>
-          </w:tcPr>
-          <w:p>
-            <w:pPr>
-              <w:spacing w:after="0" w:line="240" w:lineRule="auto"/>
-              <w:rPr>
-                <w:rFonts w:ascii="Times New Roman" w:eastAsia="Times New Roman" w:hAnsi="Times New Roman" w:cs="Times New Roman"/>
-                <w:sz w:val="24"/>
-                <w:szCs w:val="24"/>
-                <w:lang w:eastAsia="ru-RU"/>
-              </w:rPr>
-            </w:pPr>
-            <w:r>
-              <w:rPr>
-                <w:rFonts w:ascii="Times New Roman" w:eastAsia="Times New Roman" w:hAnsi="Times New Roman" w:cs="Times New Roman"/>
-                <w:sz w:val="24"/>
-                <w:szCs w:val="24"/>
-                <w:lang w:eastAsia="ru-RU"/>
-              </w:rPr>
-              <w:t>Новый поток. Внешние API возвращают данные о контрагенте, кредитную историю и статус регистрации.</w:t>
-            </w:r>
-          </w:p>
-        </w:tc>
-        <w:tc>
-          <w:tcPr>
-            <w:tcW w:w="0" w:type="auto"/>
-            <w:vAlign w:val="center"/>
-            <w:hideMark/>
-          </w:tcPr>
-          <w:p>
-            <w:pPr>
-              <w:spacing w:after="0" w:line="240" w:lineRule="auto"/>
-              <w:rPr>
-                <w:rFonts w:ascii="Times New Roman" w:eastAsia="Times New Roman" w:hAnsi="Times New Roman" w:cs="Times New Roman"/>
-                <w:sz w:val="24"/>
-                <w:szCs w:val="24"/>
-                <w:lang w:eastAsia="ru-RU"/>
-              </w:rPr>
-            </w:pPr>
-            <w:r>
-              <w:rPr>
-                <w:rFonts w:ascii="Times New Roman" w:eastAsia="Times New Roman" w:hAnsi="Times New Roman" w:cs="Times New Roman"/>
-                <w:sz w:val="24"/>
-                <w:szCs w:val="24"/>
-                <w:lang w:eastAsia="ru-RU"/>
-              </w:rPr>
-              <w:t>Response</w:t>
-            </w:r>
-          </w:p>
-        </w:tc>
-        <w:tc>
-          <w:tcPr>
-            <w:tcW w:w="0" w:type="auto"/>
-            <w:vAlign w:val="center"/>
-            <w:hideMark/>
-          </w:tcPr>
-          <w:p>
-            <w:pPr>
-              <w:spacing w:after="0" w:line="240" w:lineRule="auto"/>
-              <w:rPr>
-                <w:rFonts w:ascii="Times New Roman" w:eastAsia="Times New Roman" w:hAnsi="Times New Roman" w:cs="Times New Roman"/>
-                <w:sz w:val="24"/>
-                <w:szCs w:val="24"/>
-                <w:lang w:eastAsia="ru-RU"/>
-              </w:rPr>
-            </w:pPr>
-            <w:r>
-              <w:rPr>
-                <w:rFonts w:ascii="Times New Roman" w:eastAsia="Times New Roman" w:hAnsi="Times New Roman" w:cs="Times New Roman"/>
-                <w:sz w:val="24"/>
-                <w:szCs w:val="24"/>
-                <w:lang w:eastAsia="ru-RU"/>
-              </w:rPr>
-              <w:t>HTTPS + mTLS</w:t>
-            </w:r>
-          </w:p>
-        </w:tc>
-        <w:tc>
-          <w:tcPr>
-            <w:tcW w:w="0" w:type="auto"/>
+              <w:t>HTTPS POST: {subject_id, consent_token, query_type}</w:t>
+            </w:r>
+          </w:p>
+        </w:tc>
+        <w:tc>
+          <w:tcPr>
+            <w:tcW w:w="0" w:type="auto"/>
+            <w:shd w:val="clear" w:color="auto" w:fill="FFFFFF"/>
+            <w:vAlign w:val="center"/>
+            <w:hideMark/>
+          </w:tcPr>
+          <w:p>
+            <w:pPr>
+              <w:spacing w:after="0" w:line="240" w:lineRule="auto"/>
+              <w:rPr>
+                <w:rFonts w:ascii="Times New Roman" w:eastAsia="Times New Roman" w:hAnsi="Times New Roman" w:cs="Times New Roman"/>
+                <w:sz w:val="24"/>
+                <w:szCs w:val="24"/>
+                <w:lang w:eastAsia="ru-RU"/>
+              </w:rPr>
+            </w:pPr>
+            <w:r>
+              <w:rPr>
+                <w:rFonts w:ascii="Times New Roman" w:eastAsia="Times New Roman" w:hAnsi="Times New Roman" w:cs="Times New Roman"/>
+                <w:sz w:val="24"/>
+                <w:szCs w:val="24"/>
+                <w:lang w:eastAsia="ru-RU"/>
+              </w:rPr>
+              <w:t>Шаг 14. MCP Proxy проксирует запросы к АБС (банковское ядро) и сервису распознавания документов.</w:t>
+            </w:r>
+          </w:p>
+        </w:tc>
+        <w:tc>
+          <w:tcPr>
+            <w:tcW w:w="0" w:type="auto"/>
+            <w:shd w:val="clear" w:color="auto" w:fill="FFFFFF"/>
+            <w:vAlign w:val="center"/>
+            <w:hideMark/>
+          </w:tcPr>
+          <w:p>
+            <w:pPr>
+              <w:spacing w:after="0" w:line="240" w:lineRule="auto"/>
+              <w:rPr>
+                <w:rFonts w:ascii="Times New Roman" w:eastAsia="Times New Roman" w:hAnsi="Times New Roman" w:cs="Times New Roman"/>
+                <w:sz w:val="24"/>
+                <w:szCs w:val="24"/>
+                <w:lang w:eastAsia="ru-RU"/>
+              </w:rPr>
+            </w:pPr>
+            <w:r>
+              <w:rPr>
+                <w:rFonts w:ascii="Times New Roman" w:eastAsia="Times New Roman" w:hAnsi="Times New Roman" w:cs="Times New Roman"/>
+                <w:sz w:val="24"/>
+                <w:szCs w:val="24"/>
+                <w:lang w:eastAsia="ru-RU"/>
+              </w:rPr>
+              <w:t>Request</w:t>
+            </w:r>
+          </w:p>
+        </w:tc>
+        <w:tc>
+          <w:tcPr>
+            <w:tcW w:w="0" w:type="auto"/>
+            <w:shd w:val="clear" w:color="auto" w:fill="FFFFFF"/>
+            <w:vAlign w:val="center"/>
+            <w:hideMark/>
+          </w:tcPr>
+          <w:p>
+            <w:pPr>
+              <w:spacing w:after="0" w:line="240" w:lineRule="auto"/>
+              <w:rPr>
+                <w:rFonts w:ascii="Times New Roman" w:eastAsia="Times New Roman" w:hAnsi="Times New Roman" w:cs="Times New Roman"/>
+                <w:sz w:val="24"/>
+                <w:szCs w:val="24"/>
+                <w:lang w:eastAsia="ru-RU"/>
+              </w:rPr>
+            </w:pPr>
+            <w:r>
+              <w:rPr>
+                <w:rFonts w:ascii="Times New Roman" w:eastAsia="Times New Roman" w:hAnsi="Times New Roman" w:cs="Times New Roman"/>
+                <w:sz w:val="24"/>
+                <w:szCs w:val="24"/>
+                <w:lang w:eastAsia="ru-RU"/>
+              </w:rPr>
+              <w:t>HTTPS + mTLS + JWT</w:t>
+            </w:r>
+          </w:p>
+        </w:tc>
+        <w:tc>
+          <w:tcPr>
+            <w:tcW w:w="0" w:type="auto"/>
+            <w:shd w:val="clear" w:color="auto" w:fill="FFFFFF"/>
             <w:vAlign w:val="center"/>
             <w:hideMark/>
           </w:tcPr>
@@ -7721,6 +7545,7 @@
         <w:tc>
           <w:tcPr>
             <w:tcW w:w="0" w:type="auto"/>
+            <w:shd w:val="clear" w:color="auto" w:fill="FFFFFF"/>
             <w:vAlign w:val="center"/>
             <w:hideMark/>
           </w:tcPr>
@@ -7748,87 +7573,91 @@
         <w:tc>
           <w:tcPr>
             <w:tcW w:w="0" w:type="auto"/>
-            <w:vAlign w:val="center"/>
-            <w:hideMark/>
-          </w:tcPr>
-          <w:p>
-            <w:pPr>
-              <w:spacing w:after="0" w:line="240" w:lineRule="auto"/>
-              <w:rPr>
-                <w:rFonts w:ascii="Times New Roman" w:eastAsia="Times New Roman" w:hAnsi="Times New Roman" w:cs="Times New Roman"/>
-                <w:sz w:val="24"/>
-                <w:szCs w:val="24"/>
-                <w:lang w:eastAsia="ru-RU"/>
-              </w:rPr>
-            </w:pPr>
-            <w:r>
-              <w:rPr>
-                <w:rFonts w:ascii="Times New Roman" w:eastAsia="Times New Roman" w:hAnsi="Times New Roman" w:cs="Times New Roman"/>
-                <w:sz w:val="24"/>
-                <w:szCs w:val="24"/>
-                <w:lang w:eastAsia="ru-RU"/>
-              </w:rPr>
-              <w:t>Запрос LLM/документов</w:t>
-            </w:r>
-          </w:p>
-        </w:tc>
-        <w:tc>
-          <w:tcPr>
-            <w:tcW w:w="0" w:type="auto"/>
-            <w:vAlign w:val="center"/>
-            <w:hideMark/>
-          </w:tcPr>
-          <w:p>
-            <w:pPr>
-              <w:spacing w:after="0" w:line="240" w:lineRule="auto"/>
-              <w:rPr>
-                <w:rFonts w:ascii="Times New Roman" w:eastAsia="Times New Roman" w:hAnsi="Times New Roman" w:cs="Times New Roman"/>
-                <w:sz w:val="24"/>
-                <w:szCs w:val="24"/>
-                <w:lang w:eastAsia="ru-RU"/>
-              </w:rPr>
-            </w:pPr>
-            <w:r>
-              <w:rPr>
-                <w:rFonts w:ascii="Times New Roman" w:eastAsia="Times New Roman" w:hAnsi="Times New Roman" w:cs="Times New Roman"/>
-                <w:sz w:val="24"/>
-                <w:szCs w:val="24"/>
-                <w:lang w:eastAsia="ru-RU"/>
-              </w:rPr>
-              <w:t>Слой: Интеграция (AI Gateway / MCP)</w:t>
-            </w:r>
-          </w:p>
-        </w:tc>
-        <w:tc>
-          <w:tcPr>
-            <w:tcW w:w="0" w:type="auto"/>
-            <w:vAlign w:val="center"/>
-            <w:hideMark/>
-          </w:tcPr>
-          <w:p>
-            <w:pPr>
-              <w:spacing w:after="0" w:line="240" w:lineRule="auto"/>
-              <w:rPr>
-                <w:rFonts w:ascii="Times New Roman" w:eastAsia="Times New Roman" w:hAnsi="Times New Roman" w:cs="Times New Roman"/>
-                <w:sz w:val="24"/>
-                <w:szCs w:val="24"/>
-                <w:lang w:eastAsia="ru-RU"/>
-              </w:rPr>
-            </w:pPr>
-            <w:r>
-              <w:rPr>
-                <w:rFonts w:ascii="Times New Roman" w:eastAsia="Times New Roman" w:hAnsi="Times New Roman" w:cs="Times New Roman"/>
-                <w:sz w:val="24"/>
-                <w:szCs w:val="24"/>
-                <w:lang w:eastAsia="ru-RU"/>
-              </w:rPr>
-              <w:t>Слой: Облако (LLM, S3)</w:t>
-            </w:r>
-          </w:p>
-        </w:tc>
-        <w:tc>
-          <w:tcPr>
-            <w:tcW w:w="0" w:type="auto"/>
+            <w:shd w:val="clear" w:color="auto" w:fill="FFFFFF"/>
+            <w:vAlign w:val="center"/>
+            <w:hideMark/>
+          </w:tcPr>
+          <w:p>
+            <w:pPr>
+              <w:spacing w:after="0" w:line="240" w:lineRule="auto"/>
+              <w:rPr>
+                <w:rFonts w:ascii="Times New Roman" w:eastAsia="Times New Roman" w:hAnsi="Times New Roman" w:cs="Times New Roman"/>
+                <w:sz w:val="24"/>
+                <w:szCs w:val="24"/>
+                <w:lang w:eastAsia="ru-RU"/>
+              </w:rPr>
+            </w:pPr>
+            <w:r>
+              <w:rPr>
+                <w:rFonts w:ascii="Times New Roman" w:eastAsia="Times New Roman" w:hAnsi="Times New Roman" w:cs="Times New Roman"/>
+                <w:sz w:val="24"/>
+                <w:szCs w:val="24"/>
+                <w:lang w:eastAsia="ru-RU"/>
+              </w:rPr>
+              <w:t>Данные от корп. систем</w:t>
+            </w:r>
+          </w:p>
+        </w:tc>
+        <w:tc>
+          <w:tcPr>
+            <w:tcW w:w="0" w:type="auto"/>
+            <w:shd w:val="clear" w:color="auto" w:fill="FFFFFF"/>
+            <w:vAlign w:val="center"/>
+            <w:hideMark/>
+          </w:tcPr>
+          <w:p>
+            <w:pPr>
+              <w:spacing w:after="0" w:line="240" w:lineRule="auto"/>
+              <w:rPr>
+                <w:rFonts w:ascii="Times New Roman" w:eastAsia="Times New Roman" w:hAnsi="Times New Roman" w:cs="Times New Roman"/>
+                <w:sz w:val="24"/>
+                <w:szCs w:val="24"/>
+                <w:lang w:eastAsia="ru-RU"/>
+              </w:rPr>
+            </w:pPr>
+            <w:r>
+              <w:rPr>
+                <w:rFonts w:ascii="Times New Roman" w:eastAsia="Times New Roman" w:hAnsi="Times New Roman" w:cs="Times New Roman"/>
+                <w:sz w:val="24"/>
+                <w:szCs w:val="24"/>
+                <w:lang w:eastAsia="ru-RU"/>
+              </w:rPr>
+              <w:t>Слой: Корп. системы</w:t>
+            </w:r>
+          </w:p>
+        </w:tc>
+        <w:tc>
+          <w:tcPr>
+            <w:tcW w:w="0" w:type="auto"/>
+            <w:shd w:val="clear" w:color="auto" w:fill="FFFFFF"/>
+            <w:vAlign w:val="center"/>
+            <w:hideMark/>
+          </w:tcPr>
+          <w:p>
+            <w:pPr>
+              <w:spacing w:after="0" w:line="240" w:lineRule="auto"/>
+              <w:rPr>
+                <w:rFonts w:ascii="Times New Roman" w:eastAsia="Times New Roman" w:hAnsi="Times New Roman" w:cs="Times New Roman"/>
+                <w:sz w:val="24"/>
+                <w:szCs w:val="24"/>
+                <w:lang w:eastAsia="ru-RU"/>
+              </w:rPr>
+            </w:pPr>
+            <w:r>
+              <w:rPr>
+                <w:rFonts w:ascii="Times New Roman" w:eastAsia="Times New Roman" w:hAnsi="Times New Roman" w:cs="Times New Roman"/>
+                <w:sz w:val="24"/>
+                <w:szCs w:val="24"/>
+                <w:lang w:eastAsia="ru-RU"/>
+              </w:rPr>
+              <w:t>Слой: Интеграция</w:t>
+            </w:r>
+          </w:p>
+        </w:tc>
+        <w:tc>
+          <w:tcPr>
+            <w:tcW w:w="0" w:type="auto"/>
+            <w:shd w:val="clear" w:color="auto" w:fill="FFFFFF"/>
             <w:vAlign w:val="center"/>
             <w:hideMark/>
           </w:tcPr>
@@ -7849,67 +7678,70 @@
                 <w:szCs w:val="24"/>
                 <w:lang w:val="en-US" w:eastAsia="ru-RU"/>
               </w:rPr>
-              <w:t>OpenAI-compatible: {model: "gigachat-max-2", messages: [...]} + S3 GET: {bucket: "credit-apps", key: "doc.pdf"}</w:t>
-            </w:r>
-          </w:p>
-        </w:tc>
-        <w:tc>
-          <w:tcPr>
-            <w:tcW w:w="0" w:type="auto"/>
-            <w:vAlign w:val="center"/>
-            <w:hideMark/>
-          </w:tcPr>
-          <w:p>
-            <w:pPr>
-              <w:spacing w:after="0" w:line="240" w:lineRule="auto"/>
-              <w:rPr>
-                <w:rFonts w:ascii="Times New Roman" w:eastAsia="Times New Roman" w:hAnsi="Times New Roman" w:cs="Times New Roman"/>
-                <w:sz w:val="24"/>
-                <w:szCs w:val="24"/>
-                <w:lang w:eastAsia="ru-RU"/>
-              </w:rPr>
-            </w:pPr>
-            <w:r>
-              <w:rPr>
-                <w:rFonts w:ascii="Times New Roman" w:eastAsia="Times New Roman" w:hAnsi="Times New Roman" w:cs="Times New Roman"/>
-                <w:sz w:val="24"/>
-                <w:szCs w:val="24"/>
-                <w:lang w:eastAsia="ru-RU"/>
-              </w:rPr>
-              <w:t>Новый поток. LiteLLM проксирует запрос к LLM для инференса, S3 — загрузка/выгрузка документов.</w:t>
-            </w:r>
-          </w:p>
-        </w:tc>
-        <w:tc>
-          <w:tcPr>
-            <w:tcW w:w="0" w:type="auto"/>
-            <w:vAlign w:val="center"/>
-            <w:hideMark/>
-          </w:tcPr>
-          <w:p>
-            <w:pPr>
-              <w:spacing w:after="0" w:line="240" w:lineRule="auto"/>
-              <w:rPr>
-                <w:rFonts w:ascii="Times New Roman" w:eastAsia="Times New Roman" w:hAnsi="Times New Roman" w:cs="Times New Roman"/>
-                <w:sz w:val="24"/>
-                <w:szCs w:val="24"/>
-                <w:lang w:eastAsia="ru-RU"/>
-              </w:rPr>
-            </w:pPr>
-            <w:r>
-              <w:rPr>
-                <w:rFonts w:ascii="Times New Roman" w:eastAsia="Times New Roman" w:hAnsi="Times New Roman" w:cs="Times New Roman"/>
-                <w:sz w:val="24"/>
-                <w:szCs w:val="24"/>
-                <w:lang w:eastAsia="ru-RU"/>
-              </w:rPr>
-              <w:t>Request</w:t>
-            </w:r>
-          </w:p>
-        </w:tc>
-        <w:tc>
-          <w:tcPr>
-            <w:tcW w:w="0" w:type="auto"/>
+              <w:t>{credit_history, account_data, recognized_text}</w:t>
+            </w:r>
+          </w:p>
+        </w:tc>
+        <w:tc>
+          <w:tcPr>
+            <w:tcW w:w="0" w:type="auto"/>
+            <w:shd w:val="clear" w:color="auto" w:fill="FFFFFF"/>
+            <w:vAlign w:val="center"/>
+            <w:hideMark/>
+          </w:tcPr>
+          <w:p>
+            <w:pPr>
+              <w:spacing w:after="0" w:line="240" w:lineRule="auto"/>
+              <w:rPr>
+                <w:rFonts w:ascii="Times New Roman" w:eastAsia="Times New Roman" w:hAnsi="Times New Roman" w:cs="Times New Roman"/>
+                <w:sz w:val="24"/>
+                <w:szCs w:val="24"/>
+                <w:lang w:eastAsia="ru-RU"/>
+              </w:rPr>
+            </w:pPr>
+            <w:r>
+              <w:rPr>
+                <w:rFonts w:ascii="Times New Roman" w:eastAsia="Times New Roman" w:hAnsi="Times New Roman" w:cs="Times New Roman"/>
+                <w:sz w:val="24"/>
+                <w:szCs w:val="24"/>
+                <w:lang w:eastAsia="ru-RU"/>
+              </w:rPr>
+              <w:t>Шаг 15. АБС возвращает данные о счетах, сервис распознавания — извлечённый текст из документов.</w:t>
+            </w:r>
+          </w:p>
+        </w:tc>
+        <w:tc>
+          <w:tcPr>
+            <w:tcW w:w="0" w:type="auto"/>
+            <w:shd w:val="clear" w:color="auto" w:fill="FFFFFF"/>
+            <w:vAlign w:val="center"/>
+            <w:hideMark/>
+          </w:tcPr>
+          <w:p>
+            <w:pPr>
+              <w:spacing w:after="0" w:line="240" w:lineRule="auto"/>
+              <w:rPr>
+                <w:rFonts w:ascii="Times New Roman" w:eastAsia="Times New Roman" w:hAnsi="Times New Roman" w:cs="Times New Roman"/>
+                <w:sz w:val="24"/>
+                <w:szCs w:val="24"/>
+                <w:lang w:eastAsia="ru-RU"/>
+              </w:rPr>
+            </w:pPr>
+            <w:r>
+              <w:rPr>
+                <w:rFonts w:ascii="Times New Roman" w:eastAsia="Times New Roman" w:hAnsi="Times New Roman" w:cs="Times New Roman"/>
+                <w:sz w:val="24"/>
+                <w:szCs w:val="24"/>
+                <w:lang w:eastAsia="ru-RU"/>
+              </w:rPr>
+              <w:t>Response</w:t>
+            </w:r>
+          </w:p>
+        </w:tc>
+        <w:tc>
+          <w:tcPr>
+            <w:tcW w:w="0" w:type="auto"/>
+            <w:shd w:val="clear" w:color="auto" w:fill="FFFFFF"/>
             <w:vAlign w:val="center"/>
             <w:hideMark/>
           </w:tcPr>
@@ -7937,27 +7769,28 @@
         <w:tc>
           <w:tcPr>
             <w:tcW w:w="0" w:type="auto"/>
-            <w:vAlign w:val="center"/>
-            <w:hideMark/>
-          </w:tcPr>
-          <w:p>
-            <w:pPr>
-              <w:spacing w:after="0" w:line="240" w:lineRule="auto"/>
-              <w:rPr>
-                <w:rFonts w:ascii="Times New Roman" w:eastAsia="Times New Roman" w:hAnsi="Times New Roman" w:cs="Times New Roman"/>
-                <w:sz w:val="24"/>
-                <w:szCs w:val="24"/>
-                <w:lang w:eastAsia="ru-RU"/>
-              </w:rPr>
-            </w:pPr>
-            <w:r>
-              <w:rPr>
-                <w:rFonts w:ascii="Times New Roman" w:eastAsia="Times New Roman" w:hAnsi="Times New Roman" w:cs="Times New Roman"/>
-                <w:sz w:val="24"/>
-                <w:szCs w:val="24"/>
-                <w:lang w:eastAsia="ru-RU"/>
-              </w:rPr>
-              <w:t>~50 КБ (LLM) + до 200 МБ (S3)</w:t>
+            <w:shd w:val="clear" w:color="auto" w:fill="FFFFFF"/>
+            <w:vAlign w:val="center"/>
+            <w:hideMark/>
+          </w:tcPr>
+          <w:p>
+            <w:pPr>
+              <w:spacing w:after="0" w:line="240" w:lineRule="auto"/>
+              <w:rPr>
+                <w:rFonts w:ascii="Times New Roman" w:eastAsia="Times New Roman" w:hAnsi="Times New Roman" w:cs="Times New Roman"/>
+                <w:sz w:val="24"/>
+                <w:szCs w:val="24"/>
+                <w:lang w:eastAsia="ru-RU"/>
+              </w:rPr>
+            </w:pPr>
+            <w:r>
+              <w:rPr>
+                <w:rFonts w:ascii="Times New Roman" w:eastAsia="Times New Roman" w:hAnsi="Times New Roman" w:cs="Times New Roman"/>
+                <w:sz w:val="24"/>
+                <w:szCs w:val="24"/>
+                <w:lang w:eastAsia="ru-RU"/>
+              </w:rPr>
+              <w:t>~100 КБ</w:t>
             </w:r>
           </w:p>
         </w:tc>
@@ -7969,6 +7802,7 @@
         <w:tc>
           <w:tcPr>
             <w:tcW w:w="0" w:type="auto"/>
+            <w:shd w:val="clear" w:color="auto" w:fill="FFFFFF"/>
             <w:vAlign w:val="center"/>
             <w:hideMark/>
           </w:tcPr>
@@ -7996,87 +7830,91 @@
         <w:tc>
           <w:tcPr>
             <w:tcW w:w="0" w:type="auto"/>
-            <w:vAlign w:val="center"/>
-            <w:hideMark/>
-          </w:tcPr>
-          <w:p>
-            <w:pPr>
-              <w:spacing w:after="0" w:line="240" w:lineRule="auto"/>
-              <w:rPr>
-                <w:rFonts w:ascii="Times New Roman" w:eastAsia="Times New Roman" w:hAnsi="Times New Roman" w:cs="Times New Roman"/>
-                <w:sz w:val="24"/>
-                <w:szCs w:val="24"/>
-                <w:lang w:eastAsia="ru-RU"/>
-              </w:rPr>
-            </w:pPr>
-            <w:r>
-              <w:rPr>
-                <w:rFonts w:ascii="Times New Roman" w:eastAsia="Times New Roman" w:hAnsi="Times New Roman" w:cs="Times New Roman"/>
-                <w:sz w:val="24"/>
-                <w:szCs w:val="24"/>
-                <w:lang w:eastAsia="ru-RU"/>
-              </w:rPr>
-              <w:t>Ответ LLM/файлы</w:t>
-            </w:r>
-          </w:p>
-        </w:tc>
-        <w:tc>
-          <w:tcPr>
-            <w:tcW w:w="0" w:type="auto"/>
-            <w:vAlign w:val="center"/>
-            <w:hideMark/>
-          </w:tcPr>
-          <w:p>
-            <w:pPr>
-              <w:spacing w:after="0" w:line="240" w:lineRule="auto"/>
-              <w:rPr>
-                <w:rFonts w:ascii="Times New Roman" w:eastAsia="Times New Roman" w:hAnsi="Times New Roman" w:cs="Times New Roman"/>
-                <w:sz w:val="24"/>
-                <w:szCs w:val="24"/>
-                <w:lang w:eastAsia="ru-RU"/>
-              </w:rPr>
-            </w:pPr>
-            <w:r>
-              <w:rPr>
-                <w:rFonts w:ascii="Times New Roman" w:eastAsia="Times New Roman" w:hAnsi="Times New Roman" w:cs="Times New Roman"/>
-                <w:sz w:val="24"/>
-                <w:szCs w:val="24"/>
-                <w:lang w:eastAsia="ru-RU"/>
-              </w:rPr>
-              <w:t>Слой: Облако (LLM, S3)</w:t>
-            </w:r>
-          </w:p>
-        </w:tc>
-        <w:tc>
-          <w:tcPr>
-            <w:tcW w:w="0" w:type="auto"/>
-            <w:vAlign w:val="center"/>
-            <w:hideMark/>
-          </w:tcPr>
-          <w:p>
-            <w:pPr>
-              <w:spacing w:after="0" w:line="240" w:lineRule="auto"/>
-              <w:rPr>
-                <w:rFonts w:ascii="Times New Roman" w:eastAsia="Times New Roman" w:hAnsi="Times New Roman" w:cs="Times New Roman"/>
-                <w:sz w:val="24"/>
-                <w:szCs w:val="24"/>
-                <w:lang w:eastAsia="ru-RU"/>
-              </w:rPr>
-            </w:pPr>
-            <w:r>
-              <w:rPr>
-                <w:rFonts w:ascii="Times New Roman" w:eastAsia="Times New Roman" w:hAnsi="Times New Roman" w:cs="Times New Roman"/>
-                <w:sz w:val="24"/>
-                <w:szCs w:val="24"/>
-                <w:lang w:eastAsia="ru-RU"/>
-              </w:rPr>
-              <w:t>Слой: Интеграция (AI Gateway / MCP)</w:t>
-            </w:r>
-          </w:p>
-        </w:tc>
-        <w:tc>
-          <w:tcPr>
-            <w:tcW w:w="0" w:type="auto"/>
+            <w:shd w:val="clear" w:color="auto" w:fill="FFFFFF"/>
+            <w:vAlign w:val="center"/>
+            <w:hideMark/>
+          </w:tcPr>
+          <w:p>
+            <w:pPr>
+              <w:spacing w:after="0" w:line="240" w:lineRule="auto"/>
+              <w:rPr>
+                <w:rFonts w:ascii="Times New Roman" w:eastAsia="Times New Roman" w:hAnsi="Times New Roman" w:cs="Times New Roman"/>
+                <w:sz w:val="24"/>
+                <w:szCs w:val="24"/>
+                <w:lang w:eastAsia="ru-RU"/>
+              </w:rPr>
+            </w:pPr>
+            <w:r>
+              <w:rPr>
+                <w:rFonts w:ascii="Times New Roman" w:eastAsia="Times New Roman" w:hAnsi="Times New Roman" w:cs="Times New Roman"/>
+                <w:sz w:val="24"/>
+                <w:szCs w:val="24"/>
+                <w:lang w:eastAsia="ru-RU"/>
+              </w:rPr>
+              <w:t>Запрос внешних данных</w:t>
+            </w:r>
+          </w:p>
+        </w:tc>
+        <w:tc>
+          <w:tcPr>
+            <w:tcW w:w="0" w:type="auto"/>
+            <w:shd w:val="clear" w:color="auto" w:fill="FFFFFF"/>
+            <w:vAlign w:val="center"/>
+            <w:hideMark/>
+          </w:tcPr>
+          <w:p>
+            <w:pPr>
+              <w:spacing w:after="0" w:line="240" w:lineRule="auto"/>
+              <w:rPr>
+                <w:rFonts w:ascii="Times New Roman" w:eastAsia="Times New Roman" w:hAnsi="Times New Roman" w:cs="Times New Roman"/>
+                <w:sz w:val="24"/>
+                <w:szCs w:val="24"/>
+                <w:lang w:eastAsia="ru-RU"/>
+              </w:rPr>
+            </w:pPr>
+            <w:r>
+              <w:rPr>
+                <w:rFonts w:ascii="Times New Roman" w:eastAsia="Times New Roman" w:hAnsi="Times New Roman" w:cs="Times New Roman"/>
+                <w:sz w:val="24"/>
+                <w:szCs w:val="24"/>
+                <w:lang w:eastAsia="ru-RU"/>
+              </w:rPr>
+              <w:t>Слой: Интеграция</w:t>
+            </w:r>
+          </w:p>
+        </w:tc>
+        <w:tc>
+          <w:tcPr>
+            <w:tcW w:w="0" w:type="auto"/>
+            <w:shd w:val="clear" w:color="auto" w:fill="FFFFFF"/>
+            <w:vAlign w:val="center"/>
+            <w:hideMark/>
+          </w:tcPr>
+          <w:p>
+            <w:pPr>
+              <w:spacing w:after="0" w:line="240" w:lineRule="auto"/>
+              <w:rPr>
+                <w:rFonts w:ascii="Times New Roman" w:eastAsia="Times New Roman" w:hAnsi="Times New Roman" w:cs="Times New Roman"/>
+                <w:sz w:val="24"/>
+                <w:szCs w:val="24"/>
+                <w:lang w:eastAsia="ru-RU"/>
+              </w:rPr>
+            </w:pPr>
+            <w:r>
+              <w:rPr>
+                <w:rFonts w:ascii="Times New Roman" w:eastAsia="Times New Roman" w:hAnsi="Times New Roman" w:cs="Times New Roman"/>
+                <w:sz w:val="24"/>
+                <w:szCs w:val="24"/>
+                <w:lang w:eastAsia="ru-RU"/>
+              </w:rPr>
+              <w:t>Слой: Внешние API</w:t>
+            </w:r>
+          </w:p>
+        </w:tc>
+        <w:tc>
+          <w:tcPr>
+            <w:tcW w:w="0" w:type="auto"/>
+            <w:shd w:val="clear" w:color="auto" w:fill="FFFFFF"/>
             <w:vAlign w:val="center"/>
             <w:hideMark/>
           </w:tcPr>
@@ -8097,103 +7935,70 @@
                 <w:szCs w:val="24"/>
                 <w:lang w:val="en-US" w:eastAsia="ru-RU"/>
               </w:rPr>
-              <w:t>{response: "</w:t>
-            </w:r>
-            <w:r>
-              <w:rPr>
-                <w:rFonts w:ascii="Times New Roman" w:eastAsia="Times New Roman" w:hAnsi="Times New Roman" w:cs="Times New Roman"/>
-                <w:sz w:val="24"/>
-                <w:szCs w:val="24"/>
-                <w:lang w:eastAsia="ru-RU"/>
-              </w:rPr>
-              <w:t>Одобрить</w:t>
-            </w:r>
-            <w:r>
-              <w:rPr>
-                <w:rFonts w:ascii="Times New Roman" w:eastAsia="Times New Roman" w:hAnsi="Times New Roman" w:cs="Times New Roman"/>
-                <w:sz w:val="24"/>
-                <w:szCs w:val="24"/>
-                <w:lang w:val="en-US" w:eastAsia="ru-RU"/>
-              </w:rPr>
-              <w:t xml:space="preserve"> </w:t>
-            </w:r>
-            <w:r>
-              <w:rPr>
-                <w:rFonts w:ascii="Times New Roman" w:eastAsia="Times New Roman" w:hAnsi="Times New Roman" w:cs="Times New Roman"/>
-                <w:sz w:val="24"/>
-                <w:szCs w:val="24"/>
-                <w:lang w:eastAsia="ru-RU"/>
-              </w:rPr>
-              <w:t>кредит</w:t>
-            </w:r>
-            <w:r>
-              <w:rPr>
-                <w:rFonts w:ascii="Times New Roman" w:eastAsia="Times New Roman" w:hAnsi="Times New Roman" w:cs="Times New Roman"/>
-                <w:sz w:val="24"/>
-                <w:szCs w:val="24"/>
-                <w:lang w:val="en-US" w:eastAsia="ru-RU"/>
-              </w:rPr>
-              <w:t>", confidence: 0.95} + S3 file: {file_uri: "s3://..."}</w:t>
-            </w:r>
-          </w:p>
-        </w:tc>
-        <w:tc>
-          <w:tcPr>
-            <w:tcW w:w="0" w:type="auto"/>
-            <w:vAlign w:val="center"/>
-            <w:hideMark/>
-          </w:tcPr>
-          <w:p>
-            <w:pPr>
-              <w:spacing w:after="0" w:line="240" w:lineRule="auto"/>
-              <w:rPr>
-                <w:rFonts w:ascii="Times New Roman" w:eastAsia="Times New Roman" w:hAnsi="Times New Roman" w:cs="Times New Roman"/>
-                <w:sz w:val="24"/>
-                <w:szCs w:val="24"/>
-                <w:lang w:eastAsia="ru-RU"/>
-              </w:rPr>
-            </w:pPr>
-            <w:r>
-              <w:rPr>
-                <w:rFonts w:ascii="Times New Roman" w:eastAsia="Times New Roman" w:hAnsi="Times New Roman" w:cs="Times New Roman"/>
-                <w:sz w:val="24"/>
-                <w:szCs w:val="24"/>
-                <w:lang w:eastAsia="ru-RU"/>
-              </w:rPr>
-              <w:t>Новый поток. LLM возвращает решение по скорингу, S3 — обработанные файлы.</w:t>
-            </w:r>
-          </w:p>
-        </w:tc>
-        <w:tc>
-          <w:tcPr>
-            <w:tcW w:w="0" w:type="auto"/>
-            <w:vAlign w:val="center"/>
-            <w:hideMark/>
-          </w:tcPr>
-          <w:p>
-            <w:pPr>
-              <w:spacing w:after="0" w:line="240" w:lineRule="auto"/>
-              <w:rPr>
-                <w:rFonts w:ascii="Times New Roman" w:eastAsia="Times New Roman" w:hAnsi="Times New Roman" w:cs="Times New Roman"/>
-                <w:sz w:val="24"/>
-                <w:szCs w:val="24"/>
-                <w:lang w:eastAsia="ru-RU"/>
-              </w:rPr>
-            </w:pPr>
-            <w:r>
-              <w:rPr>
-                <w:rFonts w:ascii="Times New Roman" w:eastAsia="Times New Roman" w:hAnsi="Times New Roman" w:cs="Times New Roman"/>
-                <w:sz w:val="24"/>
-                <w:szCs w:val="24"/>
-                <w:lang w:eastAsia="ru-RU"/>
-              </w:rPr>
-              <w:t>Response</w:t>
-            </w:r>
-          </w:p>
-        </w:tc>
-        <w:tc>
-          <w:tcPr>
-            <w:tcW w:w="0" w:type="auto"/>
+              <w:t>HTTPS POST: {inn, ogrn, query_type: "entity_verification"}</w:t>
+            </w:r>
+          </w:p>
+        </w:tc>
+        <w:tc>
+          <w:tcPr>
+            <w:tcW w:w="0" w:type="auto"/>
+            <w:shd w:val="clear" w:color="auto" w:fill="FFFFFF"/>
+            <w:vAlign w:val="center"/>
+            <w:hideMark/>
+          </w:tcPr>
+          <w:p>
+            <w:pPr>
+              <w:spacing w:after="0" w:line="240" w:lineRule="auto"/>
+              <w:rPr>
+                <w:rFonts w:ascii="Times New Roman" w:eastAsia="Times New Roman" w:hAnsi="Times New Roman" w:cs="Times New Roman"/>
+                <w:sz w:val="24"/>
+                <w:szCs w:val="24"/>
+                <w:lang w:eastAsia="ru-RU"/>
+              </w:rPr>
+            </w:pPr>
+            <w:r>
+              <w:rPr>
+                <w:rFonts w:ascii="Times New Roman" w:eastAsia="Times New Roman" w:hAnsi="Times New Roman" w:cs="Times New Roman"/>
+                <w:sz w:val="24"/>
+                <w:szCs w:val="24"/>
+                <w:lang w:eastAsia="ru-RU"/>
+              </w:rPr>
+              <w:t>Шаг 16. MCP Proxy запрашивает данные из внешних реестров (ФНС, ЕГРЮЛ, БКИ) для верификации.</w:t>
+            </w:r>
+          </w:p>
+        </w:tc>
+        <w:tc>
+          <w:tcPr>
+            <w:tcW w:w="0" w:type="auto"/>
+            <w:shd w:val="clear" w:color="auto" w:fill="FFFFFF"/>
+            <w:vAlign w:val="center"/>
+            <w:hideMark/>
+          </w:tcPr>
+          <w:p>
+            <w:pPr>
+              <w:spacing w:after="0" w:line="240" w:lineRule="auto"/>
+              <w:rPr>
+                <w:rFonts w:ascii="Times New Roman" w:eastAsia="Times New Roman" w:hAnsi="Times New Roman" w:cs="Times New Roman"/>
+                <w:sz w:val="24"/>
+                <w:szCs w:val="24"/>
+                <w:lang w:eastAsia="ru-RU"/>
+              </w:rPr>
+            </w:pPr>
+            <w:r>
+              <w:rPr>
+                <w:rFonts w:ascii="Times New Roman" w:eastAsia="Times New Roman" w:hAnsi="Times New Roman" w:cs="Times New Roman"/>
+                <w:sz w:val="24"/>
+                <w:szCs w:val="24"/>
+                <w:lang w:eastAsia="ru-RU"/>
+              </w:rPr>
+              <w:t>Request</w:t>
+            </w:r>
+          </w:p>
+        </w:tc>
+        <w:tc>
+          <w:tcPr>
+            <w:tcW w:w="0" w:type="auto"/>
+            <w:shd w:val="clear" w:color="auto" w:fill="FFFFFF"/>
             <w:vAlign w:val="center"/>
             <w:hideMark/>
           </w:tcPr>
@@ -8221,27 +8026,28 @@
         <w:tc>
           <w:tcPr>
             <w:tcW w:w="0" w:type="auto"/>
-            <w:vAlign w:val="center"/>
-            <w:hideMark/>
-          </w:tcPr>
-          <w:p>
-            <w:pPr>
-              <w:spacing w:after="0" w:line="240" w:lineRule="auto"/>
-              <w:rPr>
-                <w:rFonts w:ascii="Times New Roman" w:eastAsia="Times New Roman" w:hAnsi="Times New Roman" w:cs="Times New Roman"/>
-                <w:sz w:val="24"/>
-                <w:szCs w:val="24"/>
-                <w:lang w:eastAsia="ru-RU"/>
-              </w:rPr>
-            </w:pPr>
-            <w:r>
-              <w:rPr>
-                <w:rFonts w:ascii="Times New Roman" w:eastAsia="Times New Roman" w:hAnsi="Times New Roman" w:cs="Times New Roman"/>
-                <w:sz w:val="24"/>
-                <w:szCs w:val="24"/>
-                <w:lang w:eastAsia="ru-RU"/>
-              </w:rPr>
-              <w:t>~50 КБ (LLM) + до 200 МБ (S3)</w:t>
+            <w:shd w:val="clear" w:color="auto" w:fill="FFFFFF"/>
+            <w:vAlign w:val="center"/>
+            <w:hideMark/>
+          </w:tcPr>
+          <w:p>
+            <w:pPr>
+              <w:spacing w:after="0" w:line="240" w:lineRule="auto"/>
+              <w:rPr>
+                <w:rFonts w:ascii="Times New Roman" w:eastAsia="Times New Roman" w:hAnsi="Times New Roman" w:cs="Times New Roman"/>
+                <w:sz w:val="24"/>
+                <w:szCs w:val="24"/>
+                <w:lang w:eastAsia="ru-RU"/>
+              </w:rPr>
+            </w:pPr>
+            <w:r>
+              <w:rPr>
+                <w:rFonts w:ascii="Times New Roman" w:eastAsia="Times New Roman" w:hAnsi="Times New Roman" w:cs="Times New Roman"/>
+                <w:sz w:val="24"/>
+                <w:szCs w:val="24"/>
+                <w:lang w:eastAsia="ru-RU"/>
+              </w:rPr>
+              <w:t>~30 КБ</w:t>
             </w:r>
           </w:p>
         </w:tc>
@@ -8253,6 +8059,7 @@
         <w:tc>
           <w:tcPr>
             <w:tcW w:w="0" w:type="auto"/>
+            <w:shd w:val="clear" w:color="auto" w:fill="FFFFFF"/>
             <w:vAlign w:val="center"/>
             <w:hideMark/>
           </w:tcPr>
@@ -8280,60 +8087,91 @@
         <w:tc>
           <w:tcPr>
             <w:tcW w:w="0" w:type="auto"/>
-            <w:vAlign w:val="center"/>
-            <w:hideMark/>
-          </w:tcPr>
-          <w:p>
-            <w:pPr>
-              <w:spacing w:after="0" w:line="240" w:lineRule="auto"/>
-              <w:rPr>
-                <w:rFonts w:ascii="Times New Roman" w:eastAsia="Times New Roman" w:hAnsi="Times New Roman" w:cs="Times New Roman"/>
-                <w:sz w:val="24"/>
-                <w:szCs w:val="24"/>
-                <w:lang w:eastAsia="ru-RU"/>
-              </w:rPr>
-            </w:pPr>
-            <w:r>
-              <w:rPr>
-                <w:rFonts w:ascii="Times New Roman" w:eastAsia="Times New Roman" w:hAnsi="Times New Roman" w:cs="Times New Roman"/>
-                <w:sz w:val="24"/>
-                <w:szCs w:val="24"/>
-                <w:lang w:eastAsia="ru-RU"/>
-              </w:rPr>
-              <w:t>Ответ от систем</w:t>
-            </w:r>
-          </w:p>
-        </w:tc>
-        <w:tc>
-          <w:tcPr>
-            <w:tcW w:w="0" w:type="auto"/>
-            <w:vAlign w:val="center"/>
-            <w:hideMark/>
-          </w:tcPr>
-          <w:p>
-            <w:pPr>
-              <w:spacing w:after="0" w:line="240" w:lineRule="auto"/>
-              <w:rPr>
-                <w:rFonts w:ascii="Times New Roman" w:eastAsia="Times New Roman" w:hAnsi="Times New Roman" w:cs="Times New Roman"/>
-                <w:sz w:val="24"/>
-                <w:szCs w:val="24"/>
-                <w:lang w:eastAsia="ru-RU"/>
-              </w:rPr>
-            </w:pPr>
-            <w:r>
-              <w:rPr>
-                <w:rFonts w:ascii="Times New Roman" w:eastAsia="Times New Roman" w:hAnsi="Times New Roman" w:cs="Times New Roman"/>
-                <w:sz w:val="24"/>
-                <w:szCs w:val="24"/>
-                <w:lang w:eastAsia="ru-RU"/>
-              </w:rPr>
-              <w:t>Слой: Интеграция (AI Gateway / MCP)</w:t>
-            </w:r>
-          </w:p>
-        </w:tc>
-        <w:tc>
-          <w:tcPr>
-            <w:tcW w:w="0" w:type="auto"/>
+            <w:shd w:val="clear" w:color="auto" w:fill="FFFFFF"/>
+            <w:vAlign w:val="center"/>
+            <w:hideMark/>
+          </w:tcPr>
+          <w:p>
+            <w:pPr>
+              <w:spacing w:after="0" w:line="240" w:lineRule="auto"/>
+              <w:rPr>
+                <w:rFonts w:ascii="Times New Roman" w:eastAsia="Times New Roman" w:hAnsi="Times New Roman" w:cs="Times New Roman"/>
+                <w:sz w:val="24"/>
+                <w:szCs w:val="24"/>
+                <w:lang w:eastAsia="ru-RU"/>
+              </w:rPr>
+            </w:pPr>
+            <w:r>
+              <w:rPr>
+                <w:rFonts w:ascii="Times New Roman" w:eastAsia="Times New Roman" w:hAnsi="Times New Roman" w:cs="Times New Roman"/>
+                <w:sz w:val="24"/>
+                <w:szCs w:val="24"/>
+                <w:lang w:eastAsia="ru-RU"/>
+              </w:rPr>
+              <w:t>Данные от внешних API</w:t>
+            </w:r>
+          </w:p>
+        </w:tc>
+        <w:tc>
+          <w:tcPr>
+            <w:tcW w:w="0" w:type="auto"/>
+            <w:shd w:val="clear" w:color="auto" w:fill="FFFFFF"/>
+            <w:vAlign w:val="center"/>
+            <w:hideMark/>
+          </w:tcPr>
+          <w:p>
+            <w:pPr>
+              <w:spacing w:after="0" w:line="240" w:lineRule="auto"/>
+              <w:rPr>
+                <w:rFonts w:ascii="Times New Roman" w:eastAsia="Times New Roman" w:hAnsi="Times New Roman" w:cs="Times New Roman"/>
+                <w:sz w:val="24"/>
+                <w:szCs w:val="24"/>
+                <w:lang w:eastAsia="ru-RU"/>
+              </w:rPr>
+            </w:pPr>
+            <w:r>
+              <w:rPr>
+                <w:rFonts w:ascii="Times New Roman" w:eastAsia="Times New Roman" w:hAnsi="Times New Roman" w:cs="Times New Roman"/>
+                <w:sz w:val="24"/>
+                <w:szCs w:val="24"/>
+                <w:lang w:eastAsia="ru-RU"/>
+              </w:rPr>
+              <w:t>Слой: Внешние API</w:t>
+            </w:r>
+          </w:p>
+        </w:tc>
+        <w:tc>
+          <w:tcPr>
+            <w:tcW w:w="0" w:type="auto"/>
+            <w:shd w:val="clear" w:color="auto" w:fill="FFFFFF"/>
+            <w:vAlign w:val="center"/>
+            <w:hideMark/>
+          </w:tcPr>
+          <w:p>
+            <w:pPr>
+              <w:spacing w:after="0" w:line="240" w:lineRule="auto"/>
+              <w:rPr>
+                <w:rFonts w:ascii="Times New Roman" w:eastAsia="Times New Roman" w:hAnsi="Times New Roman" w:cs="Times New Roman"/>
+                <w:sz w:val="24"/>
+                <w:szCs w:val="24"/>
+                <w:lang w:eastAsia="ru-RU"/>
+              </w:rPr>
+            </w:pPr>
+            <w:r>
+              <w:rPr>
+                <w:rFonts w:ascii="Times New Roman" w:eastAsia="Times New Roman" w:hAnsi="Times New Roman" w:cs="Times New Roman"/>
+                <w:sz w:val="24"/>
+                <w:szCs w:val="24"/>
+                <w:lang w:eastAsia="ru-RU"/>
+              </w:rPr>
+              <w:t>Слой: Интеграция</w:t>
+            </w:r>
+          </w:p>
+        </w:tc>
+        <w:tc>
+          <w:tcPr>
+            <w:tcW w:w="0" w:type="auto"/>
+            <w:shd w:val="clear" w:color="auto" w:fill="FFFFFF"/>
             <w:vAlign w:val="center"/>
             <w:hideMark/>
           </w:tcPr>
@@ -8352,96 +8190,44 @@
                 <w:rFonts w:ascii="Times New Roman" w:eastAsia="Times New Roman" w:hAnsi="Times New Roman" w:cs="Times New Roman"/>
                 <w:sz w:val="24"/>
                 <w:szCs w:val="24"/>
-                <w:lang w:eastAsia="ru-RU"/>
-              </w:rPr>
-              <w:t>Слой</w:t>
-            </w:r>
-            <w:r>
-              <w:rPr>
-                <w:rFonts w:ascii="Times New Roman" w:eastAsia="Times New Roman" w:hAnsi="Times New Roman" w:cs="Times New Roman"/>
-                <w:sz w:val="24"/>
-                <w:szCs w:val="24"/>
                 <w:lang w:val="en-US" w:eastAsia="ru-RU"/>
               </w:rPr>
-              <w:t xml:space="preserve">: </w:t>
-            </w:r>
-            <w:r>
-              <w:rPr>
-                <w:rFonts w:ascii="Times New Roman" w:eastAsia="Times New Roman" w:hAnsi="Times New Roman" w:cs="Times New Roman"/>
-                <w:sz w:val="24"/>
-                <w:szCs w:val="24"/>
-                <w:lang w:eastAsia="ru-RU"/>
-              </w:rPr>
-              <w:t>Агенты</w:t>
-            </w:r>
-            <w:r>
-              <w:rPr>
-                <w:rFonts w:ascii="Times New Roman" w:eastAsia="Times New Roman" w:hAnsi="Times New Roman" w:cs="Times New Roman"/>
-                <w:sz w:val="24"/>
-                <w:szCs w:val="24"/>
-                <w:lang w:val="en-US" w:eastAsia="ru-RU"/>
-              </w:rPr>
-              <w:t xml:space="preserve"> (Review, Scoring, Document, Guardian, Compliance)</w:t>
-            </w:r>
-          </w:p>
-        </w:tc>
-        <w:tc>
-          <w:tcPr>
-            <w:tcW w:w="0" w:type="auto"/>
-            <w:vAlign w:val="center"/>
-            <w:hideMark/>
-          </w:tcPr>
-          <w:p>
-            <w:pPr>
-              <w:spacing w:after="0" w:line="240" w:lineRule="auto"/>
-              <w:rPr>
-                <w:rFonts w:ascii="Times New Roman" w:eastAsia="Times New Roman" w:hAnsi="Times New Roman" w:cs="Times New Roman"/>
-                <w:sz w:val="24"/>
-                <w:szCs w:val="24"/>
-                <w:lang w:val="en-US" w:eastAsia="ru-RU"/>
-              </w:rPr>
-            </w:pPr>
-            <w:r>
-              <w:rPr>
-                <w:rFonts w:ascii="Times New Roman" w:eastAsia="Times New Roman" w:hAnsi="Times New Roman" w:cs="Times New Roman"/>
-                <w:sz w:val="24"/>
-                <w:szCs w:val="24"/>
-                <w:lang w:val="en-US" w:eastAsia="ru-RU"/>
-              </w:rPr>
-              <w:t>{tool_result: {...}, status: "success", data: {...}}</w:t>
-            </w:r>
-          </w:p>
-        </w:tc>
-        <w:tc>
-          <w:tcPr>
-            <w:tcW w:w="0" w:type="auto"/>
-            <w:vAlign w:val="center"/>
-            <w:hideMark/>
-          </w:tcPr>
-          <w:p>
-            <w:pPr>
-              <w:spacing w:after="0" w:line="240" w:lineRule="auto"/>
-              <w:rPr>
-                <w:rFonts w:ascii="Times New Roman" w:eastAsia="Times New Roman" w:hAnsi="Times New Roman" w:cs="Times New Roman"/>
-                <w:sz w:val="24"/>
-                <w:szCs w:val="24"/>
-                <w:lang w:eastAsia="ru-RU"/>
-              </w:rPr>
-            </w:pPr>
-            <w:r>
-              <w:rPr>
-                <w:rFonts w:ascii="Times New Roman" w:eastAsia="Times New Roman" w:hAnsi="Times New Roman" w:cs="Times New Roman"/>
-                <w:sz w:val="24"/>
-                <w:szCs w:val="24"/>
-                <w:lang w:eastAsia="ru-RU"/>
-              </w:rPr>
-              <w:t>Новый поток. MCP Proxy возвращает агентам агрегированные результаты от корпоративных и внешних систем.</w:t>
-            </w:r>
-          </w:p>
-        </w:tc>
-        <w:tc>
-          <w:tcPr>
-            <w:tcW w:w="0" w:type="auto"/>
+              <w:t>{entity_data, credit_score, registration_status}</w:t>
+            </w:r>
+          </w:p>
+        </w:tc>
+        <w:tc>
+          <w:tcPr>
+            <w:tcW w:w="0" w:type="auto"/>
+            <w:shd w:val="clear" w:color="auto" w:fill="FFFFFF"/>
+            <w:vAlign w:val="center"/>
+            <w:hideMark/>
+          </w:tcPr>
+          <w:p>
+            <w:pPr>
+              <w:spacing w:after="0" w:line="240" w:lineRule="auto"/>
+              <w:rPr>
+                <w:rFonts w:ascii="Times New Roman" w:eastAsia="Times New Roman" w:hAnsi="Times New Roman" w:cs="Times New Roman"/>
+                <w:sz w:val="24"/>
+                <w:szCs w:val="24"/>
+                <w:lang w:eastAsia="ru-RU"/>
+              </w:rPr>
+            </w:pPr>
+            <w:r>
+              <w:rPr>
+                <w:rFonts w:ascii="Times New Roman" w:eastAsia="Times New Roman" w:hAnsi="Times New Roman" w:cs="Times New Roman"/>
+                <w:sz w:val="24"/>
+                <w:szCs w:val="24"/>
+                <w:lang w:eastAsia="ru-RU"/>
+              </w:rPr>
+              <w:t>Шаг 17. Внешние API возвращают данные о контрагенте, кредитную историю и статус регистрации.</w:t>
+            </w:r>
+          </w:p>
+        </w:tc>
+        <w:tc>
+          <w:tcPr>
+            <w:tcW w:w="0" w:type="auto"/>
+            <w:shd w:val="clear" w:color="auto" w:fill="FFFFFF"/>
             <w:vAlign w:val="center"/>
             <w:hideMark/>
           </w:tcPr>
@@ -8469,54 +8255,56 @@
         <w:tc>
           <w:tcPr>
             <w:tcW w:w="0" w:type="auto"/>
-            <w:vAlign w:val="center"/>
-            <w:hideMark/>
-          </w:tcPr>
-          <w:p>
-            <w:pPr>
-              <w:spacing w:after="0" w:line="240" w:lineRule="auto"/>
-              <w:rPr>
-                <w:rFonts w:ascii="Times New Roman" w:eastAsia="Times New Roman" w:hAnsi="Times New Roman" w:cs="Times New Roman"/>
-                <w:sz w:val="24"/>
-                <w:szCs w:val="24"/>
-                <w:lang w:eastAsia="ru-RU"/>
-              </w:rPr>
-            </w:pPr>
-            <w:r>
-              <w:rPr>
-                <w:rFonts w:ascii="Times New Roman" w:eastAsia="Times New Roman" w:hAnsi="Times New Roman" w:cs="Times New Roman"/>
-                <w:sz w:val="24"/>
-                <w:szCs w:val="24"/>
-                <w:lang w:eastAsia="ru-RU"/>
-              </w:rPr>
-              <w:t>MCP (HTTPS)</w:t>
-            </w:r>
-          </w:p>
-        </w:tc>
-        <w:tc>
-          <w:tcPr>
-            <w:tcW w:w="0" w:type="auto"/>
-            <w:vAlign w:val="center"/>
-            <w:hideMark/>
-          </w:tcPr>
-          <w:p>
-            <w:pPr>
-              <w:spacing w:after="0" w:line="240" w:lineRule="auto"/>
-              <w:rPr>
-                <w:rFonts w:ascii="Times New Roman" w:eastAsia="Times New Roman" w:hAnsi="Times New Roman" w:cs="Times New Roman"/>
-                <w:sz w:val="24"/>
-                <w:szCs w:val="24"/>
-                <w:lang w:eastAsia="ru-RU"/>
-              </w:rPr>
-            </w:pPr>
-            <w:r>
-              <w:rPr>
-                <w:rFonts w:ascii="Times New Roman" w:eastAsia="Times New Roman" w:hAnsi="Times New Roman" w:cs="Times New Roman"/>
-                <w:sz w:val="24"/>
-                <w:szCs w:val="24"/>
-                <w:lang w:eastAsia="ru-RU"/>
-              </w:rPr>
-              <w:t>~100 КБ</w:t>
+            <w:shd w:val="clear" w:color="auto" w:fill="FFFFFF"/>
+            <w:vAlign w:val="center"/>
+            <w:hideMark/>
+          </w:tcPr>
+          <w:p>
+            <w:pPr>
+              <w:spacing w:after="0" w:line="240" w:lineRule="auto"/>
+              <w:rPr>
+                <w:rFonts w:ascii="Times New Roman" w:eastAsia="Times New Roman" w:hAnsi="Times New Roman" w:cs="Times New Roman"/>
+                <w:sz w:val="24"/>
+                <w:szCs w:val="24"/>
+                <w:lang w:eastAsia="ru-RU"/>
+              </w:rPr>
+            </w:pPr>
+            <w:r>
+              <w:rPr>
+                <w:rFonts w:ascii="Times New Roman" w:eastAsia="Times New Roman" w:hAnsi="Times New Roman" w:cs="Times New Roman"/>
+                <w:sz w:val="24"/>
+                <w:szCs w:val="24"/>
+                <w:lang w:eastAsia="ru-RU"/>
+              </w:rPr>
+              <w:t>HTTPS + mTLS</w:t>
+            </w:r>
+          </w:p>
+        </w:tc>
+        <w:tc>
+          <w:tcPr>
+            <w:tcW w:w="0" w:type="auto"/>
+            <w:shd w:val="clear" w:color="auto" w:fill="FFFFFF"/>
+            <w:vAlign w:val="center"/>
+            <w:hideMark/>
+          </w:tcPr>
+          <w:p>
+            <w:pPr>
+              <w:spacing w:after="0" w:line="240" w:lineRule="auto"/>
+              <w:rPr>
+                <w:rFonts w:ascii="Times New Roman" w:eastAsia="Times New Roman" w:hAnsi="Times New Roman" w:cs="Times New Roman"/>
+                <w:sz w:val="24"/>
+                <w:szCs w:val="24"/>
+                <w:lang w:eastAsia="ru-RU"/>
+              </w:rPr>
+            </w:pPr>
+            <w:r>
+              <w:rPr>
+                <w:rFonts w:ascii="Times New Roman" w:eastAsia="Times New Roman" w:hAnsi="Times New Roman" w:cs="Times New Roman"/>
+                <w:sz w:val="24"/>
+                <w:szCs w:val="24"/>
+                <w:lang w:eastAsia="ru-RU"/>
+              </w:rPr>
+              <w:t>~50 КБ</w:t>
             </w:r>
           </w:p>
         </w:tc>
@@ -8528,6 +8316,7 @@
         <w:tc>
           <w:tcPr>
             <w:tcW w:w="0" w:type="auto"/>
+            <w:shd w:val="clear" w:color="auto" w:fill="FFFFFF"/>
             <w:vAlign w:val="center"/>
             <w:hideMark/>
           </w:tcPr>
@@ -8555,33 +8344,91 @@
         <w:tc>
           <w:tcPr>
             <w:tcW w:w="0" w:type="auto"/>
-            <w:vAlign w:val="center"/>
-            <w:hideMark/>
-          </w:tcPr>
-          <w:p>
-            <w:pPr>
-              <w:spacing w:after="0" w:line="240" w:lineRule="auto"/>
-              <w:rPr>
-                <w:rFonts w:ascii="Times New Roman" w:eastAsia="Times New Roman" w:hAnsi="Times New Roman" w:cs="Times New Roman"/>
-                <w:sz w:val="24"/>
-                <w:szCs w:val="24"/>
-                <w:lang w:eastAsia="ru-RU"/>
-              </w:rPr>
-            </w:pPr>
-            <w:r>
-              <w:rPr>
-                <w:rFonts w:ascii="Times New Roman" w:eastAsia="Times New Roman" w:hAnsi="Times New Roman" w:cs="Times New Roman"/>
-                <w:sz w:val="24"/>
-                <w:szCs w:val="24"/>
-                <w:lang w:eastAsia="ru-RU"/>
-              </w:rPr>
-              <w:t>Результат обработки</w:t>
-            </w:r>
-          </w:p>
-        </w:tc>
-        <w:tc>
-          <w:tcPr>
-            <w:tcW w:w="0" w:type="auto"/>
+            <w:shd w:val="clear" w:color="auto" w:fill="FFFFFF"/>
+            <w:vAlign w:val="center"/>
+            <w:hideMark/>
+          </w:tcPr>
+          <w:p>
+            <w:pPr>
+              <w:spacing w:after="0" w:line="240" w:lineRule="auto"/>
+              <w:rPr>
+                <w:rFonts w:ascii="Times New Roman" w:eastAsia="Times New Roman" w:hAnsi="Times New Roman" w:cs="Times New Roman"/>
+                <w:sz w:val="24"/>
+                <w:szCs w:val="24"/>
+                <w:lang w:eastAsia="ru-RU"/>
+              </w:rPr>
+            </w:pPr>
+            <w:r>
+              <w:rPr>
+                <w:rFonts w:ascii="Times New Roman" w:eastAsia="Times New Roman" w:hAnsi="Times New Roman" w:cs="Times New Roman"/>
+                <w:sz w:val="24"/>
+                <w:szCs w:val="24"/>
+                <w:lang w:eastAsia="ru-RU"/>
+              </w:rPr>
+              <w:t>Запрос LLM/документов</w:t>
+            </w:r>
+          </w:p>
+        </w:tc>
+        <w:tc>
+          <w:tcPr>
+            <w:tcW w:w="0" w:type="auto"/>
+            <w:shd w:val="clear" w:color="auto" w:fill="FFFFFF"/>
+            <w:vAlign w:val="center"/>
+            <w:hideMark/>
+          </w:tcPr>
+          <w:p>
+            <w:pPr>
+              <w:spacing w:after="0" w:line="240" w:lineRule="auto"/>
+              <w:rPr>
+                <w:rFonts w:ascii="Times New Roman" w:eastAsia="Times New Roman" w:hAnsi="Times New Roman" w:cs="Times New Roman"/>
+                <w:sz w:val="24"/>
+                <w:szCs w:val="24"/>
+                <w:lang w:eastAsia="ru-RU"/>
+              </w:rPr>
+            </w:pPr>
+            <w:r>
+              <w:rPr>
+                <w:rFonts w:ascii="Times New Roman" w:eastAsia="Times New Roman" w:hAnsi="Times New Roman" w:cs="Times New Roman"/>
+                <w:sz w:val="24"/>
+                <w:szCs w:val="24"/>
+                <w:lang w:eastAsia="ru-RU"/>
+              </w:rPr>
+              <w:t>Слой: Интеграция</w:t>
+            </w:r>
+          </w:p>
+        </w:tc>
+        <w:tc>
+          <w:tcPr>
+            <w:tcW w:w="0" w:type="auto"/>
+            <w:shd w:val="clear" w:color="auto" w:fill="FFFFFF"/>
+            <w:vAlign w:val="center"/>
+            <w:hideMark/>
+          </w:tcPr>
+          <w:p>
+            <w:pPr>
+              <w:spacing w:after="0" w:line="240" w:lineRule="auto"/>
+              <w:rPr>
+                <w:rFonts w:ascii="Times New Roman" w:eastAsia="Times New Roman" w:hAnsi="Times New Roman" w:cs="Times New Roman"/>
+                <w:sz w:val="24"/>
+                <w:szCs w:val="24"/>
+                <w:lang w:eastAsia="ru-RU"/>
+              </w:rPr>
+            </w:pPr>
+            <w:r>
+              <w:rPr>
+                <w:rFonts w:ascii="Times New Roman" w:eastAsia="Times New Roman" w:hAnsi="Times New Roman" w:cs="Times New Roman"/>
+                <w:sz w:val="24"/>
+                <w:szCs w:val="24"/>
+                <w:lang w:eastAsia="ru-RU"/>
+              </w:rPr>
+              <w:t>Слой: Облако</w:t>
+            </w:r>
+          </w:p>
+        </w:tc>
+        <w:tc>
+          <w:tcPr>
+            <w:tcW w:w="0" w:type="auto"/>
+            <w:shd w:val="clear" w:color="auto" w:fill="FFFFFF"/>
             <w:vAlign w:val="center"/>
             <w:hideMark/>
           </w:tcPr>
@@ -8600,225 +8447,121 @@
                 <w:rFonts w:ascii="Times New Roman" w:eastAsia="Times New Roman" w:hAnsi="Times New Roman" w:cs="Times New Roman"/>
                 <w:sz w:val="24"/>
                 <w:szCs w:val="24"/>
-                <w:lang w:eastAsia="ru-RU"/>
-              </w:rPr>
-              <w:t>Слой</w:t>
-            </w:r>
-            <w:r>
-              <w:rPr>
-                <w:rFonts w:ascii="Times New Roman" w:eastAsia="Times New Roman" w:hAnsi="Times New Roman" w:cs="Times New Roman"/>
-                <w:sz w:val="24"/>
-                <w:szCs w:val="24"/>
                 <w:lang w:val="en-US" w:eastAsia="ru-RU"/>
               </w:rPr>
-              <w:t xml:space="preserve">: </w:t>
-            </w:r>
-            <w:r>
-              <w:rPr>
-                <w:rFonts w:ascii="Times New Roman" w:eastAsia="Times New Roman" w:hAnsi="Times New Roman" w:cs="Times New Roman"/>
-                <w:sz w:val="24"/>
-                <w:szCs w:val="24"/>
-                <w:lang w:eastAsia="ru-RU"/>
-              </w:rPr>
-              <w:t>Агенты</w:t>
-            </w:r>
-            <w:r>
-              <w:rPr>
-                <w:rFonts w:ascii="Times New Roman" w:eastAsia="Times New Roman" w:hAnsi="Times New Roman" w:cs="Times New Roman"/>
-                <w:sz w:val="24"/>
-                <w:szCs w:val="24"/>
-                <w:lang w:val="en-US" w:eastAsia="ru-RU"/>
-              </w:rPr>
-              <w:t xml:space="preserve"> (Review, Scoring, Document, Guardian, Compliance)</w:t>
-            </w:r>
-          </w:p>
-        </w:tc>
-        <w:tc>
-          <w:tcPr>
-            <w:tcW w:w="0" w:type="auto"/>
-            <w:vAlign w:val="center"/>
-            <w:hideMark/>
-          </w:tcPr>
-          <w:p>
-            <w:pPr>
-              <w:spacing w:after="0" w:line="240" w:lineRule="auto"/>
-              <w:rPr>
-                <w:rFonts w:ascii="Times New Roman" w:eastAsia="Times New Roman" w:hAnsi="Times New Roman" w:cs="Times New Roman"/>
-                <w:sz w:val="24"/>
-                <w:szCs w:val="24"/>
-                <w:lang w:val="en-US" w:eastAsia="ru-RU"/>
-              </w:rPr>
-            </w:pPr>
-            <w:r>
-              <w:rPr>
-                <w:rFonts w:ascii="Times New Roman" w:eastAsia="Times New Roman" w:hAnsi="Times New Roman" w:cs="Times New Roman"/>
-                <w:sz w:val="24"/>
-                <w:szCs w:val="24"/>
-                <w:lang w:eastAsia="ru-RU"/>
-              </w:rPr>
-              <w:t>Слой</w:t>
-            </w:r>
-            <w:r>
-              <w:rPr>
-                <w:rFonts w:ascii="Times New Roman" w:eastAsia="Times New Roman" w:hAnsi="Times New Roman" w:cs="Times New Roman"/>
-                <w:sz w:val="24"/>
-                <w:szCs w:val="24"/>
-                <w:lang w:val="en-US" w:eastAsia="ru-RU"/>
-              </w:rPr>
-              <w:t xml:space="preserve">: </w:t>
-            </w:r>
-            <w:r>
-              <w:rPr>
-                <w:rFonts w:ascii="Times New Roman" w:eastAsia="Times New Roman" w:hAnsi="Times New Roman" w:cs="Times New Roman"/>
-                <w:sz w:val="24"/>
-                <w:szCs w:val="24"/>
-                <w:lang w:eastAsia="ru-RU"/>
-              </w:rPr>
-              <w:t>Оркестратор</w:t>
-            </w:r>
-            <w:r>
-              <w:rPr>
-                <w:rFonts w:ascii="Times New Roman" w:eastAsia="Times New Roman" w:hAnsi="Times New Roman" w:cs="Times New Roman"/>
-                <w:sz w:val="24"/>
-                <w:szCs w:val="24"/>
-                <w:lang w:val="en-US" w:eastAsia="ru-RU"/>
-              </w:rPr>
-              <w:t xml:space="preserve"> (Temporal, A2A/Kafka)</w:t>
-            </w:r>
-          </w:p>
-        </w:tc>
-        <w:tc>
-          <w:tcPr>
-            <w:tcW w:w="0" w:type="auto"/>
-            <w:vAlign w:val="center"/>
-            <w:hideMark/>
-          </w:tcPr>
-          <w:p>
-            <w:pPr>
-              <w:spacing w:after="0" w:line="240" w:lineRule="auto"/>
-              <w:rPr>
-                <w:rFonts w:ascii="Times New Roman" w:eastAsia="Times New Roman" w:hAnsi="Times New Roman" w:cs="Times New Roman"/>
-                <w:sz w:val="24"/>
-                <w:szCs w:val="24"/>
-                <w:lang w:val="en-US" w:eastAsia="ru-RU"/>
-              </w:rPr>
-            </w:pPr>
-            <w:r>
-              <w:rPr>
-                <w:rFonts w:ascii="Times New Roman" w:eastAsia="Times New Roman" w:hAnsi="Times New Roman" w:cs="Times New Roman"/>
-                <w:sz w:val="24"/>
-                <w:szCs w:val="24"/>
-                <w:lang w:val="en-US" w:eastAsia="ru-RU"/>
-              </w:rPr>
-              <w:t>A2A: {task_id, result: {...}, evidence_bundle: {...}, eval_results: {...}}</w:t>
-            </w:r>
-          </w:p>
-        </w:tc>
-        <w:tc>
-          <w:tcPr>
-            <w:tcW w:w="0" w:type="auto"/>
-            <w:vAlign w:val="center"/>
-            <w:hideMark/>
-          </w:tcPr>
-          <w:p>
-            <w:pPr>
-              <w:spacing w:after="0" w:line="240" w:lineRule="auto"/>
-              <w:rPr>
-                <w:rFonts w:ascii="Times New Roman" w:eastAsia="Times New Roman" w:hAnsi="Times New Roman" w:cs="Times New Roman"/>
-                <w:sz w:val="24"/>
-                <w:szCs w:val="24"/>
-                <w:lang w:eastAsia="ru-RU"/>
-              </w:rPr>
-            </w:pPr>
-            <w:r>
-              <w:rPr>
-                <w:rFonts w:ascii="Times New Roman" w:eastAsia="Times New Roman" w:hAnsi="Times New Roman" w:cs="Times New Roman"/>
-                <w:sz w:val="24"/>
-                <w:szCs w:val="24"/>
-                <w:lang w:eastAsia="ru-RU"/>
-              </w:rPr>
-              <w:t>Новый поток. Агенты возвращают Orchestrator результаты обработки с Evidence Bundle.</w:t>
-            </w:r>
-          </w:p>
-        </w:tc>
-        <w:tc>
-          <w:tcPr>
-            <w:tcW w:w="0" w:type="auto"/>
-            <w:vAlign w:val="center"/>
-            <w:hideMark/>
-          </w:tcPr>
-          <w:p>
-            <w:pPr>
-              <w:spacing w:after="0" w:line="240" w:lineRule="auto"/>
-              <w:rPr>
-                <w:rFonts w:ascii="Times New Roman" w:eastAsia="Times New Roman" w:hAnsi="Times New Roman" w:cs="Times New Roman"/>
-                <w:sz w:val="24"/>
-                <w:szCs w:val="24"/>
-                <w:lang w:eastAsia="ru-RU"/>
-              </w:rPr>
-            </w:pPr>
-            <w:r>
-              <w:rPr>
-                <w:rFonts w:ascii="Times New Roman" w:eastAsia="Times New Roman" w:hAnsi="Times New Roman" w:cs="Times New Roman"/>
-                <w:sz w:val="24"/>
-                <w:szCs w:val="24"/>
-                <w:lang w:eastAsia="ru-RU"/>
-              </w:rPr>
-              <w:t>Response</w:t>
-            </w:r>
-          </w:p>
-        </w:tc>
-        <w:tc>
-          <w:tcPr>
-            <w:tcW w:w="0" w:type="auto"/>
-            <w:vAlign w:val="center"/>
-            <w:hideMark/>
-          </w:tcPr>
-          <w:p>
-            <w:pPr>
-              <w:spacing w:after="0" w:line="240" w:lineRule="auto"/>
-              <w:rPr>
-                <w:rFonts w:ascii="Times New Roman" w:eastAsia="Times New Roman" w:hAnsi="Times New Roman" w:cs="Times New Roman"/>
-                <w:sz w:val="24"/>
-                <w:szCs w:val="24"/>
-                <w:lang w:eastAsia="ru-RU"/>
-              </w:rPr>
-            </w:pPr>
-            <w:r>
-              <w:rPr>
-                <w:rFonts w:ascii="Times New Roman" w:eastAsia="Times New Roman" w:hAnsi="Times New Roman" w:cs="Times New Roman"/>
-                <w:sz w:val="24"/>
-                <w:szCs w:val="24"/>
-                <w:lang w:eastAsia="ru-RU"/>
-              </w:rPr>
-              <w:t>A2A (JSON-RPC)</w:t>
-            </w:r>
-          </w:p>
-        </w:tc>
-        <w:tc>
-          <w:tcPr>
-            <w:tcW w:w="0" w:type="auto"/>
-            <w:vAlign w:val="center"/>
-            <w:hideMark/>
-          </w:tcPr>
-          <w:p>
-            <w:pPr>
-              <w:spacing w:after="0" w:line="240" w:lineRule="auto"/>
-              <w:rPr>
-                <w:rFonts w:ascii="Times New Roman" w:eastAsia="Times New Roman" w:hAnsi="Times New Roman" w:cs="Times New Roman"/>
-                <w:sz w:val="24"/>
-                <w:szCs w:val="24"/>
-                <w:lang w:eastAsia="ru-RU"/>
-              </w:rPr>
-            </w:pPr>
-            <w:r>
-              <w:rPr>
-                <w:rFonts w:ascii="Times New Roman" w:eastAsia="Times New Roman" w:hAnsi="Times New Roman" w:cs="Times New Roman"/>
-                <w:sz w:val="24"/>
-                <w:szCs w:val="24"/>
-                <w:lang w:eastAsia="ru-RU"/>
-              </w:rPr>
-              <w:t>~100 КБ</w:t>
+              <w:t>OpenAI-compatible: {model, messages} + S3 GET: {bucket, key}</w:t>
+            </w:r>
+          </w:p>
+        </w:tc>
+        <w:tc>
+          <w:tcPr>
+            <w:tcW w:w="0" w:type="auto"/>
+            <w:shd w:val="clear" w:color="auto" w:fill="FFFFFF"/>
+            <w:vAlign w:val="center"/>
+            <w:hideMark/>
+          </w:tcPr>
+          <w:p>
+            <w:pPr>
+              <w:spacing w:after="0" w:line="240" w:lineRule="auto"/>
+              <w:rPr>
+                <w:rFonts w:ascii="Times New Roman" w:eastAsia="Times New Roman" w:hAnsi="Times New Roman" w:cs="Times New Roman"/>
+                <w:sz w:val="24"/>
+                <w:szCs w:val="24"/>
+                <w:lang w:eastAsia="ru-RU"/>
+              </w:rPr>
+            </w:pPr>
+            <w:r>
+              <w:rPr>
+                <w:rFonts w:ascii="Times New Roman" w:eastAsia="Times New Roman" w:hAnsi="Times New Roman" w:cs="Times New Roman"/>
+                <w:sz w:val="24"/>
+                <w:szCs w:val="24"/>
+                <w:lang w:eastAsia="ru-RU"/>
+              </w:rPr>
+              <w:t>Шаг 18. LiteLLM проксирует запрос к LLM для инференса, S3 — загрузка/выгрузка документов.</w:t>
+            </w:r>
+          </w:p>
+        </w:tc>
+        <w:tc>
+          <w:tcPr>
+            <w:tcW w:w="0" w:type="auto"/>
+            <w:shd w:val="clear" w:color="auto" w:fill="FFFFFF"/>
+            <w:vAlign w:val="center"/>
+            <w:hideMark/>
+          </w:tcPr>
+          <w:p>
+            <w:pPr>
+              <w:spacing w:after="0" w:line="240" w:lineRule="auto"/>
+              <w:rPr>
+                <w:rFonts w:ascii="Times New Roman" w:eastAsia="Times New Roman" w:hAnsi="Times New Roman" w:cs="Times New Roman"/>
+                <w:sz w:val="24"/>
+                <w:szCs w:val="24"/>
+                <w:lang w:eastAsia="ru-RU"/>
+              </w:rPr>
+            </w:pPr>
+            <w:r>
+              <w:rPr>
+                <w:rFonts w:ascii="Times New Roman" w:eastAsia="Times New Roman" w:hAnsi="Times New Roman" w:cs="Times New Roman"/>
+                <w:sz w:val="24"/>
+                <w:szCs w:val="24"/>
+                <w:lang w:eastAsia="ru-RU"/>
+              </w:rPr>
+              <w:t>Request</w:t>
+            </w:r>
+          </w:p>
+        </w:tc>
+        <w:tc>
+          <w:tcPr>
+            <w:tcW w:w="0" w:type="auto"/>
+            <w:shd w:val="clear" w:color="auto" w:fill="FFFFFF"/>
+            <w:vAlign w:val="center"/>
+            <w:hideMark/>
+          </w:tcPr>
+          <w:p>
+            <w:pPr>
+              <w:spacing w:after="0" w:line="240" w:lineRule="auto"/>
+              <w:rPr>
+                <w:rFonts w:ascii="Times New Roman" w:eastAsia="Times New Roman" w:hAnsi="Times New Roman" w:cs="Times New Roman"/>
+                <w:sz w:val="24"/>
+                <w:szCs w:val="24"/>
+                <w:lang w:eastAsia="ru-RU"/>
+              </w:rPr>
+            </w:pPr>
+            <w:r>
+              <w:rPr>
+                <w:rFonts w:ascii="Times New Roman" w:eastAsia="Times New Roman" w:hAnsi="Times New Roman" w:cs="Times New Roman"/>
+                <w:sz w:val="24"/>
+                <w:szCs w:val="24"/>
+                <w:lang w:eastAsia="ru-RU"/>
+              </w:rPr>
+              <w:t>HTTPS + mTLS</w:t>
+            </w:r>
+          </w:p>
+        </w:tc>
+        <w:tc>
+          <w:tcPr>
+            <w:tcW w:w="0" w:type="auto"/>
+            <w:shd w:val="clear" w:color="auto" w:fill="FFFFFF"/>
+            <w:vAlign w:val="center"/>
+            <w:hideMark/>
+          </w:tcPr>
+          <w:p>
+            <w:pPr>
+              <w:spacing w:after="0" w:line="240" w:lineRule="auto"/>
+              <w:rPr>
+                <w:rFonts w:ascii="Times New Roman" w:eastAsia="Times New Roman" w:hAnsi="Times New Roman" w:cs="Times New Roman"/>
+                <w:sz w:val="24"/>
+                <w:szCs w:val="24"/>
+                <w:lang w:eastAsia="ru-RU"/>
+              </w:rPr>
+            </w:pPr>
+            <w:r>
+              <w:rPr>
+                <w:rFonts w:ascii="Times New Roman" w:eastAsia="Times New Roman" w:hAnsi="Times New Roman" w:cs="Times New Roman"/>
+                <w:sz w:val="24"/>
+                <w:szCs w:val="24"/>
+                <w:lang w:eastAsia="ru-RU"/>
+              </w:rPr>
+              <w:t>~50 КБ (LLM) + до 200 МБ (S3)</w:t>
             </w:r>
           </w:p>
         </w:tc>
@@ -8830,6 +8573,7 @@
         <w:tc>
           <w:tcPr>
             <w:tcW w:w="0" w:type="auto"/>
+            <w:shd w:val="clear" w:color="auto" w:fill="FFFFFF"/>
             <w:vAlign w:val="center"/>
             <w:hideMark/>
           </w:tcPr>
@@ -8857,33 +8601,91 @@
         <w:tc>
           <w:tcPr>
             <w:tcW w:w="0" w:type="auto"/>
-            <w:vAlign w:val="center"/>
-            <w:hideMark/>
-          </w:tcPr>
-          <w:p>
-            <w:pPr>
-              <w:spacing w:after="0" w:line="240" w:lineRule="auto"/>
-              <w:rPr>
-                <w:rFonts w:ascii="Times New Roman" w:eastAsia="Times New Roman" w:hAnsi="Times New Roman" w:cs="Times New Roman"/>
-                <w:sz w:val="24"/>
-                <w:szCs w:val="24"/>
-                <w:lang w:eastAsia="ru-RU"/>
-              </w:rPr>
-            </w:pPr>
-            <w:r>
-              <w:rPr>
-                <w:rFonts w:ascii="Times New Roman" w:eastAsia="Times New Roman" w:hAnsi="Times New Roman" w:cs="Times New Roman"/>
-                <w:sz w:val="24"/>
-                <w:szCs w:val="24"/>
-                <w:lang w:eastAsia="ru-RU"/>
-              </w:rPr>
-              <w:t>Результат заявки</w:t>
-            </w:r>
-          </w:p>
-        </w:tc>
-        <w:tc>
-          <w:tcPr>
-            <w:tcW w:w="0" w:type="auto"/>
+            <w:shd w:val="clear" w:color="auto" w:fill="FFFFFF"/>
+            <w:vAlign w:val="center"/>
+            <w:hideMark/>
+          </w:tcPr>
+          <w:p>
+            <w:pPr>
+              <w:spacing w:after="0" w:line="240" w:lineRule="auto"/>
+              <w:rPr>
+                <w:rFonts w:ascii="Times New Roman" w:eastAsia="Times New Roman" w:hAnsi="Times New Roman" w:cs="Times New Roman"/>
+                <w:sz w:val="24"/>
+                <w:szCs w:val="24"/>
+                <w:lang w:eastAsia="ru-RU"/>
+              </w:rPr>
+            </w:pPr>
+            <w:r>
+              <w:rPr>
+                <w:rFonts w:ascii="Times New Roman" w:eastAsia="Times New Roman" w:hAnsi="Times New Roman" w:cs="Times New Roman"/>
+                <w:sz w:val="24"/>
+                <w:szCs w:val="24"/>
+                <w:lang w:eastAsia="ru-RU"/>
+              </w:rPr>
+              <w:t>Ответ LLM/файлы</w:t>
+            </w:r>
+          </w:p>
+        </w:tc>
+        <w:tc>
+          <w:tcPr>
+            <w:tcW w:w="0" w:type="auto"/>
+            <w:shd w:val="clear" w:color="auto" w:fill="FFFFFF"/>
+            <w:vAlign w:val="center"/>
+            <w:hideMark/>
+          </w:tcPr>
+          <w:p>
+            <w:pPr>
+              <w:spacing w:after="0" w:line="240" w:lineRule="auto"/>
+              <w:rPr>
+                <w:rFonts w:ascii="Times New Roman" w:eastAsia="Times New Roman" w:hAnsi="Times New Roman" w:cs="Times New Roman"/>
+                <w:sz w:val="24"/>
+                <w:szCs w:val="24"/>
+                <w:lang w:eastAsia="ru-RU"/>
+              </w:rPr>
+            </w:pPr>
+            <w:r>
+              <w:rPr>
+                <w:rFonts w:ascii="Times New Roman" w:eastAsia="Times New Roman" w:hAnsi="Times New Roman" w:cs="Times New Roman"/>
+                <w:sz w:val="24"/>
+                <w:szCs w:val="24"/>
+                <w:lang w:eastAsia="ru-RU"/>
+              </w:rPr>
+              <w:t>Слой: Облако</w:t>
+            </w:r>
+          </w:p>
+        </w:tc>
+        <w:tc>
+          <w:tcPr>
+            <w:tcW w:w="0" w:type="auto"/>
+            <w:shd w:val="clear" w:color="auto" w:fill="FFFFFF"/>
+            <w:vAlign w:val="center"/>
+            <w:hideMark/>
+          </w:tcPr>
+          <w:p>
+            <w:pPr>
+              <w:spacing w:after="0" w:line="240" w:lineRule="auto"/>
+              <w:rPr>
+                <w:rFonts w:ascii="Times New Roman" w:eastAsia="Times New Roman" w:hAnsi="Times New Roman" w:cs="Times New Roman"/>
+                <w:sz w:val="24"/>
+                <w:szCs w:val="24"/>
+                <w:lang w:eastAsia="ru-RU"/>
+              </w:rPr>
+            </w:pPr>
+            <w:r>
+              <w:rPr>
+                <w:rFonts w:ascii="Times New Roman" w:eastAsia="Times New Roman" w:hAnsi="Times New Roman" w:cs="Times New Roman"/>
+                <w:sz w:val="24"/>
+                <w:szCs w:val="24"/>
+                <w:lang w:eastAsia="ru-RU"/>
+              </w:rPr>
+              <w:t>Слой: Интеграция</w:t>
+            </w:r>
+          </w:p>
+        </w:tc>
+        <w:tc>
+          <w:tcPr>
+            <w:tcW w:w="0" w:type="auto"/>
+            <w:shd w:val="clear" w:color="auto" w:fill="FFFFFF"/>
             <w:vAlign w:val="center"/>
             <w:hideMark/>
           </w:tcPr>
@@ -8902,27 +8704,18 @@
                 <w:rFonts w:ascii="Times New Roman" w:eastAsia="Times New Roman" w:hAnsi="Times New Roman" w:cs="Times New Roman"/>
                 <w:sz w:val="24"/>
                 <w:szCs w:val="24"/>
-                <w:lang w:eastAsia="ru-RU"/>
-              </w:rPr>
-              <w:t>Слой</w:t>
-            </w:r>
-            <w:r>
-              <w:rPr>
-                <w:rFonts w:ascii="Times New Roman" w:eastAsia="Times New Roman" w:hAnsi="Times New Roman" w:cs="Times New Roman"/>
-                <w:sz w:val="24"/>
-                <w:szCs w:val="24"/>
                 <w:lang w:val="en-US" w:eastAsia="ru-RU"/>
               </w:rPr>
-              <w:t xml:space="preserve">: </w:t>
-            </w:r>
-            <w:r>
-              <w:rPr>
-                <w:rFonts w:ascii="Times New Roman" w:eastAsia="Times New Roman" w:hAnsi="Times New Roman" w:cs="Times New Roman"/>
-                <w:sz w:val="24"/>
-                <w:szCs w:val="24"/>
-                <w:lang w:eastAsia="ru-RU"/>
-              </w:rPr>
-              <w:t>Оркестратор</w:t>
+              <w:t>{response: "</w:t>
+            </w:r>
+            <w:r>
+              <w:rPr>
+                <w:rFonts w:ascii="Times New Roman" w:eastAsia="Times New Roman" w:hAnsi="Times New Roman" w:cs="Times New Roman"/>
+                <w:sz w:val="24"/>
+                <w:szCs w:val="24"/>
+                <w:lang w:eastAsia="ru-RU"/>
+              </w:rPr>
+              <w:t>Одобрить</w:t>
             </w:r>
             <w:r>
               <w:rPr>
@@ -8931,94 +8724,42 @@
                 <w:szCs w:val="24"/>
                 <w:lang w:val="en-US" w:eastAsia="ru-RU"/>
               </w:rPr>
-              <w:t xml:space="preserve"> (Temporal, A2A/Kafka)</w:t>
-            </w:r>
-          </w:p>
-        </w:tc>
-        <w:tc>
-          <w:tcPr>
-            <w:tcW w:w="0" w:type="auto"/>
-            <w:vAlign w:val="center"/>
-            <w:hideMark/>
-          </w:tcPr>
-          <w:p>
-            <w:pPr>
-              <w:spacing w:after="0" w:line="240" w:lineRule="auto"/>
-              <w:rPr>
-                <w:rFonts w:ascii="Times New Roman" w:eastAsia="Times New Roman" w:hAnsi="Times New Roman" w:cs="Times New Roman"/>
-                <w:sz w:val="24"/>
-                <w:szCs w:val="24"/>
-                <w:lang w:eastAsia="ru-RU"/>
-              </w:rPr>
-            </w:pPr>
-            <w:r>
-              <w:rPr>
-                <w:rFonts w:ascii="Times New Roman" w:eastAsia="Times New Roman" w:hAnsi="Times New Roman" w:cs="Times New Roman"/>
-                <w:sz w:val="24"/>
-                <w:szCs w:val="24"/>
-                <w:lang w:eastAsia="ru-RU"/>
-              </w:rPr>
-              <w:t>Слой: Интерфейс (IDP UI)</w:t>
-            </w:r>
-          </w:p>
-        </w:tc>
-        <w:tc>
-          <w:tcPr>
-            <w:tcW w:w="0" w:type="auto"/>
-            <w:vAlign w:val="center"/>
-            <w:hideMark/>
-          </w:tcPr>
-          <w:p>
-            <w:pPr>
-              <w:spacing w:after="0" w:line="240" w:lineRule="auto"/>
-              <w:rPr>
-                <w:rFonts w:ascii="Times New Roman" w:eastAsia="Times New Roman" w:hAnsi="Times New Roman" w:cs="Times New Roman"/>
-                <w:sz w:val="24"/>
-                <w:szCs w:val="24"/>
-                <w:lang w:val="en-US" w:eastAsia="ru-RU"/>
-              </w:rPr>
-            </w:pPr>
-            <w:r>
-              <w:rPr>
-                <w:rFonts w:ascii="Times New Roman" w:eastAsia="Times New Roman" w:hAnsi="Times New Roman" w:cs="Times New Roman"/>
-                <w:sz w:val="24"/>
-                <w:szCs w:val="24"/>
-                <w:lang w:val="en-US" w:eastAsia="ru-RU"/>
-              </w:rPr>
-              <w:t>JSON: {application_id, decision: "approve/reject", risk_score, explanation}</w:t>
-            </w:r>
-          </w:p>
-        </w:tc>
-        <w:tc>
-          <w:tcPr>
-            <w:tcW w:w="0" w:type="auto"/>
-            <w:vAlign w:val="center"/>
-            <w:hideMark/>
-          </w:tcPr>
-          <w:p>
-            <w:pPr>
-              <w:spacing w:after="0" w:line="240" w:lineRule="auto"/>
-              <w:rPr>
-                <w:rFonts w:ascii="Times New Roman" w:eastAsia="Times New Roman" w:hAnsi="Times New Roman" w:cs="Times New Roman"/>
-                <w:sz w:val="24"/>
-                <w:szCs w:val="24"/>
-                <w:lang w:eastAsia="ru-RU"/>
-              </w:rPr>
-            </w:pPr>
-            <w:r>
-              <w:rPr>
-                <w:rFonts w:ascii="Times New Roman" w:eastAsia="Times New Roman" w:hAnsi="Times New Roman" w:cs="Times New Roman"/>
-                <w:sz w:val="24"/>
-                <w:szCs w:val="24"/>
-                <w:lang w:eastAsia="ru-RU"/>
-              </w:rPr>
-              <w:t>Новый поток. Orchestrator возвращает финальное решение по заявке в IDP UI.</w:t>
-            </w:r>
-          </w:p>
-        </w:tc>
-        <w:tc>
-          <w:tcPr>
-            <w:tcW w:w="0" w:type="auto"/>
+              <w:t>", confidence} + S3 file: {file_uri}</w:t>
+            </w:r>
+          </w:p>
+        </w:tc>
+        <w:tc>
+          <w:tcPr>
+            <w:tcW w:w="0" w:type="auto"/>
+            <w:shd w:val="clear" w:color="auto" w:fill="FFFFFF"/>
+            <w:vAlign w:val="center"/>
+            <w:hideMark/>
+          </w:tcPr>
+          <w:p>
+            <w:pPr>
+              <w:spacing w:after="0" w:line="240" w:lineRule="auto"/>
+              <w:rPr>
+                <w:rFonts w:ascii="Times New Roman" w:eastAsia="Times New Roman" w:hAnsi="Times New Roman" w:cs="Times New Roman"/>
+                <w:sz w:val="24"/>
+                <w:szCs w:val="24"/>
+                <w:lang w:eastAsia="ru-RU"/>
+              </w:rPr>
+            </w:pPr>
+            <w:r>
+              <w:rPr>
+                <w:rFonts w:ascii="Times New Roman" w:eastAsia="Times New Roman" w:hAnsi="Times New Roman" w:cs="Times New Roman"/>
+                <w:sz w:val="24"/>
+                <w:szCs w:val="24"/>
+                <w:lang w:eastAsia="ru-RU"/>
+              </w:rPr>
+              <w:t>Шаг 19. LLM возвращает решение по скорингу, S3 подтверждает обработку файлов.</w:t>
+            </w:r>
+          </w:p>
+        </w:tc>
+        <w:tc>
+          <w:tcPr>
+            <w:tcW w:w="0" w:type="auto"/>
+            <w:shd w:val="clear" w:color="auto" w:fill="FFFFFF"/>
             <w:vAlign w:val="center"/>
             <w:hideMark/>
           </w:tcPr>
@@ -9046,54 +8787,56 @@
         <w:tc>
           <w:tcPr>
             <w:tcW w:w="0" w:type="auto"/>
-            <w:vAlign w:val="center"/>
-            <w:hideMark/>
-          </w:tcPr>
-          <w:p>
-            <w:pPr>
-              <w:spacing w:after="0" w:line="240" w:lineRule="auto"/>
-              <w:rPr>
-                <w:rFonts w:ascii="Times New Roman" w:eastAsia="Times New Roman" w:hAnsi="Times New Roman" w:cs="Times New Roman"/>
-                <w:sz w:val="24"/>
-                <w:szCs w:val="24"/>
-                <w:lang w:eastAsia="ru-RU"/>
-              </w:rPr>
-            </w:pPr>
-            <w:r>
-              <w:rPr>
-                <w:rFonts w:ascii="Times New Roman" w:eastAsia="Times New Roman" w:hAnsi="Times New Roman" w:cs="Times New Roman"/>
-                <w:sz w:val="24"/>
-                <w:szCs w:val="24"/>
-                <w:lang w:eastAsia="ru-RU"/>
-              </w:rPr>
-              <w:t>HTTPS</w:t>
-            </w:r>
-          </w:p>
-        </w:tc>
-        <w:tc>
-          <w:tcPr>
-            <w:tcW w:w="0" w:type="auto"/>
-            <w:vAlign w:val="center"/>
-            <w:hideMark/>
-          </w:tcPr>
-          <w:p>
-            <w:pPr>
-              <w:spacing w:after="0" w:line="240" w:lineRule="auto"/>
-              <w:rPr>
-                <w:rFonts w:ascii="Times New Roman" w:eastAsia="Times New Roman" w:hAnsi="Times New Roman" w:cs="Times New Roman"/>
-                <w:sz w:val="24"/>
-                <w:szCs w:val="24"/>
-                <w:lang w:eastAsia="ru-RU"/>
-              </w:rPr>
-            </w:pPr>
-            <w:r>
-              <w:rPr>
-                <w:rFonts w:ascii="Times New Roman" w:eastAsia="Times New Roman" w:hAnsi="Times New Roman" w:cs="Times New Roman"/>
-                <w:sz w:val="24"/>
-                <w:szCs w:val="24"/>
-                <w:lang w:eastAsia="ru-RU"/>
-              </w:rPr>
-              <w:t>~10 КБ</w:t>
+            <w:shd w:val="clear" w:color="auto" w:fill="FFFFFF"/>
+            <w:vAlign w:val="center"/>
+            <w:hideMark/>
+          </w:tcPr>
+          <w:p>
+            <w:pPr>
+              <w:spacing w:after="0" w:line="240" w:lineRule="auto"/>
+              <w:rPr>
+                <w:rFonts w:ascii="Times New Roman" w:eastAsia="Times New Roman" w:hAnsi="Times New Roman" w:cs="Times New Roman"/>
+                <w:sz w:val="24"/>
+                <w:szCs w:val="24"/>
+                <w:lang w:eastAsia="ru-RU"/>
+              </w:rPr>
+            </w:pPr>
+            <w:r>
+              <w:rPr>
+                <w:rFonts w:ascii="Times New Roman" w:eastAsia="Times New Roman" w:hAnsi="Times New Roman" w:cs="Times New Roman"/>
+                <w:sz w:val="24"/>
+                <w:szCs w:val="24"/>
+                <w:lang w:eastAsia="ru-RU"/>
+              </w:rPr>
+              <w:t>HTTPS + mTLS</w:t>
+            </w:r>
+          </w:p>
+        </w:tc>
+        <w:tc>
+          <w:tcPr>
+            <w:tcW w:w="0" w:type="auto"/>
+            <w:shd w:val="clear" w:color="auto" w:fill="FFFFFF"/>
+            <w:vAlign w:val="center"/>
+            <w:hideMark/>
+          </w:tcPr>
+          <w:p>
+            <w:pPr>
+              <w:spacing w:after="0" w:line="240" w:lineRule="auto"/>
+              <w:rPr>
+                <w:rFonts w:ascii="Times New Roman" w:eastAsia="Times New Roman" w:hAnsi="Times New Roman" w:cs="Times New Roman"/>
+                <w:sz w:val="24"/>
+                <w:szCs w:val="24"/>
+                <w:lang w:eastAsia="ru-RU"/>
+              </w:rPr>
+            </w:pPr>
+            <w:r>
+              <w:rPr>
+                <w:rFonts w:ascii="Times New Roman" w:eastAsia="Times New Roman" w:hAnsi="Times New Roman" w:cs="Times New Roman"/>
+                <w:sz w:val="24"/>
+                <w:szCs w:val="24"/>
+                <w:lang w:eastAsia="ru-RU"/>
+              </w:rPr>
+              <w:t>~50 КБ (LLM) + до 200 МБ (S3)</w:t>
             </w:r>
           </w:p>
         </w:tc>
@@ -9105,6 +8848,7 @@
         <w:tc>
           <w:tcPr>
             <w:tcW w:w="0" w:type="auto"/>
+            <w:shd w:val="clear" w:color="auto" w:fill="FFFFFF"/>
             <w:vAlign w:val="center"/>
             <w:hideMark/>
           </w:tcPr>
@@ -9132,6 +8876,1261 @@
         <w:tc>
           <w:tcPr>
             <w:tcW w:w="0" w:type="auto"/>
+            <w:shd w:val="clear" w:color="auto" w:fill="FFFFFF"/>
+            <w:vAlign w:val="center"/>
+            <w:hideMark/>
+          </w:tcPr>
+          <w:p>
+            <w:pPr>
+              <w:spacing w:after="0" w:line="240" w:lineRule="auto"/>
+              <w:rPr>
+                <w:rFonts w:ascii="Times New Roman" w:eastAsia="Times New Roman" w:hAnsi="Times New Roman" w:cs="Times New Roman"/>
+                <w:sz w:val="24"/>
+                <w:szCs w:val="24"/>
+                <w:lang w:eastAsia="ru-RU"/>
+              </w:rPr>
+            </w:pPr>
+            <w:r>
+              <w:rPr>
+                <w:rFonts w:ascii="Times New Roman" w:eastAsia="Times New Roman" w:hAnsi="Times New Roman" w:cs="Times New Roman"/>
+                <w:sz w:val="24"/>
+                <w:szCs w:val="24"/>
+                <w:lang w:eastAsia="ru-RU"/>
+              </w:rPr>
+              <w:t>Ответ от систем</w:t>
+            </w:r>
+          </w:p>
+        </w:tc>
+        <w:tc>
+          <w:tcPr>
+            <w:tcW w:w="0" w:type="auto"/>
+            <w:shd w:val="clear" w:color="auto" w:fill="FFFFFF"/>
+            <w:vAlign w:val="center"/>
+            <w:hideMark/>
+          </w:tcPr>
+          <w:p>
+            <w:pPr>
+              <w:spacing w:after="0" w:line="240" w:lineRule="auto"/>
+              <w:rPr>
+                <w:rFonts w:ascii="Times New Roman" w:eastAsia="Times New Roman" w:hAnsi="Times New Roman" w:cs="Times New Roman"/>
+                <w:sz w:val="24"/>
+                <w:szCs w:val="24"/>
+                <w:lang w:eastAsia="ru-RU"/>
+              </w:rPr>
+            </w:pPr>
+            <w:r>
+              <w:rPr>
+                <w:rFonts w:ascii="Times New Roman" w:eastAsia="Times New Roman" w:hAnsi="Times New Roman" w:cs="Times New Roman"/>
+                <w:sz w:val="24"/>
+                <w:szCs w:val="24"/>
+                <w:lang w:eastAsia="ru-RU"/>
+              </w:rPr>
+              <w:t>Слой: Интеграция</w:t>
+            </w:r>
+          </w:p>
+        </w:tc>
+        <w:tc>
+          <w:tcPr>
+            <w:tcW w:w="0" w:type="auto"/>
+            <w:shd w:val="clear" w:color="auto" w:fill="FFFFFF"/>
+            <w:vAlign w:val="center"/>
+            <w:hideMark/>
+          </w:tcPr>
+          <w:p>
+            <w:pPr>
+              <w:spacing w:after="0" w:line="240" w:lineRule="auto"/>
+              <w:rPr>
+                <w:rFonts w:ascii="Times New Roman" w:eastAsia="Times New Roman" w:hAnsi="Times New Roman" w:cs="Times New Roman"/>
+                <w:sz w:val="24"/>
+                <w:szCs w:val="24"/>
+                <w:lang w:eastAsia="ru-RU"/>
+              </w:rPr>
+            </w:pPr>
+            <w:r>
+              <w:rPr>
+                <w:rFonts w:ascii="Times New Roman" w:eastAsia="Times New Roman" w:hAnsi="Times New Roman" w:cs="Times New Roman"/>
+                <w:sz w:val="24"/>
+                <w:szCs w:val="24"/>
+                <w:lang w:eastAsia="ru-RU"/>
+              </w:rPr>
+              <w:t>Слой: Агенты</w:t>
+            </w:r>
+          </w:p>
+        </w:tc>
+        <w:tc>
+          <w:tcPr>
+            <w:tcW w:w="0" w:type="auto"/>
+            <w:shd w:val="clear" w:color="auto" w:fill="FFFFFF"/>
+            <w:vAlign w:val="center"/>
+            <w:hideMark/>
+          </w:tcPr>
+          <w:p>
+            <w:pPr>
+              <w:spacing w:after="0" w:line="240" w:lineRule="auto"/>
+              <w:rPr>
+                <w:rFonts w:ascii="Times New Roman" w:eastAsia="Times New Roman" w:hAnsi="Times New Roman" w:cs="Times New Roman"/>
+                <w:sz w:val="24"/>
+                <w:szCs w:val="24"/>
+                <w:lang w:val="en-US" w:eastAsia="ru-RU"/>
+              </w:rPr>
+            </w:pPr>
+            <w:r>
+              <w:rPr>
+                <w:rFonts w:ascii="Times New Roman" w:eastAsia="Times New Roman" w:hAnsi="Times New Roman" w:cs="Times New Roman"/>
+                <w:sz w:val="24"/>
+                <w:szCs w:val="24"/>
+                <w:lang w:val="en-US" w:eastAsia="ru-RU"/>
+              </w:rPr>
+              <w:t>{tool_result, status: "success", data}</w:t>
+            </w:r>
+          </w:p>
+        </w:tc>
+        <w:tc>
+          <w:tcPr>
+            <w:tcW w:w="0" w:type="auto"/>
+            <w:shd w:val="clear" w:color="auto" w:fill="FFFFFF"/>
+            <w:vAlign w:val="center"/>
+            <w:hideMark/>
+          </w:tcPr>
+          <w:p>
+            <w:pPr>
+              <w:spacing w:after="0" w:line="240" w:lineRule="auto"/>
+              <w:rPr>
+                <w:rFonts w:ascii="Times New Roman" w:eastAsia="Times New Roman" w:hAnsi="Times New Roman" w:cs="Times New Roman"/>
+                <w:sz w:val="24"/>
+                <w:szCs w:val="24"/>
+                <w:lang w:eastAsia="ru-RU"/>
+              </w:rPr>
+            </w:pPr>
+            <w:r>
+              <w:rPr>
+                <w:rFonts w:ascii="Times New Roman" w:eastAsia="Times New Roman" w:hAnsi="Times New Roman" w:cs="Times New Roman"/>
+                <w:sz w:val="24"/>
+                <w:szCs w:val="24"/>
+                <w:lang w:eastAsia="ru-RU"/>
+              </w:rPr>
+              <w:t>Шаг 20. MCP Proxy возвращает агентам агрегированные результаты от всех вызванных корпоративных и внешних систем.</w:t>
+            </w:r>
+          </w:p>
+        </w:tc>
+        <w:tc>
+          <w:tcPr>
+            <w:tcW w:w="0" w:type="auto"/>
+            <w:shd w:val="clear" w:color="auto" w:fill="FFFFFF"/>
+            <w:vAlign w:val="center"/>
+            <w:hideMark/>
+          </w:tcPr>
+          <w:p>
+            <w:pPr>
+              <w:spacing w:after="0" w:line="240" w:lineRule="auto"/>
+              <w:rPr>
+                <w:rFonts w:ascii="Times New Roman" w:eastAsia="Times New Roman" w:hAnsi="Times New Roman" w:cs="Times New Roman"/>
+                <w:sz w:val="24"/>
+                <w:szCs w:val="24"/>
+                <w:lang w:eastAsia="ru-RU"/>
+              </w:rPr>
+            </w:pPr>
+            <w:r>
+              <w:rPr>
+                <w:rFonts w:ascii="Times New Roman" w:eastAsia="Times New Roman" w:hAnsi="Times New Roman" w:cs="Times New Roman"/>
+                <w:sz w:val="24"/>
+                <w:szCs w:val="24"/>
+                <w:lang w:eastAsia="ru-RU"/>
+              </w:rPr>
+              <w:t>Response</w:t>
+            </w:r>
+          </w:p>
+        </w:tc>
+        <w:tc>
+          <w:tcPr>
+            <w:tcW w:w="0" w:type="auto"/>
+            <w:shd w:val="clear" w:color="auto" w:fill="FFFFFF"/>
+            <w:vAlign w:val="center"/>
+            <w:hideMark/>
+          </w:tcPr>
+          <w:p>
+            <w:pPr>
+              <w:spacing w:after="0" w:line="240" w:lineRule="auto"/>
+              <w:rPr>
+                <w:rFonts w:ascii="Times New Roman" w:eastAsia="Times New Roman" w:hAnsi="Times New Roman" w:cs="Times New Roman"/>
+                <w:sz w:val="24"/>
+                <w:szCs w:val="24"/>
+                <w:lang w:eastAsia="ru-RU"/>
+              </w:rPr>
+            </w:pPr>
+            <w:r>
+              <w:rPr>
+                <w:rFonts w:ascii="Times New Roman" w:eastAsia="Times New Roman" w:hAnsi="Times New Roman" w:cs="Times New Roman"/>
+                <w:sz w:val="24"/>
+                <w:szCs w:val="24"/>
+                <w:lang w:eastAsia="ru-RU"/>
+              </w:rPr>
+              <w:t>MCP (HTTPS)</w:t>
+            </w:r>
+          </w:p>
+        </w:tc>
+        <w:tc>
+          <w:tcPr>
+            <w:tcW w:w="0" w:type="auto"/>
+            <w:shd w:val="clear" w:color="auto" w:fill="FFFFFF"/>
+            <w:vAlign w:val="center"/>
+            <w:hideMark/>
+          </w:tcPr>
+          <w:p>
+            <w:pPr>
+              <w:spacing w:after="0" w:line="240" w:lineRule="auto"/>
+              <w:rPr>
+                <w:rFonts w:ascii="Times New Roman" w:eastAsia="Times New Roman" w:hAnsi="Times New Roman" w:cs="Times New Roman"/>
+                <w:sz w:val="24"/>
+                <w:szCs w:val="24"/>
+                <w:lang w:eastAsia="ru-RU"/>
+              </w:rPr>
+            </w:pPr>
+            <w:r>
+              <w:rPr>
+                <w:rFonts w:ascii="Times New Roman" w:eastAsia="Times New Roman" w:hAnsi="Times New Roman" w:cs="Times New Roman"/>
+                <w:sz w:val="24"/>
+                <w:szCs w:val="24"/>
+                <w:lang w:eastAsia="ru-RU"/>
+              </w:rPr>
+              <w:t>~100 КБ</w:t>
+            </w:r>
+          </w:p>
+        </w:tc>
+      </w:tr>
+      <w:tr>
+        <w:trPr>
+          <w:tblCellSpacing w:w="15" w:type="dxa"/>
+        </w:trPr>
+        <w:tc>
+          <w:tcPr>
+            <w:tcW w:w="0" w:type="auto"/>
+            <w:shd w:val="clear" w:color="auto" w:fill="FFFFFF"/>
+            <w:vAlign w:val="center"/>
+            <w:hideMark/>
+          </w:tcPr>
+          <w:p>
+            <w:pPr>
+              <w:spacing w:after="0" w:line="240" w:lineRule="auto"/>
+              <w:rPr>
+                <w:rFonts w:ascii="Times New Roman" w:eastAsia="Times New Roman" w:hAnsi="Times New Roman" w:cs="Times New Roman"/>
+                <w:sz w:val="24"/>
+                <w:szCs w:val="24"/>
+                <w:lang w:eastAsia="ru-RU"/>
+              </w:rPr>
+            </w:pPr>
+            <w:r>
+              <w:rPr>
+                <w:rFonts w:ascii="Times New Roman" w:eastAsia="Times New Roman" w:hAnsi="Times New Roman" w:cs="Times New Roman"/>
+                <w:sz w:val="24"/>
+                <w:szCs w:val="24"/>
+                <w:lang w:eastAsia="ru-RU"/>
+              </w:rPr>
+              <w:t>П21</w:t>
+            </w:r>
+          </w:p>
+        </w:tc>
+        <w:tc>
+          <w:tcPr>
+            <w:tcW w:w="0" w:type="auto"/>
+            <w:shd w:val="clear" w:color="auto" w:fill="FFFFFF"/>
+            <w:vAlign w:val="center"/>
+            <w:hideMark/>
+          </w:tcPr>
+          <w:p>
+            <w:pPr>
+              <w:spacing w:after="0" w:line="240" w:lineRule="auto"/>
+              <w:rPr>
+                <w:rFonts w:ascii="Times New Roman" w:eastAsia="Times New Roman" w:hAnsi="Times New Roman" w:cs="Times New Roman"/>
+                <w:sz w:val="24"/>
+                <w:szCs w:val="24"/>
+                <w:lang w:eastAsia="ru-RU"/>
+              </w:rPr>
+            </w:pPr>
+            <w:r>
+              <w:rPr>
+                <w:rFonts w:ascii="Times New Roman" w:eastAsia="Times New Roman" w:hAnsi="Times New Roman" w:cs="Times New Roman"/>
+                <w:sz w:val="24"/>
+                <w:szCs w:val="24"/>
+                <w:lang w:eastAsia="ru-RU"/>
+              </w:rPr>
+              <w:t xml:space="preserve">Трассировка и </w:t>
+            </w:r>
+            <w:proofErr w:type="spellStart"/>
+            <w:r>
+              <w:rPr>
+                <w:rFonts w:ascii="Times New Roman" w:eastAsia="Times New Roman" w:hAnsi="Times New Roman" w:cs="Times New Roman"/>
+                <w:sz w:val="24"/>
+                <w:szCs w:val="24"/>
+                <w:lang w:eastAsia="ru-RU"/>
+              </w:rPr>
+              <w:t>логи</w:t>
+            </w:r>
+            <w:proofErr w:type="spellEnd"/>
+            <w:r>
+              <w:rPr>
+                <w:rFonts w:ascii="Times New Roman" w:eastAsia="Times New Roman" w:hAnsi="Times New Roman" w:cs="Times New Roman"/>
+                <w:sz w:val="24"/>
+                <w:szCs w:val="24"/>
+                <w:lang w:eastAsia="ru-RU"/>
+              </w:rPr>
+              <w:t xml:space="preserve"> (итог)</w:t>
+            </w:r>
+          </w:p>
+        </w:tc>
+        <w:tc>
+          <w:tcPr>
+            <w:tcW w:w="0" w:type="auto"/>
+            <w:shd w:val="clear" w:color="auto" w:fill="FFFFFF"/>
+            <w:vAlign w:val="center"/>
+            <w:hideMark/>
+          </w:tcPr>
+          <w:p>
+            <w:pPr>
+              <w:spacing w:after="0" w:line="240" w:lineRule="auto"/>
+              <w:rPr>
+                <w:rFonts w:ascii="Times New Roman" w:eastAsia="Times New Roman" w:hAnsi="Times New Roman" w:cs="Times New Roman"/>
+                <w:sz w:val="24"/>
+                <w:szCs w:val="24"/>
+                <w:lang w:eastAsia="ru-RU"/>
+              </w:rPr>
+            </w:pPr>
+            <w:r>
+              <w:rPr>
+                <w:rFonts w:ascii="Times New Roman" w:eastAsia="Times New Roman" w:hAnsi="Times New Roman" w:cs="Times New Roman"/>
+                <w:sz w:val="24"/>
+                <w:szCs w:val="24"/>
+                <w:lang w:eastAsia="ru-RU"/>
+              </w:rPr>
+              <w:t>Слой: Агенты</w:t>
+            </w:r>
+          </w:p>
+        </w:tc>
+        <w:tc>
+          <w:tcPr>
+            <w:tcW w:w="0" w:type="auto"/>
+            <w:shd w:val="clear" w:color="auto" w:fill="FFFFFF"/>
+            <w:vAlign w:val="center"/>
+            <w:hideMark/>
+          </w:tcPr>
+          <w:p>
+            <w:pPr>
+              <w:spacing w:after="0" w:line="240" w:lineRule="auto"/>
+              <w:rPr>
+                <w:rFonts w:ascii="Times New Roman" w:eastAsia="Times New Roman" w:hAnsi="Times New Roman" w:cs="Times New Roman"/>
+                <w:sz w:val="24"/>
+                <w:szCs w:val="24"/>
+                <w:lang w:eastAsia="ru-RU"/>
+              </w:rPr>
+            </w:pPr>
+            <w:r>
+              <w:rPr>
+                <w:rFonts w:ascii="Times New Roman" w:eastAsia="Times New Roman" w:hAnsi="Times New Roman" w:cs="Times New Roman"/>
+                <w:sz w:val="24"/>
+                <w:szCs w:val="24"/>
+                <w:lang w:eastAsia="ru-RU"/>
+              </w:rPr>
+              <w:t>Слой: Наблюдаемость</w:t>
+            </w:r>
+          </w:p>
+        </w:tc>
+        <w:tc>
+          <w:tcPr>
+            <w:tcW w:w="0" w:type="auto"/>
+            <w:shd w:val="clear" w:color="auto" w:fill="FFFFFF"/>
+            <w:vAlign w:val="center"/>
+            <w:hideMark/>
+          </w:tcPr>
+          <w:p>
+            <w:pPr>
+              <w:spacing w:after="0" w:line="240" w:lineRule="auto"/>
+              <w:rPr>
+                <w:rFonts w:ascii="Times New Roman" w:eastAsia="Times New Roman" w:hAnsi="Times New Roman" w:cs="Times New Roman"/>
+                <w:sz w:val="24"/>
+                <w:szCs w:val="24"/>
+                <w:lang w:val="en-US" w:eastAsia="ru-RU"/>
+              </w:rPr>
+            </w:pPr>
+            <w:r>
+              <w:rPr>
+                <w:rFonts w:ascii="Times New Roman" w:eastAsia="Times New Roman" w:hAnsi="Times New Roman" w:cs="Times New Roman"/>
+                <w:sz w:val="24"/>
+                <w:szCs w:val="24"/>
+                <w:lang w:val="en-US" w:eastAsia="ru-RU"/>
+              </w:rPr>
+              <w:t>{</w:t>
+            </w:r>
+            <w:proofErr w:type="spellStart"/>
+            <w:r>
+              <w:rPr>
+                <w:rFonts w:ascii="Times New Roman" w:eastAsia="Times New Roman" w:hAnsi="Times New Roman" w:cs="Times New Roman"/>
+                <w:sz w:val="24"/>
+                <w:szCs w:val="24"/>
+                <w:lang w:val="en-US" w:eastAsia="ru-RU"/>
+              </w:rPr>
+              <w:t>trace_id</w:t>
+            </w:r>
+            <w:proofErr w:type="spellEnd"/>
+            <w:r>
+              <w:rPr>
+                <w:rFonts w:ascii="Times New Roman" w:eastAsia="Times New Roman" w:hAnsi="Times New Roman" w:cs="Times New Roman"/>
+                <w:sz w:val="24"/>
+                <w:szCs w:val="24"/>
+                <w:lang w:val="en-US" w:eastAsia="ru-RU"/>
+              </w:rPr>
+              <w:t xml:space="preserve">, </w:t>
+            </w:r>
+            <w:proofErr w:type="spellStart"/>
+            <w:r>
+              <w:rPr>
+                <w:rFonts w:ascii="Times New Roman" w:eastAsia="Times New Roman" w:hAnsi="Times New Roman" w:cs="Times New Roman"/>
+                <w:sz w:val="24"/>
+                <w:szCs w:val="24"/>
+                <w:lang w:val="en-US" w:eastAsia="ru-RU"/>
+              </w:rPr>
+              <w:t>tool_calls</w:t>
+            </w:r>
+            <w:proofErr w:type="spellEnd"/>
+            <w:r>
+              <w:rPr>
+                <w:rFonts w:ascii="Times New Roman" w:eastAsia="Times New Roman" w:hAnsi="Times New Roman" w:cs="Times New Roman"/>
+                <w:sz w:val="24"/>
+                <w:szCs w:val="24"/>
+                <w:lang w:val="en-US" w:eastAsia="ru-RU"/>
+              </w:rPr>
+              <w:t xml:space="preserve">, eval_results, latency, </w:t>
+            </w:r>
+            <w:proofErr w:type="spellStart"/>
+            <w:r>
+              <w:rPr>
+                <w:rFonts w:ascii="Times New Roman" w:eastAsia="Times New Roman" w:hAnsi="Times New Roman" w:cs="Times New Roman"/>
+                <w:sz w:val="24"/>
+                <w:szCs w:val="24"/>
+                <w:lang w:val="en-US" w:eastAsia="ru-RU"/>
+              </w:rPr>
+              <w:t>token_cost</w:t>
+            </w:r>
+            <w:proofErr w:type="spellEnd"/>
+            <w:r>
+              <w:rPr>
+                <w:rFonts w:ascii="Times New Roman" w:eastAsia="Times New Roman" w:hAnsi="Times New Roman" w:cs="Times New Roman"/>
+                <w:sz w:val="24"/>
+                <w:szCs w:val="24"/>
+                <w:lang w:val="en-US" w:eastAsia="ru-RU"/>
+              </w:rPr>
+              <w:t>}</w:t>
+            </w:r>
+          </w:p>
+        </w:tc>
+        <w:tc>
+          <w:tcPr>
+            <w:tcW w:w="0" w:type="auto"/>
+            <w:shd w:val="clear" w:color="auto" w:fill="FFFFFF"/>
+            <w:vAlign w:val="center"/>
+            <w:hideMark/>
+          </w:tcPr>
+          <w:p>
+            <w:pPr>
+              <w:spacing w:after="0" w:line="240" w:lineRule="auto"/>
+              <w:rPr>
+                <w:rFonts w:ascii="Times New Roman" w:eastAsia="Times New Roman" w:hAnsi="Times New Roman" w:cs="Times New Roman"/>
+                <w:sz w:val="24"/>
+                <w:szCs w:val="24"/>
+                <w:lang w:eastAsia="ru-RU"/>
+              </w:rPr>
+            </w:pPr>
+            <w:r>
+              <w:rPr>
+                <w:rFonts w:ascii="Times New Roman" w:eastAsia="Times New Roman" w:hAnsi="Times New Roman" w:cs="Times New Roman"/>
+                <w:sz w:val="24"/>
+                <w:szCs w:val="24"/>
+                <w:lang w:eastAsia="ru-RU"/>
+              </w:rPr>
+              <w:t xml:space="preserve">Шаг 21. По завершении действия агент отправляет структурированные </w:t>
+            </w:r>
+            <w:proofErr w:type="spellStart"/>
+            <w:r>
+              <w:rPr>
+                <w:rFonts w:ascii="Times New Roman" w:eastAsia="Times New Roman" w:hAnsi="Times New Roman" w:cs="Times New Roman"/>
+                <w:sz w:val="24"/>
+                <w:szCs w:val="24"/>
+                <w:lang w:eastAsia="ru-RU"/>
+              </w:rPr>
+              <w:t>логи</w:t>
+            </w:r>
+            <w:proofErr w:type="spellEnd"/>
+            <w:r>
+              <w:rPr>
+                <w:rFonts w:ascii="Times New Roman" w:eastAsia="Times New Roman" w:hAnsi="Times New Roman" w:cs="Times New Roman"/>
+                <w:sz w:val="24"/>
+                <w:szCs w:val="24"/>
+                <w:lang w:eastAsia="ru-RU"/>
+              </w:rPr>
+              <w:t>, результаты evals и трассировку для анализа качества.</w:t>
+            </w:r>
+          </w:p>
+        </w:tc>
+        <w:tc>
+          <w:tcPr>
+            <w:tcW w:w="0" w:type="auto"/>
+            <w:shd w:val="clear" w:color="auto" w:fill="FFFFFF"/>
+            <w:vAlign w:val="center"/>
+            <w:hideMark/>
+          </w:tcPr>
+          <w:p>
+            <w:pPr>
+              <w:spacing w:after="0" w:line="240" w:lineRule="auto"/>
+              <w:rPr>
+                <w:rFonts w:ascii="Times New Roman" w:eastAsia="Times New Roman" w:hAnsi="Times New Roman" w:cs="Times New Roman"/>
+                <w:sz w:val="24"/>
+                <w:szCs w:val="24"/>
+                <w:lang w:eastAsia="ru-RU"/>
+              </w:rPr>
+            </w:pPr>
+            <w:proofErr w:type="spellStart"/>
+            <w:r>
+              <w:rPr>
+                <w:rFonts w:ascii="Times New Roman" w:eastAsia="Times New Roman" w:hAnsi="Times New Roman" w:cs="Times New Roman"/>
+                <w:sz w:val="24"/>
+                <w:szCs w:val="24"/>
+                <w:lang w:eastAsia="ru-RU"/>
+              </w:rPr>
+              <w:t>Event</w:t>
+            </w:r>
+            <w:proofErr w:type="spellEnd"/>
+          </w:p>
+        </w:tc>
+        <w:tc>
+          <w:tcPr>
+            <w:tcW w:w="0" w:type="auto"/>
+            <w:shd w:val="clear" w:color="auto" w:fill="FFFFFF"/>
+            <w:vAlign w:val="center"/>
+            <w:hideMark/>
+          </w:tcPr>
+          <w:p>
+            <w:pPr>
+              <w:spacing w:after="0" w:line="240" w:lineRule="auto"/>
+              <w:rPr>
+                <w:rFonts w:ascii="Times New Roman" w:eastAsia="Times New Roman" w:hAnsi="Times New Roman" w:cs="Times New Roman"/>
+                <w:sz w:val="24"/>
+                <w:szCs w:val="24"/>
+                <w:lang w:eastAsia="ru-RU"/>
+              </w:rPr>
+            </w:pPr>
+            <w:r>
+              <w:rPr>
+                <w:rFonts w:ascii="Times New Roman" w:eastAsia="Times New Roman" w:hAnsi="Times New Roman" w:cs="Times New Roman"/>
+                <w:sz w:val="24"/>
+                <w:szCs w:val="24"/>
+                <w:lang w:eastAsia="ru-RU"/>
+              </w:rPr>
+              <w:t xml:space="preserve">HTTPS / </w:t>
+            </w:r>
+            <w:proofErr w:type="spellStart"/>
+            <w:r>
+              <w:rPr>
+                <w:rFonts w:ascii="Times New Roman" w:eastAsia="Times New Roman" w:hAnsi="Times New Roman" w:cs="Times New Roman"/>
+                <w:sz w:val="24"/>
+                <w:szCs w:val="24"/>
+                <w:lang w:eastAsia="ru-RU"/>
+              </w:rPr>
+              <w:t>OTel</w:t>
+            </w:r>
+            <w:proofErr w:type="spellEnd"/>
+          </w:p>
+        </w:tc>
+        <w:tc>
+          <w:tcPr>
+            <w:tcW w:w="0" w:type="auto"/>
+            <w:shd w:val="clear" w:color="auto" w:fill="FFFFFF"/>
+            <w:vAlign w:val="center"/>
+            <w:hideMark/>
+          </w:tcPr>
+          <w:p>
+            <w:pPr>
+              <w:spacing w:after="0" w:line="240" w:lineRule="auto"/>
+              <w:rPr>
+                <w:rFonts w:ascii="Times New Roman" w:eastAsia="Times New Roman" w:hAnsi="Times New Roman" w:cs="Times New Roman"/>
+                <w:sz w:val="24"/>
+                <w:szCs w:val="24"/>
+                <w:lang w:eastAsia="ru-RU"/>
+              </w:rPr>
+            </w:pPr>
+            <w:r>
+              <w:rPr>
+                <w:rFonts w:ascii="Times New Roman" w:eastAsia="Times New Roman" w:hAnsi="Times New Roman" w:cs="Times New Roman"/>
+                <w:sz w:val="24"/>
+                <w:szCs w:val="24"/>
+                <w:lang w:eastAsia="ru-RU"/>
+              </w:rPr>
+              <w:t>~10–50 КБ</w:t>
+            </w:r>
+          </w:p>
+        </w:tc>
+      </w:tr>
+      <w:tr>
+        <w:trPr>
+          <w:tblCellSpacing w:w="15" w:type="dxa"/>
+        </w:trPr>
+        <w:tc>
+          <w:tcPr>
+            <w:tcW w:w="0" w:type="auto"/>
+            <w:shd w:val="clear" w:color="auto" w:fill="FFFFFF"/>
+            <w:vAlign w:val="center"/>
+            <w:hideMark/>
+          </w:tcPr>
+          <w:p>
+            <w:pPr>
+              <w:spacing w:after="0" w:line="240" w:lineRule="auto"/>
+              <w:rPr>
+                <w:rFonts w:ascii="Times New Roman" w:eastAsia="Times New Roman" w:hAnsi="Times New Roman" w:cs="Times New Roman"/>
+                <w:sz w:val="24"/>
+                <w:szCs w:val="24"/>
+                <w:lang w:eastAsia="ru-RU"/>
+              </w:rPr>
+            </w:pPr>
+            <w:r>
+              <w:rPr>
+                <w:rFonts w:ascii="Times New Roman" w:eastAsia="Times New Roman" w:hAnsi="Times New Roman" w:cs="Times New Roman"/>
+                <w:sz w:val="24"/>
+                <w:szCs w:val="24"/>
+                <w:lang w:eastAsia="ru-RU"/>
+              </w:rPr>
+              <w:t>П22</w:t>
+            </w:r>
+          </w:p>
+        </w:tc>
+        <w:tc>
+          <w:tcPr>
+            <w:tcW w:w="0" w:type="auto"/>
+            <w:shd w:val="clear" w:color="auto" w:fill="FFFFFF"/>
+            <w:vAlign w:val="center"/>
+            <w:hideMark/>
+          </w:tcPr>
+          <w:p>
+            <w:pPr>
+              <w:spacing w:after="0" w:line="240" w:lineRule="auto"/>
+              <w:rPr>
+                <w:rFonts w:ascii="Times New Roman" w:eastAsia="Times New Roman" w:hAnsi="Times New Roman" w:cs="Times New Roman"/>
+                <w:sz w:val="24"/>
+                <w:szCs w:val="24"/>
+                <w:lang w:eastAsia="ru-RU"/>
+              </w:rPr>
+            </w:pPr>
+            <w:r>
+              <w:rPr>
+                <w:rFonts w:ascii="Times New Roman" w:eastAsia="Times New Roman" w:hAnsi="Times New Roman" w:cs="Times New Roman"/>
+                <w:sz w:val="24"/>
+                <w:szCs w:val="24"/>
+                <w:lang w:eastAsia="ru-RU"/>
+              </w:rPr>
+              <w:t>Результат обработки</w:t>
+            </w:r>
+          </w:p>
+        </w:tc>
+        <w:tc>
+          <w:tcPr>
+            <w:tcW w:w="0" w:type="auto"/>
+            <w:shd w:val="clear" w:color="auto" w:fill="FFFFFF"/>
+            <w:vAlign w:val="center"/>
+            <w:hideMark/>
+          </w:tcPr>
+          <w:p>
+            <w:pPr>
+              <w:spacing w:after="0" w:line="240" w:lineRule="auto"/>
+              <w:rPr>
+                <w:rFonts w:ascii="Times New Roman" w:eastAsia="Times New Roman" w:hAnsi="Times New Roman" w:cs="Times New Roman"/>
+                <w:sz w:val="24"/>
+                <w:szCs w:val="24"/>
+                <w:lang w:eastAsia="ru-RU"/>
+              </w:rPr>
+            </w:pPr>
+            <w:r>
+              <w:rPr>
+                <w:rFonts w:ascii="Times New Roman" w:eastAsia="Times New Roman" w:hAnsi="Times New Roman" w:cs="Times New Roman"/>
+                <w:sz w:val="24"/>
+                <w:szCs w:val="24"/>
+                <w:lang w:eastAsia="ru-RU"/>
+              </w:rPr>
+              <w:t>Слой: Агенты</w:t>
+            </w:r>
+          </w:p>
+        </w:tc>
+        <w:tc>
+          <w:tcPr>
+            <w:tcW w:w="0" w:type="auto"/>
+            <w:shd w:val="clear" w:color="auto" w:fill="FFFFFF"/>
+            <w:vAlign w:val="center"/>
+            <w:hideMark/>
+          </w:tcPr>
+          <w:p>
+            <w:pPr>
+              <w:spacing w:after="0" w:line="240" w:lineRule="auto"/>
+              <w:rPr>
+                <w:rFonts w:ascii="Times New Roman" w:eastAsia="Times New Roman" w:hAnsi="Times New Roman" w:cs="Times New Roman"/>
+                <w:sz w:val="24"/>
+                <w:szCs w:val="24"/>
+                <w:lang w:eastAsia="ru-RU"/>
+              </w:rPr>
+            </w:pPr>
+            <w:r>
+              <w:rPr>
+                <w:rFonts w:ascii="Times New Roman" w:eastAsia="Times New Roman" w:hAnsi="Times New Roman" w:cs="Times New Roman"/>
+                <w:sz w:val="24"/>
+                <w:szCs w:val="24"/>
+                <w:lang w:eastAsia="ru-RU"/>
+              </w:rPr>
+              <w:t>Слой: Оркестратор</w:t>
+            </w:r>
+          </w:p>
+        </w:tc>
+        <w:tc>
+          <w:tcPr>
+            <w:tcW w:w="0" w:type="auto"/>
+            <w:shd w:val="clear" w:color="auto" w:fill="FFFFFF"/>
+            <w:vAlign w:val="center"/>
+            <w:hideMark/>
+          </w:tcPr>
+          <w:p>
+            <w:pPr>
+              <w:spacing w:after="0" w:line="240" w:lineRule="auto"/>
+              <w:rPr>
+                <w:rFonts w:ascii="Times New Roman" w:eastAsia="Times New Roman" w:hAnsi="Times New Roman" w:cs="Times New Roman"/>
+                <w:sz w:val="24"/>
+                <w:szCs w:val="24"/>
+                <w:lang w:val="en-US" w:eastAsia="ru-RU"/>
+              </w:rPr>
+            </w:pPr>
+            <w:r>
+              <w:rPr>
+                <w:rFonts w:ascii="Times New Roman" w:eastAsia="Times New Roman" w:hAnsi="Times New Roman" w:cs="Times New Roman"/>
+                <w:sz w:val="24"/>
+                <w:szCs w:val="24"/>
+                <w:lang w:val="en-US" w:eastAsia="ru-RU"/>
+              </w:rPr>
+              <w:t>A2A: {task_id, result, evidence_bundle, eval_results}</w:t>
+            </w:r>
+          </w:p>
+        </w:tc>
+        <w:tc>
+          <w:tcPr>
+            <w:tcW w:w="0" w:type="auto"/>
+            <w:shd w:val="clear" w:color="auto" w:fill="FFFFFF"/>
+            <w:vAlign w:val="center"/>
+            <w:hideMark/>
+          </w:tcPr>
+          <w:p>
+            <w:pPr>
+              <w:spacing w:after="0" w:line="240" w:lineRule="auto"/>
+              <w:rPr>
+                <w:rFonts w:ascii="Times New Roman" w:eastAsia="Times New Roman" w:hAnsi="Times New Roman" w:cs="Times New Roman"/>
+                <w:sz w:val="24"/>
+                <w:szCs w:val="24"/>
+                <w:lang w:eastAsia="ru-RU"/>
+              </w:rPr>
+            </w:pPr>
+            <w:r>
+              <w:rPr>
+                <w:rFonts w:ascii="Times New Roman" w:eastAsia="Times New Roman" w:hAnsi="Times New Roman" w:cs="Times New Roman"/>
+                <w:sz w:val="24"/>
+                <w:szCs w:val="24"/>
+                <w:lang w:eastAsia="ru-RU"/>
+              </w:rPr>
+              <w:t>Шаг 22. Агенты возвращают Оркестратору результаты обработки с полным Evidence Bundle (контракт завершения).</w:t>
+            </w:r>
+          </w:p>
+        </w:tc>
+        <w:tc>
+          <w:tcPr>
+            <w:tcW w:w="0" w:type="auto"/>
+            <w:shd w:val="clear" w:color="auto" w:fill="FFFFFF"/>
+            <w:vAlign w:val="center"/>
+            <w:hideMark/>
+          </w:tcPr>
+          <w:p>
+            <w:pPr>
+              <w:spacing w:after="0" w:line="240" w:lineRule="auto"/>
+              <w:rPr>
+                <w:rFonts w:ascii="Times New Roman" w:eastAsia="Times New Roman" w:hAnsi="Times New Roman" w:cs="Times New Roman"/>
+                <w:sz w:val="24"/>
+                <w:szCs w:val="24"/>
+                <w:lang w:eastAsia="ru-RU"/>
+              </w:rPr>
+            </w:pPr>
+            <w:r>
+              <w:rPr>
+                <w:rFonts w:ascii="Times New Roman" w:eastAsia="Times New Roman" w:hAnsi="Times New Roman" w:cs="Times New Roman"/>
+                <w:sz w:val="24"/>
+                <w:szCs w:val="24"/>
+                <w:lang w:eastAsia="ru-RU"/>
+              </w:rPr>
+              <w:t>Response</w:t>
+            </w:r>
+          </w:p>
+        </w:tc>
+        <w:tc>
+          <w:tcPr>
+            <w:tcW w:w="0" w:type="auto"/>
+            <w:shd w:val="clear" w:color="auto" w:fill="FFFFFF"/>
+            <w:vAlign w:val="center"/>
+            <w:hideMark/>
+          </w:tcPr>
+          <w:p>
+            <w:pPr>
+              <w:spacing w:after="0" w:line="240" w:lineRule="auto"/>
+              <w:rPr>
+                <w:rFonts w:ascii="Times New Roman" w:eastAsia="Times New Roman" w:hAnsi="Times New Roman" w:cs="Times New Roman"/>
+                <w:sz w:val="24"/>
+                <w:szCs w:val="24"/>
+                <w:lang w:eastAsia="ru-RU"/>
+              </w:rPr>
+            </w:pPr>
+            <w:r>
+              <w:rPr>
+                <w:rFonts w:ascii="Times New Roman" w:eastAsia="Times New Roman" w:hAnsi="Times New Roman" w:cs="Times New Roman"/>
+                <w:sz w:val="24"/>
+                <w:szCs w:val="24"/>
+                <w:lang w:eastAsia="ru-RU"/>
+              </w:rPr>
+              <w:t>A2A (JSON-RPC)</w:t>
+            </w:r>
+          </w:p>
+        </w:tc>
+        <w:tc>
+          <w:tcPr>
+            <w:tcW w:w="0" w:type="auto"/>
+            <w:shd w:val="clear" w:color="auto" w:fill="FFFFFF"/>
+            <w:vAlign w:val="center"/>
+            <w:hideMark/>
+          </w:tcPr>
+          <w:p>
+            <w:pPr>
+              <w:spacing w:after="0" w:line="240" w:lineRule="auto"/>
+              <w:rPr>
+                <w:rFonts w:ascii="Times New Roman" w:eastAsia="Times New Roman" w:hAnsi="Times New Roman" w:cs="Times New Roman"/>
+                <w:sz w:val="24"/>
+                <w:szCs w:val="24"/>
+                <w:lang w:eastAsia="ru-RU"/>
+              </w:rPr>
+            </w:pPr>
+            <w:r>
+              <w:rPr>
+                <w:rFonts w:ascii="Times New Roman" w:eastAsia="Times New Roman" w:hAnsi="Times New Roman" w:cs="Times New Roman"/>
+                <w:sz w:val="24"/>
+                <w:szCs w:val="24"/>
+                <w:lang w:eastAsia="ru-RU"/>
+              </w:rPr>
+              <w:t>~100 КБ</w:t>
+            </w:r>
+          </w:p>
+        </w:tc>
+      </w:tr>
+      <w:tr>
+        <w:trPr>
+          <w:tblCellSpacing w:w="15" w:type="dxa"/>
+        </w:trPr>
+        <w:tc>
+          <w:tcPr>
+            <w:tcW w:w="0" w:type="auto"/>
+            <w:shd w:val="clear" w:color="auto" w:fill="FFFFFF"/>
+            <w:vAlign w:val="center"/>
+            <w:hideMark/>
+          </w:tcPr>
+          <w:p>
+            <w:pPr>
+              <w:spacing w:after="0" w:line="240" w:lineRule="auto"/>
+              <w:rPr>
+                <w:rFonts w:ascii="Times New Roman" w:eastAsia="Times New Roman" w:hAnsi="Times New Roman" w:cs="Times New Roman"/>
+                <w:sz w:val="24"/>
+                <w:szCs w:val="24"/>
+                <w:lang w:eastAsia="ru-RU"/>
+              </w:rPr>
+            </w:pPr>
+            <w:r>
+              <w:rPr>
+                <w:rFonts w:ascii="Times New Roman" w:eastAsia="Times New Roman" w:hAnsi="Times New Roman" w:cs="Times New Roman"/>
+                <w:sz w:val="24"/>
+                <w:szCs w:val="24"/>
+                <w:lang w:eastAsia="ru-RU"/>
+              </w:rPr>
+              <w:t>П23</w:t>
+            </w:r>
+          </w:p>
+        </w:tc>
+        <w:tc>
+          <w:tcPr>
+            <w:tcW w:w="0" w:type="auto"/>
+            <w:shd w:val="clear" w:color="auto" w:fill="FFFFFF"/>
+            <w:vAlign w:val="center"/>
+            <w:hideMark/>
+          </w:tcPr>
+          <w:p>
+            <w:pPr>
+              <w:spacing w:after="0" w:line="240" w:lineRule="auto"/>
+              <w:rPr>
+                <w:rFonts w:ascii="Times New Roman" w:eastAsia="Times New Roman" w:hAnsi="Times New Roman" w:cs="Times New Roman"/>
+                <w:sz w:val="24"/>
+                <w:szCs w:val="24"/>
+                <w:lang w:eastAsia="ru-RU"/>
+              </w:rPr>
+            </w:pPr>
+            <w:proofErr w:type="spellStart"/>
+            <w:r>
+              <w:rPr>
+                <w:rFonts w:ascii="Times New Roman" w:eastAsia="Times New Roman" w:hAnsi="Times New Roman" w:cs="Times New Roman"/>
+                <w:sz w:val="24"/>
+                <w:szCs w:val="24"/>
+                <w:lang w:eastAsia="ru-RU"/>
+              </w:rPr>
+              <w:t>Дашборды</w:t>
+            </w:r>
+            <w:proofErr w:type="spellEnd"/>
+            <w:r>
+              <w:rPr>
+                <w:rFonts w:ascii="Times New Roman" w:eastAsia="Times New Roman" w:hAnsi="Times New Roman" w:cs="Times New Roman"/>
+                <w:sz w:val="24"/>
+                <w:szCs w:val="24"/>
+                <w:lang w:eastAsia="ru-RU"/>
+              </w:rPr>
+              <w:t xml:space="preserve"> и </w:t>
+            </w:r>
+            <w:proofErr w:type="spellStart"/>
+            <w:r>
+              <w:rPr>
+                <w:rFonts w:ascii="Times New Roman" w:eastAsia="Times New Roman" w:hAnsi="Times New Roman" w:cs="Times New Roman"/>
+                <w:sz w:val="24"/>
+                <w:szCs w:val="24"/>
+                <w:lang w:eastAsia="ru-RU"/>
+              </w:rPr>
+              <w:t>алерты</w:t>
+            </w:r>
+            <w:proofErr w:type="spellEnd"/>
+          </w:p>
+        </w:tc>
+        <w:tc>
+          <w:tcPr>
+            <w:tcW w:w="0" w:type="auto"/>
+            <w:shd w:val="clear" w:color="auto" w:fill="FFFFFF"/>
+            <w:vAlign w:val="center"/>
+            <w:hideMark/>
+          </w:tcPr>
+          <w:p>
+            <w:pPr>
+              <w:spacing w:after="0" w:line="240" w:lineRule="auto"/>
+              <w:rPr>
+                <w:rFonts w:ascii="Times New Roman" w:eastAsia="Times New Roman" w:hAnsi="Times New Roman" w:cs="Times New Roman"/>
+                <w:sz w:val="24"/>
+                <w:szCs w:val="24"/>
+                <w:lang w:eastAsia="ru-RU"/>
+              </w:rPr>
+            </w:pPr>
+            <w:r>
+              <w:rPr>
+                <w:rFonts w:ascii="Times New Roman" w:eastAsia="Times New Roman" w:hAnsi="Times New Roman" w:cs="Times New Roman"/>
+                <w:sz w:val="24"/>
+                <w:szCs w:val="24"/>
+                <w:lang w:eastAsia="ru-RU"/>
+              </w:rPr>
+              <w:t>Слой: Наблюдаемость</w:t>
+            </w:r>
+          </w:p>
+        </w:tc>
+        <w:tc>
+          <w:tcPr>
+            <w:tcW w:w="0" w:type="auto"/>
+            <w:shd w:val="clear" w:color="auto" w:fill="FFFFFF"/>
+            <w:vAlign w:val="center"/>
+            <w:hideMark/>
+          </w:tcPr>
+          <w:p>
+            <w:pPr>
+              <w:spacing w:after="0" w:line="240" w:lineRule="auto"/>
+              <w:rPr>
+                <w:rFonts w:ascii="Times New Roman" w:eastAsia="Times New Roman" w:hAnsi="Times New Roman" w:cs="Times New Roman"/>
+                <w:sz w:val="24"/>
+                <w:szCs w:val="24"/>
+                <w:lang w:eastAsia="ru-RU"/>
+              </w:rPr>
+            </w:pPr>
+            <w:r>
+              <w:rPr>
+                <w:rFonts w:ascii="Times New Roman" w:eastAsia="Times New Roman" w:hAnsi="Times New Roman" w:cs="Times New Roman"/>
+                <w:sz w:val="24"/>
+                <w:szCs w:val="24"/>
+                <w:lang w:eastAsia="ru-RU"/>
+              </w:rPr>
+              <w:t>Слой: Интерфейс (IDP UI)</w:t>
+            </w:r>
+          </w:p>
+        </w:tc>
+        <w:tc>
+          <w:tcPr>
+            <w:tcW w:w="0" w:type="auto"/>
+            <w:shd w:val="clear" w:color="auto" w:fill="FFFFFF"/>
+            <w:vAlign w:val="center"/>
+            <w:hideMark/>
+          </w:tcPr>
+          <w:p>
+            <w:pPr>
+              <w:spacing w:after="0" w:line="240" w:lineRule="auto"/>
+              <w:rPr>
+                <w:rFonts w:ascii="Times New Roman" w:eastAsia="Times New Roman" w:hAnsi="Times New Roman" w:cs="Times New Roman"/>
+                <w:sz w:val="24"/>
+                <w:szCs w:val="24"/>
+                <w:lang w:val="en-US" w:eastAsia="ru-RU"/>
+              </w:rPr>
+            </w:pPr>
+            <w:r>
+              <w:rPr>
+                <w:rFonts w:ascii="Times New Roman" w:eastAsia="Times New Roman" w:hAnsi="Times New Roman" w:cs="Times New Roman"/>
+                <w:sz w:val="24"/>
+                <w:szCs w:val="24"/>
+                <w:lang w:val="en-US" w:eastAsia="ru-RU"/>
+              </w:rPr>
+              <w:t>{</w:t>
+            </w:r>
+            <w:proofErr w:type="spellStart"/>
+            <w:r>
+              <w:rPr>
+                <w:rFonts w:ascii="Times New Roman" w:eastAsia="Times New Roman" w:hAnsi="Times New Roman" w:cs="Times New Roman"/>
+                <w:sz w:val="24"/>
+                <w:szCs w:val="24"/>
+                <w:lang w:val="en-US" w:eastAsia="ru-RU"/>
+              </w:rPr>
+              <w:t>dashboard_data</w:t>
+            </w:r>
+            <w:proofErr w:type="spellEnd"/>
+            <w:r>
+              <w:rPr>
+                <w:rFonts w:ascii="Times New Roman" w:eastAsia="Times New Roman" w:hAnsi="Times New Roman" w:cs="Times New Roman"/>
+                <w:sz w:val="24"/>
+                <w:szCs w:val="24"/>
+                <w:lang w:val="en-US" w:eastAsia="ru-RU"/>
+              </w:rPr>
+              <w:t xml:space="preserve">, </w:t>
+            </w:r>
+            <w:proofErr w:type="spellStart"/>
+            <w:r>
+              <w:rPr>
+                <w:rFonts w:ascii="Times New Roman" w:eastAsia="Times New Roman" w:hAnsi="Times New Roman" w:cs="Times New Roman"/>
+                <w:sz w:val="24"/>
+                <w:szCs w:val="24"/>
+                <w:lang w:val="en-US" w:eastAsia="ru-RU"/>
+              </w:rPr>
+              <w:t>guardian_alerts</w:t>
+            </w:r>
+            <w:proofErr w:type="spellEnd"/>
+            <w:r>
+              <w:rPr>
+                <w:rFonts w:ascii="Times New Roman" w:eastAsia="Times New Roman" w:hAnsi="Times New Roman" w:cs="Times New Roman"/>
+                <w:sz w:val="24"/>
+                <w:szCs w:val="24"/>
+                <w:lang w:val="en-US" w:eastAsia="ru-RU"/>
+              </w:rPr>
+              <w:t xml:space="preserve">, </w:t>
+            </w:r>
+            <w:proofErr w:type="spellStart"/>
+            <w:r>
+              <w:rPr>
+                <w:rFonts w:ascii="Times New Roman" w:eastAsia="Times New Roman" w:hAnsi="Times New Roman" w:cs="Times New Roman"/>
+                <w:sz w:val="24"/>
+                <w:szCs w:val="24"/>
+                <w:lang w:val="en-US" w:eastAsia="ru-RU"/>
+              </w:rPr>
+              <w:t>real_time_explainability</w:t>
+            </w:r>
+            <w:proofErr w:type="spellEnd"/>
+            <w:r>
+              <w:rPr>
+                <w:rFonts w:ascii="Times New Roman" w:eastAsia="Times New Roman" w:hAnsi="Times New Roman" w:cs="Times New Roman"/>
+                <w:sz w:val="24"/>
+                <w:szCs w:val="24"/>
+                <w:lang w:val="en-US" w:eastAsia="ru-RU"/>
+              </w:rPr>
+              <w:t>}</w:t>
+            </w:r>
+          </w:p>
+        </w:tc>
+        <w:tc>
+          <w:tcPr>
+            <w:tcW w:w="0" w:type="auto"/>
+            <w:shd w:val="clear" w:color="auto" w:fill="FFFFFF"/>
+            <w:vAlign w:val="center"/>
+            <w:hideMark/>
+          </w:tcPr>
+          <w:p>
+            <w:pPr>
+              <w:spacing w:after="0" w:line="240" w:lineRule="auto"/>
+              <w:rPr>
+                <w:rFonts w:ascii="Times New Roman" w:eastAsia="Times New Roman" w:hAnsi="Times New Roman" w:cs="Times New Roman"/>
+                <w:sz w:val="24"/>
+                <w:szCs w:val="24"/>
+                <w:lang w:eastAsia="ru-RU"/>
+              </w:rPr>
+            </w:pPr>
+            <w:r>
+              <w:rPr>
+                <w:rFonts w:ascii="Times New Roman" w:eastAsia="Times New Roman" w:hAnsi="Times New Roman" w:cs="Times New Roman"/>
+                <w:sz w:val="24"/>
+                <w:szCs w:val="24"/>
+                <w:lang w:eastAsia="ru-RU"/>
+              </w:rPr>
+              <w:t xml:space="preserve">Шаг 23. Система наблюдаемости визуализирует статус задач, Real-time Explainability и </w:t>
+            </w:r>
+            <w:proofErr w:type="spellStart"/>
+            <w:r>
+              <w:rPr>
+                <w:rFonts w:ascii="Times New Roman" w:eastAsia="Times New Roman" w:hAnsi="Times New Roman" w:cs="Times New Roman"/>
+                <w:sz w:val="24"/>
+                <w:szCs w:val="24"/>
+                <w:lang w:eastAsia="ru-RU"/>
+              </w:rPr>
+              <w:t>алерты</w:t>
+            </w:r>
+            <w:proofErr w:type="spellEnd"/>
+            <w:r>
+              <w:rPr>
+                <w:rFonts w:ascii="Times New Roman" w:eastAsia="Times New Roman" w:hAnsi="Times New Roman" w:cs="Times New Roman"/>
+                <w:sz w:val="24"/>
+                <w:szCs w:val="24"/>
+                <w:lang w:eastAsia="ru-RU"/>
+              </w:rPr>
+              <w:t xml:space="preserve"> Guardian Agent для администратора/HITL.</w:t>
+            </w:r>
+          </w:p>
+        </w:tc>
+        <w:tc>
+          <w:tcPr>
+            <w:tcW w:w="0" w:type="auto"/>
+            <w:shd w:val="clear" w:color="auto" w:fill="FFFFFF"/>
+            <w:vAlign w:val="center"/>
+            <w:hideMark/>
+          </w:tcPr>
+          <w:p>
+            <w:pPr>
+              <w:spacing w:after="0" w:line="240" w:lineRule="auto"/>
+              <w:rPr>
+                <w:rFonts w:ascii="Times New Roman" w:eastAsia="Times New Roman" w:hAnsi="Times New Roman" w:cs="Times New Roman"/>
+                <w:sz w:val="24"/>
+                <w:szCs w:val="24"/>
+                <w:lang w:eastAsia="ru-RU"/>
+              </w:rPr>
+            </w:pPr>
+            <w:r>
+              <w:rPr>
+                <w:rFonts w:ascii="Times New Roman" w:eastAsia="Times New Roman" w:hAnsi="Times New Roman" w:cs="Times New Roman"/>
+                <w:sz w:val="24"/>
+                <w:szCs w:val="24"/>
+                <w:lang w:eastAsia="ru-RU"/>
+              </w:rPr>
+              <w:t>Response</w:t>
+            </w:r>
+          </w:p>
+        </w:tc>
+        <w:tc>
+          <w:tcPr>
+            <w:tcW w:w="0" w:type="auto"/>
+            <w:shd w:val="clear" w:color="auto" w:fill="FFFFFF"/>
+            <w:vAlign w:val="center"/>
+            <w:hideMark/>
+          </w:tcPr>
+          <w:p>
+            <w:pPr>
+              <w:spacing w:after="0" w:line="240" w:lineRule="auto"/>
+              <w:rPr>
+                <w:rFonts w:ascii="Times New Roman" w:eastAsia="Times New Roman" w:hAnsi="Times New Roman" w:cs="Times New Roman"/>
+                <w:sz w:val="24"/>
+                <w:szCs w:val="24"/>
+                <w:lang w:eastAsia="ru-RU"/>
+              </w:rPr>
+            </w:pPr>
+            <w:r>
+              <w:rPr>
+                <w:rFonts w:ascii="Times New Roman" w:eastAsia="Times New Roman" w:hAnsi="Times New Roman" w:cs="Times New Roman"/>
+                <w:sz w:val="24"/>
+                <w:szCs w:val="24"/>
+                <w:lang w:eastAsia="ru-RU"/>
+              </w:rPr>
+              <w:t xml:space="preserve">HTTPS / </w:t>
+            </w:r>
+            <w:proofErr w:type="spellStart"/>
+            <w:r>
+              <w:rPr>
+                <w:rFonts w:ascii="Times New Roman" w:eastAsia="Times New Roman" w:hAnsi="Times New Roman" w:cs="Times New Roman"/>
+                <w:sz w:val="24"/>
+                <w:szCs w:val="24"/>
+                <w:lang w:eastAsia="ru-RU"/>
+              </w:rPr>
+              <w:t>WebSocket</w:t>
+            </w:r>
+            <w:proofErr w:type="spellEnd"/>
+          </w:p>
+        </w:tc>
+        <w:tc>
+          <w:tcPr>
+            <w:tcW w:w="0" w:type="auto"/>
+            <w:shd w:val="clear" w:color="auto" w:fill="FFFFFF"/>
+            <w:vAlign w:val="center"/>
+            <w:hideMark/>
+          </w:tcPr>
+          <w:p>
+            <w:pPr>
+              <w:spacing w:after="0" w:line="240" w:lineRule="auto"/>
+              <w:rPr>
+                <w:rFonts w:ascii="Times New Roman" w:eastAsia="Times New Roman" w:hAnsi="Times New Roman" w:cs="Times New Roman"/>
+                <w:sz w:val="24"/>
+                <w:szCs w:val="24"/>
+                <w:lang w:eastAsia="ru-RU"/>
+              </w:rPr>
+            </w:pPr>
+            <w:r>
+              <w:rPr>
+                <w:rFonts w:ascii="Times New Roman" w:eastAsia="Times New Roman" w:hAnsi="Times New Roman" w:cs="Times New Roman"/>
+                <w:sz w:val="24"/>
+                <w:szCs w:val="24"/>
+                <w:lang w:eastAsia="ru-RU"/>
+              </w:rPr>
+              <w:t>~20–100 КБ</w:t>
+            </w:r>
+          </w:p>
+        </w:tc>
+      </w:tr>
+      <w:tr>
+        <w:trPr>
+          <w:tblCellSpacing w:w="15" w:type="dxa"/>
+        </w:trPr>
+        <w:tc>
+          <w:tcPr>
+            <w:tcW w:w="0" w:type="auto"/>
+            <w:shd w:val="clear" w:color="auto" w:fill="FFFFFF"/>
+            <w:vAlign w:val="center"/>
+            <w:hideMark/>
+          </w:tcPr>
+          <w:p>
+            <w:pPr>
+              <w:spacing w:after="0" w:line="240" w:lineRule="auto"/>
+              <w:rPr>
+                <w:rFonts w:ascii="Times New Roman" w:eastAsia="Times New Roman" w:hAnsi="Times New Roman" w:cs="Times New Roman"/>
+                <w:sz w:val="24"/>
+                <w:szCs w:val="24"/>
+                <w:lang w:eastAsia="ru-RU"/>
+              </w:rPr>
+            </w:pPr>
+            <w:r>
+              <w:rPr>
+                <w:rFonts w:ascii="Times New Roman" w:eastAsia="Times New Roman" w:hAnsi="Times New Roman" w:cs="Times New Roman"/>
+                <w:sz w:val="24"/>
+                <w:szCs w:val="24"/>
+                <w:lang w:eastAsia="ru-RU"/>
+              </w:rPr>
+              <w:t>П24</w:t>
+            </w:r>
+          </w:p>
+        </w:tc>
+        <w:tc>
+          <w:tcPr>
+            <w:tcW w:w="0" w:type="auto"/>
+            <w:shd w:val="clear" w:color="auto" w:fill="FFFFFF"/>
             <w:vAlign w:val="center"/>
             <w:hideMark/>
           </w:tcPr>
@@ -9159,6 +10158,7 @@
         <w:tc>
           <w:tcPr>
             <w:tcW w:w="0" w:type="auto"/>
+            <w:shd w:val="clear" w:color="auto" w:fill="FFFFFF"/>
             <w:vAlign w:val="center"/>
             <w:hideMark/>
           </w:tcPr>
@@ -9186,6 +10186,7 @@
         <w:tc>
           <w:tcPr>
             <w:tcW w:w="0" w:type="auto"/>
+            <w:shd w:val="clear" w:color="auto" w:fill="FFFFFF"/>
             <w:vAlign w:val="center"/>
             <w:hideMark/>
           </w:tcPr>
@@ -9213,6 +10214,7 @@
         <w:tc>
           <w:tcPr>
             <w:tcW w:w="0" w:type="auto"/>
+            <w:shd w:val="clear" w:color="auto" w:fill="FFFFFF"/>
             <w:vAlign w:val="center"/>
             <w:hideMark/>
           </w:tcPr>
@@ -9249,33 +10251,35 @@
         <w:tc>
           <w:tcPr>
             <w:tcW w:w="0" w:type="auto"/>
-            <w:vAlign w:val="center"/>
-            <w:hideMark/>
-          </w:tcPr>
-          <w:p>
-            <w:pPr>
-              <w:spacing w:after="0" w:line="240" w:lineRule="auto"/>
-              <w:rPr>
-                <w:rFonts w:ascii="Times New Roman" w:eastAsia="Times New Roman" w:hAnsi="Times New Roman" w:cs="Times New Roman"/>
-                <w:sz w:val="24"/>
-                <w:szCs w:val="24"/>
-                <w:lang w:eastAsia="ru-RU"/>
-              </w:rPr>
-            </w:pPr>
-            <w:r>
-              <w:rPr>
-                <w:rFonts w:ascii="Times New Roman" w:eastAsia="Times New Roman" w:hAnsi="Times New Roman" w:cs="Times New Roman"/>
-                <w:sz w:val="24"/>
-                <w:szCs w:val="24"/>
-                <w:lang w:eastAsia="ru-RU"/>
-              </w:rPr>
-              <w:t>Новый поток. IDP Portal визуализирует решение с объяснением для менеджера.</w:t>
-            </w:r>
-          </w:p>
-        </w:tc>
-        <w:tc>
-          <w:tcPr>
-            <w:tcW w:w="0" w:type="auto"/>
+            <w:shd w:val="clear" w:color="auto" w:fill="FFFFFF"/>
+            <w:vAlign w:val="center"/>
+            <w:hideMark/>
+          </w:tcPr>
+          <w:p>
+            <w:pPr>
+              <w:spacing w:after="0" w:line="240" w:lineRule="auto"/>
+              <w:rPr>
+                <w:rFonts w:ascii="Times New Roman" w:eastAsia="Times New Roman" w:hAnsi="Times New Roman" w:cs="Times New Roman"/>
+                <w:sz w:val="24"/>
+                <w:szCs w:val="24"/>
+                <w:lang w:eastAsia="ru-RU"/>
+              </w:rPr>
+            </w:pPr>
+            <w:r>
+              <w:rPr>
+                <w:rFonts w:ascii="Times New Roman" w:eastAsia="Times New Roman" w:hAnsi="Times New Roman" w:cs="Times New Roman"/>
+                <w:sz w:val="24"/>
+                <w:szCs w:val="24"/>
+                <w:lang w:eastAsia="ru-RU"/>
+              </w:rPr>
+              <w:t>Шаг 24. IDP Portal визуализирует финальное решение с объяснением для менеджера, замыкая бизнес-цикл.</w:t>
+            </w:r>
+          </w:p>
+        </w:tc>
+        <w:tc>
+          <w:tcPr>
+            <w:tcW w:w="0" w:type="auto"/>
+            <w:shd w:val="clear" w:color="auto" w:fill="FFFFFF"/>
             <w:vAlign w:val="center"/>
             <w:hideMark/>
           </w:tcPr>
@@ -9303,6 +10307,7 @@
         <w:tc>
           <w:tcPr>
             <w:tcW w:w="0" w:type="auto"/>
+            <w:shd w:val="clear" w:color="auto" w:fill="FFFFFF"/>
             <w:vAlign w:val="center"/>
             <w:hideMark/>
           </w:tcPr>
@@ -9330,6 +10335,7 @@
         <w:tc>
           <w:tcPr>
             <w:tcW w:w="0" w:type="auto"/>
+            <w:shd w:val="clear" w:color="auto" w:fill="FFFFFF"/>
             <w:vAlign w:val="center"/>
             <w:hideMark/>
           </w:tcPr>
@@ -9471,10 +10477,10 @@
           <w:lang w:eastAsia="ru-RU"/>
         </w:rPr>
         <w:drawing>
-          <wp:inline distT="0" distB="0" distL="0" distR="0" wp14:anchorId="7DC22990">
-            <wp:extent cx="11772265" cy="7437755"/>
-            <wp:effectExtent l="0" t="0" r="635" b="0"/>
-            <wp:docPr id="2" name="Рисунок 2"/>
+          <wp:inline distT="0" distB="0" distL="0" distR="0" wp14:anchorId="639C890A" wp14:editId="17AA262E">
+            <wp:extent cx="9829800" cy="8943975"/>
+            <wp:effectExtent l="0" t="0" r="0" b="9525"/>
+            <wp:docPr id="4" name="Рисунок 4"/>
             <wp:cNvGraphicFramePr>
               <a:graphicFrameLocks xmlns:a="http://schemas.openxmlformats.org/drawingml/2006/main" noChangeAspect="1"/>
             </wp:cNvGraphicFramePr>
@@ -9503,7 +10509,7 @@
                   <pic:spPr bwMode="auto">
                     <a:xfrm>
                       <a:off x="0" y="0"/>
-                      <a:ext cx="11772265" cy="7437755"/>
+                      <a:ext cx="9829800" cy="8943975"/>
                     </a:xfrm>
                     <a:prstGeom prst="rect">
                       <a:avLst/>
@@ -9515,6 +10521,17 @@
             </a:graphic>
           </wp:inline>
         </w:drawing>
+      </w:r>
+      <w:r>
+        <w:rPr>
+          <w:rFonts w:ascii="Times New Roman" w:eastAsia="Times New Roman" w:hAnsi="Times New Roman" w:cs="Times New Roman"/>
+          <w:b/>
+          <w:bCs/>
+          <w:sz w:val="24"/>
+          <w:szCs w:val="24"/>
+          <w:lang w:eastAsia="ru-RU"/>
+        </w:rPr>
+        <w:br w:type="textWrapping" w:clear="all"/>
       </w:r>
     </w:p>
     <w:p>
